--- a/DOCS/IJAMT/autocam_1_IJAMT_rev2.docx
+++ b/DOCS/IJAMT/autocam_1_IJAMT_rev2.docx
@@ -718,7 +718,7 @@
       </w:r>
       <w:r>
         <w:rPr/>
-        <w:t>, used for both stock and tool, consisting of two flat arrays. Columns are addressed by the linear index i = x + y*W, i.e. row-major with X varying fastest, and both arrays follow that order:</w:t>
+        <w:t>, used for both stock and tool, consisting of two flat arrays. Columns are addressed by the linear index i=x+y*W, i.e. row-major with X varying fastest, and both arrays follow that order:</w:t>
       </w:r>
     </w:p>
     <w:p>
@@ -917,7 +917,21 @@
           <w:b w:val="false"/>
           <w:bCs w:val="false"/>
         </w:rPr>
-        <w:t>Compactness: storage is proportional to the number of transitions, that is, to how often the columns cross the boundary, and not to the enclosed volume. A field averaging c transitions per column costs c*W*H integers where a dense grid would cost W*H*D occupancy values, a saving of a factor D/c. For c ≈ 2–4 and the depths typical of a milling stock this is two to three orders of magnitude, and it does not grow as the part becomes more massive, only as its surface becomes more intricate (absolute figures for the reference stock of §5.2 are given in §6.3).</w:t>
+        <w:t xml:space="preserve">Compactness: storage is proportional to the number of transitions, that is, to how often the columns cross the boundary, and not to the enclosed volume. A field averaging c transitions per column costs c*W*H integers where a dense grid would cost W*H*D occupancy values, a saving of a factor D/c. For c ≈ 2 </w:t>
+      </w:r>
+      <w:r>
+        <w:rPr>
+          <w:b w:val="false"/>
+          <w:bCs w:val="false"/>
+        </w:rPr>
+        <w:t xml:space="preserve">to </w:t>
+      </w:r>
+      <w:r>
+        <w:rPr>
+          <w:b w:val="false"/>
+          <w:bCs w:val="false"/>
+        </w:rPr>
+        <w:t>4 and the depths typical of a milling stock this is two to three orders of magnitude, and it does not grow as the part becomes more massive, only as its surface becomes more intricate (absolute figures for the reference stock of §5.2 are given in §6.3).</w:t>
       </w:r>
     </w:p>
     <w:p>
@@ -1039,7 +1053,7 @@
       </w:pPr>
       <w:r>
         <w:rPr/>
-        <w:t>The naive simulator advances the tool along the segment in fixed jog steps and stamps the whole tool at each of them, one Boolean-difference dispatch per step, subtracting the tool at that position from the stock. The step s is a fixed distance in voxel units along the segment, independent of the segment's direction and length. A segment of length L thus costs approximately L/s dispatches. This approach has two sources of inefficiency. First, the dispatches overlap: consecutive positions differ by s while the tool footprint is many voxels wide, so every column under the tool is read, merged and rewritten several times over, even though only the first of those passes typically removes material. Second, the sampling is visible in the result: between two stamps the tool is never evaluated, so for s &gt; 1 the carved floor exhibits a stepped profile (Fig. 2a). Because the stamper is a union of stamps, refining the step can only add positions to that union, never remove any; its removed volume grows monotonically as s shrinks, approaching the continuous cut from below in removed volume. §4.6 discusses how the single-pass swept subtraction relates to that limit and to the stamper.</w:t>
+        <w:t>The naive simulator advances the tool along the segment in fixed jog steps and stamps the whole tool at each of them, one Boolean-difference dispatch per step, subtracting the tool at that position from the stock. The step s is a fixed distance in voxel units along the segment, independent of the segment's direction and length. A segment of length L thus costs approximately L/s dispatches. This approach has two sources of inefficiency. First, the dispatches overlap: consecutive positions differ by s while the tool footprint is many voxels wide, so every column under the tool is read, merged and rewritten several times over, even though only the first of those passes typically removes material. Second, the sampling is visible in the result: between two stamps the tool is never evaluated, so for s&gt;1 the carved floor exhibits a stepped profile (Fig. 2a). Because the stamper is a union of stamps, refining the step can only add positions to that union, never remove any; its removed volume grows monotonically as s shrinks, approaching the continuous cut from below in removed volume. §4.6 discusses how the single-pass swept subtraction relates to that limit and to the stamper.</w:t>
       </w:r>
     </w:p>
     <w:p>
@@ -1505,7 +1519,15 @@
       </w:pPr>
       <w:r>
         <w:rPr/>
-        <w:t>The dispatch (§4.3) covers the axis-aligned bounding box (AABB) of the two tool-centre endpoints, dilated by the tool footprint (Fig. 4a). For an axis-aligned move, that AABB already equals the swept band, but for a diagonal move of length L it is approximately (0.7L + F)² columns while the tool sweeps only approximately L*F, so most of the dispatch falls outside the band. Every over-covered column still rewrites its entire allocated slot count for a no-op, because the shader had no early-out before its write-back (Fig. 4b). In-air rapid (G0) moves are the same: the tool is above the stock, so every column is a no-op that still rewrites its slots (Fig. 4c).</w:t>
+        <w:t>The dispatch (§4.3) covers the axis-aligned bounding box (AABB) of the two tool-centre endpoints, dilated by the tool footprint (Fig. 4a). For an axis-aligned move, that AABB already equals the swept band, but for a diagonal move of length L it is approximately (0.7L+F)</w:t>
+      </w:r>
+      <w:r>
+        <w:rPr/>
+        <w:t>^2</w:t>
+      </w:r>
+      <w:r>
+        <w:rPr/>
+        <w:t xml:space="preserve"> columns while the tool sweeps only approximately L*F, so most of the dispatch falls outside the band. Every over-covered column still rewrites its entire allocated slot count for a no-op, because the shader had no early-out before its write-back (Fig. 4b). In-air rapid (G0) moves are the same: the tool is above the stock, so every column is a no-op that still rewrites its slots (Fig. 4c).</w:t>
       </w:r>
     </w:p>
     <w:p>
@@ -1603,7 +1625,7 @@
       </w:pPr>
       <w:r>
         <w:rPr/>
-        <w:t>The solution is a single early-out in the shader (§4.4): before the merge and write-back, the shader returns when the tool never covers the column, which is the case of Fig. 4a, or when the removed interval lies entirely outside the stock's Z-range, the case of Fig. 4c. The column is left untouched, which is correct because it is unchanged, and its write traffic vanishes. This is what makes over-dispatched diagonals and in-air rapids cheap; axis-aligned dispatches are fully covered, so the test never pays there and costs up to 11 % (§6.1).</w:t>
+        <w:t>The solution is a single early-out in the shader (§4.4): before the merge and write-back, the shader returns when the tool never covers the column, which is the case of Fig. 4a, or when the removed interval lies entirely outside the stock's Z-range, the case of Fig. 4c. The column is left untouched, which is correct because it is unchanged, and its write traffic vanishes. This is what makes over-dispatched diagonals and in-air rapids cheap; axis-aligned dispatches are fully covered, so the test never pays there and costs up to 11% (§6.1).</w:t>
       </w:r>
     </w:p>
     <w:p>
@@ -1683,7 +1705,7 @@
       </w:r>
       <w:r>
         <w:rPr/>
-        <w:t xml:space="preserve"> = 8 × 8 × 1, so 64 threads per workgroup). Each thread reads its </w:t>
+        <w:t xml:space="preserve"> = 8×8×1, so 64 threads per workgroup). Each thread reads its </w:t>
       </w:r>
       <w:r>
         <w:rPr>
@@ -1731,7 +1753,7 @@
       </w:r>
       <w:r>
         <w:rPr/>
-        <w:t xml:space="preserve">, of W * H * </w:t>
+        <w:t>, of W*H*</w:t>
       </w:r>
       <w:r>
         <w:rPr>
@@ -1761,7 +1783,7 @@
       </w:r>
       <w:r>
         <w:rPr/>
-        <w:t xml:space="preserve"> slots at offset (x + y * W) * </w:t>
+        <w:t xml:space="preserve"> slots at offset (x+y*W)*</w:t>
       </w:r>
       <w:r>
         <w:rPr>
@@ -1803,7 +1825,89 @@
       </w:r>
       <w:r>
         <w:rPr/>
-        <w:t>chosen as a safe upper bound</w:t>
+        <w:t>chosen as a safe upp</w:t>
+      </w:r>
+      <w:r>
+        <w:rPr>
+          <w:rFonts w:ascii="Arial" w:hAnsi="Arial"/>
+        </w:rPr>
+        <w:t>er bound</w:t>
+      </w:r>
+      <w:r>
+        <w:rPr>
+          <w:rFonts w:eastAsia="Arial" w:cs="" w:ascii="Arial" w:hAnsi="Arial" w:cstheme="minorBidi" w:eastAsiaTheme="minorHAnsi"/>
+          <w:color w:val="auto"/>
+          <w:kern w:val="0"/>
+          <w:sz w:val="24"/>
+          <w:szCs w:val="24"/>
+          <w:lang w:val="en-US" w:eastAsia="en-US" w:bidi="ar-SA"/>
+        </w:rPr>
+        <w:t xml:space="preserve">. </w:t>
+      </w:r>
+      <w:r>
+        <w:rPr>
+          <w:rStyle w:val="SourceText"/>
+          <w:rFonts w:eastAsia="Arial" w:cs="" w:ascii="Arial" w:hAnsi="Arial" w:cstheme="minorBidi" w:eastAsiaTheme="minorHAnsi"/>
+          <w:color w:val="auto"/>
+          <w:kern w:val="0"/>
+          <w:sz w:val="24"/>
+          <w:szCs w:val="24"/>
+          <w:lang w:val="en-US" w:eastAsia="en-US" w:bidi="ar-SA"/>
+        </w:rPr>
+        <w:t>A column crosses the boundary only a handful of times (§2), and even complex parts rarely exceed a few dozen transitions, so a fixed stride of 32 slots covers</w:t>
+      </w:r>
+      <w:r>
+        <w:rPr>
+          <w:rFonts w:eastAsia="Arial" w:cs="" w:ascii="Arial" w:hAnsi="Arial" w:cstheme="minorBidi" w:eastAsiaTheme="minorHAnsi"/>
+          <w:color w:val="auto"/>
+          <w:kern w:val="0"/>
+          <w:sz w:val="24"/>
+          <w:szCs w:val="24"/>
+          <w:lang w:val="en-US" w:eastAsia="en-US" w:bidi="ar-SA"/>
+        </w:rPr>
+        <w:t xml:space="preserve"> th</w:t>
+      </w:r>
+      <w:r>
+        <w:rPr>
+          <w:rFonts w:ascii="Arial" w:hAnsi="Arial"/>
+        </w:rPr>
+        <w:t>e vast majority of p</w:t>
+      </w:r>
+      <w:r>
+        <w:rPr/>
+        <w:t xml:space="preserve">ractical cases while keeping memory access patterns regular and predictable. Occupancy queries read only the first </w:t>
+      </w:r>
+      <w:r>
+        <w:rPr>
+          <w:rStyle w:val="VerbatimChar"/>
+          <w:rFonts w:ascii="Liberation Mono" w:hAnsi="Liberation Mono"/>
+        </w:rPr>
+        <w:t>obj1_dataNum[i]</w:t>
+      </w:r>
+      <w:r>
+        <w:rPr/>
+        <w:t xml:space="preserve"> slots of a column, but the write-back covers the whole stride: the merge writes the new transitions and then zeroes the remaining slots. Every column the shader does not skip therefore costs a full stride of write traffic, which is what the early-out of §3.6 avoids and what §6.4 measures directly.</w:t>
+      </w:r>
+    </w:p>
+    <w:p>
+      <w:pPr>
+        <w:pStyle w:val="BodyText"/>
+        <w:jc w:val="both"/>
+        <w:rPr/>
+      </w:pPr>
+      <w:r>
+        <w:rPr/>
+        <w:t xml:space="preserve">The stride is not overflow-guarded. If a column would produce more than </w:t>
+      </w:r>
+      <w:r>
+        <w:rPr>
+          <w:rFonts w:ascii="Liberation Mono" w:hAnsi="Liberation Mono"/>
+        </w:rPr>
+        <w:t>MAX_TRANSITIONS</w:t>
+      </w:r>
+      <w:r>
+        <w:rPr/>
+        <w:t xml:space="preserve"> transitions the merge stops there, the surplus is dropped, and the truncated list is written back with its count; the failure is a localised loss of geometry in that column, silent and non-propagating, with the rest of the carve unaffected (§7).</w:t>
       </w:r>
       <w:r>
         <w:rPr>
@@ -1814,7 +1918,7 @@
           <w:szCs w:val="24"/>
           <w:lang w:val="en-US" w:eastAsia="en-US" w:bidi="ar-SA"/>
         </w:rPr>
-        <w:t xml:space="preserve">. </w:t>
+        <w:t xml:space="preserve"> </w:t>
       </w:r>
       <w:r>
         <w:rPr>
@@ -1826,65 +1930,19 @@
           <w:szCs w:val="24"/>
           <w:lang w:val="en-US" w:eastAsia="en-US" w:bidi="ar-SA"/>
         </w:rPr>
-        <w:t>A column crosses the boundary only a handful of times (§2), and even complex parts rarely exceed a few dozen transitions, so a fixed stride of 32 slots covers</w:t>
-      </w:r>
-      <w:r>
-        <w:rPr>
-          <w:rFonts w:eastAsia="Arial" w:cs="" w:cstheme="minorBidi" w:eastAsiaTheme="minorHAnsi"/>
+        <w:t xml:space="preserve">The margin is generous, but a column needing more than </w:t>
+      </w:r>
+      <w:r>
+        <w:rPr>
+          <w:rStyle w:val="SourceText"/>
+          <w:rFonts w:eastAsia="Arial" w:cs="" w:ascii="Liberation Mono" w:hAnsi="Liberation Mono" w:cstheme="minorBidi" w:eastAsiaTheme="minorHAnsi"/>
           <w:color w:val="auto"/>
           <w:kern w:val="0"/>
           <w:sz w:val="24"/>
           <w:szCs w:val="24"/>
           <w:lang w:val="en-US" w:eastAsia="en-US" w:bidi="ar-SA"/>
         </w:rPr>
-        <w:t xml:space="preserve"> th</w:t>
-      </w:r>
-      <w:r>
-        <w:rPr/>
-        <w:t xml:space="preserve">e vast majority of practical cases while keeping memory access patterns regular and predictable. Occupancy queries read only the first </w:t>
-      </w:r>
-      <w:r>
-        <w:rPr>
-          <w:rStyle w:val="VerbatimChar"/>
-          <w:rFonts w:ascii="Liberation Mono" w:hAnsi="Liberation Mono"/>
-        </w:rPr>
-        <w:t>obj1_dataNum[i]</w:t>
-      </w:r>
-      <w:r>
-        <w:rPr/>
-        <w:t xml:space="preserve"> slots of a column, but the write-back covers the whole stride: the merge writes the new transitions and then zeroes the remaining slots. Every column the shader does not skip therefore costs a full stride of write traffic, which is what the early-out of §3.6 avoids and what §6.4 measures directly.</w:t>
-      </w:r>
-    </w:p>
-    <w:p>
-      <w:pPr>
-        <w:pStyle w:val="BodyText"/>
-        <w:jc w:val="both"/>
-        <w:rPr/>
-      </w:pPr>
-      <w:r>
-        <w:rPr/>
-        <w:t xml:space="preserve">The stride is not overflow-guarded. If a column would produce more than </w:t>
-      </w:r>
-      <w:r>
-        <w:rPr>
-          <w:rFonts w:ascii="Liberation Mono" w:hAnsi="Liberation Mono"/>
-        </w:rPr>
         <w:t>MAX_TRANSITIONS</w:t>
-      </w:r>
-      <w:r>
-        <w:rPr/>
-        <w:t xml:space="preserve"> transitions the merge stops there, the surplus is dropped, and the truncated list is written back with its count; the failure is a localised loss of geometry in that column, silent and non-propagating, with the rest of the carve unaffected (§7).</w:t>
-      </w:r>
-      <w:r>
-        <w:rPr>
-          <w:rFonts w:eastAsia="Arial" w:cs="" w:cstheme="minorBidi" w:eastAsiaTheme="minorHAnsi"/>
-          <w:color w:val="auto"/>
-          <w:kern w:val="0"/>
-          <w:sz w:val="24"/>
-          <w:szCs w:val="24"/>
-          <w:lang w:val="en-US" w:eastAsia="en-US" w:bidi="ar-SA"/>
-        </w:rPr>
-        <w:t xml:space="preserve"> </w:t>
       </w:r>
       <w:r>
         <w:rPr>
@@ -1896,19 +1954,43 @@
           <w:szCs w:val="24"/>
           <w:lang w:val="en-US" w:eastAsia="en-US" w:bidi="ar-SA"/>
         </w:rPr>
-        <w:t xml:space="preserve">The margin is generous, but a column needing more than </w:t>
-      </w:r>
-      <w:r>
-        <w:rPr>
-          <w:rStyle w:val="SourceText"/>
-          <w:rFonts w:eastAsia="Arial" w:cs="" w:ascii="Liberation Mono" w:hAnsi="Liberation Mono" w:cstheme="minorBidi" w:eastAsiaTheme="minorHAnsi"/>
+        <w:t xml:space="preserve"> transitions would be clipped rather than detected</w:t>
+      </w:r>
+      <w:r>
+        <w:rPr>
+          <w:rFonts w:eastAsia="Arial" w:cs="" w:cstheme="minorBidi" w:eastAsiaTheme="minorHAnsi"/>
           <w:color w:val="auto"/>
           <w:kern w:val="0"/>
           <w:sz w:val="24"/>
           <w:szCs w:val="24"/>
           <w:lang w:val="en-US" w:eastAsia="en-US" w:bidi="ar-SA"/>
         </w:rPr>
-        <w:t>MAX_TRANSITIONS</w:t>
+        <w:t xml:space="preserve">. We </w:t>
+      </w:r>
+      <w:r>
+        <w:rPr/>
+        <w:t>did not implement detection because none of the geometries we target approaches the bound, and inputs at that extreme are outside the scope of this work; it would be near-free to add, since the merge loop already tests the stride bound at every iteration and a flag would cost one atomic write on a branch that is never taken in normal operation.</w:t>
+      </w:r>
+    </w:p>
+    <w:p>
+      <w:pPr>
+        <w:pStyle w:val="BodyText"/>
+        <w:jc w:val="both"/>
+        <w:rPr/>
+      </w:pPr>
+      <w:bookmarkEnd w:id="15"/>
+      <w:r>
+        <w:rPr>
+          <w:rStyle w:val="SourceText"/>
+          <w:rFonts w:ascii="Arial" w:hAnsi="Arial"/>
+        </w:rPr>
+        <w:t xml:space="preserve">The tool is uploaded once as a compact </w:t>
+      </w:r>
+      <w:r>
+        <w:rPr>
+          <w:rStyle w:val="SourceText"/>
+        </w:rPr>
+        <w:t>(</w:t>
       </w:r>
       <w:r>
         <w:rPr>
@@ -1920,36 +2002,13 @@
           <w:szCs w:val="24"/>
           <w:lang w:val="en-US" w:eastAsia="en-US" w:bidi="ar-SA"/>
         </w:rPr>
-        <w:t xml:space="preserve"> transitions would be clipped rather than detected</w:t>
-      </w:r>
-      <w:r>
-        <w:rPr>
-          <w:rFonts w:eastAsia="Arial" w:cs="" w:cstheme="minorBidi" w:eastAsiaTheme="minorHAnsi"/>
-          <w:color w:val="auto"/>
-          <w:kern w:val="0"/>
-          <w:sz w:val="24"/>
-          <w:szCs w:val="24"/>
-          <w:lang w:val="en-US" w:eastAsia="en-US" w:bidi="ar-SA"/>
-        </w:rPr>
-        <w:t xml:space="preserve">. We </w:t>
-      </w:r>
-      <w:r>
-        <w:rPr/>
-        <w:t>did not implement detection because none of the geometries we target approaches the bound, and inputs at that extreme are outside the scope of this work; it would be near-free to add, since the merge loop already tests the stride bound at every iteration and a flag would cost one atomic write on a branch that is never taken in normal operation.</w:t>
-      </w:r>
-    </w:p>
-    <w:p>
-      <w:pPr>
-        <w:pStyle w:val="BodyText"/>
-        <w:jc w:val="both"/>
-        <w:rPr/>
-      </w:pPr>
-      <w:bookmarkEnd w:id="15"/>
+        <w:t>compressedData</w:t>
+      </w:r>
       <w:r>
         <w:rPr>
           <w:rStyle w:val="SourceText"/>
         </w:rPr>
-        <w:t>The tool is uploaded once as a compact (</w:t>
+        <w:t xml:space="preserve">, </w:t>
       </w:r>
       <w:r>
         <w:rPr>
@@ -1961,188 +2020,177 @@
           <w:szCs w:val="24"/>
           <w:lang w:val="en-US" w:eastAsia="en-US" w:bidi="ar-SA"/>
         </w:rPr>
-        <w:t>compressedData</w:t>
+        <w:t>prefixSumData</w:t>
       </w:r>
       <w:r>
         <w:rPr>
           <w:rStyle w:val="SourceText"/>
         </w:rPr>
+        <w:t xml:space="preserve">) </w:t>
+      </w:r>
+      <w:r>
+        <w:rPr>
+          <w:rStyle w:val="SourceText"/>
+          <w:rFonts w:ascii="Arial" w:hAnsi="Arial"/>
+        </w:rPr>
+        <w:t>pair and never mutates.</w:t>
+      </w:r>
+    </w:p>
+    <w:p>
+      <w:pPr>
+        <w:pStyle w:val="Heading3"/>
+        <w:jc w:val="both"/>
+        <w:rPr>
+          <w:color w:val="auto"/>
+        </w:rPr>
+      </w:pPr>
+      <w:bookmarkStart w:id="16" w:name="Xa25e2162b75bf9c3c6d82c58e3971be5394c6af"/>
+      <w:r>
+        <w:rPr>
+          <w:color w:val="auto"/>
+        </w:rPr>
+        <w:t>4.3 Dispatch: mapping threads onto the XY grid</w:t>
+      </w:r>
+    </w:p>
+    <w:p>
+      <w:pPr>
+        <w:pStyle w:val="FirstParagraph"/>
+        <w:jc w:val="both"/>
+        <w:rPr/>
+      </w:pPr>
+      <w:r>
+        <w:rPr/>
+        <w:t>For each segment the host computes the swept bounding box, i.e. the AABB of the two tool-centre endpoints dilated by the tool half-footprint F/2, then clamps it so that it addresses only columns in [0, W) × [0, H), since a segment near an edge of the stock, or one passing outside it altogether, would otherwise dilate past the grid. This gives an origin (</w:t>
+      </w:r>
+      <w:r>
+        <w:rPr>
+          <w:rFonts w:ascii="Liberation Mono" w:hAnsi="Liberation Mono"/>
+        </w:rPr>
+        <w:t>baseX</w:t>
+      </w:r>
+      <w:r>
+        <w:rPr/>
         <w:t xml:space="preserve">, </w:t>
       </w:r>
       <w:r>
         <w:rPr>
-          <w:rStyle w:val="SourceText"/>
-          <w:rFonts w:eastAsia="Arial" w:cs="" w:cstheme="minorBidi" w:eastAsiaTheme="minorHAnsi"/>
-          <w:color w:val="auto"/>
-          <w:kern w:val="0"/>
-          <w:sz w:val="24"/>
-          <w:szCs w:val="24"/>
-          <w:lang w:val="en-US" w:eastAsia="en-US" w:bidi="ar-SA"/>
-        </w:rPr>
-        <w:t>prefixSumData</w:t>
-      </w:r>
-      <w:r>
-        <w:rPr>
-          <w:rStyle w:val="SourceText"/>
-        </w:rPr>
-        <w:t>) pair and never mutates.</w:t>
-      </w:r>
-    </w:p>
-    <w:p>
-      <w:pPr>
-        <w:pStyle w:val="Heading3"/>
-        <w:jc w:val="both"/>
-        <w:rPr>
-          <w:color w:val="auto"/>
-        </w:rPr>
-      </w:pPr>
-      <w:bookmarkStart w:id="16" w:name="Xa25e2162b75bf9c3c6d82c58e3971be5394c6af"/>
-      <w:r>
-        <w:rPr>
-          <w:color w:val="auto"/>
-        </w:rPr>
-        <w:t>4.3 Dispatch: mapping threads onto the XY grid</w:t>
-      </w:r>
-    </w:p>
-    <w:p>
-      <w:pPr>
-        <w:pStyle w:val="FirstParagraph"/>
-        <w:jc w:val="both"/>
-        <w:rPr/>
-      </w:pPr>
-      <w:r>
-        <w:rPr/>
-        <w:t>For each segment the host computes the swept bounding box, i.e. the AABB of the two tool-centre endpoints dilated by the tool half-footprint F/2, then clamps it so that it addresses only columns in [0, W) × [0, H), since a segment near an edge of the stock, or one passing outside it altogether, would otherwise dilate past the grid. This gives an origin (</w:t>
-      </w:r>
-      <w:r>
-        <w:rPr>
           <w:rFonts w:ascii="Liberation Mono" w:hAnsi="Liberation Mono"/>
         </w:rPr>
+        <w:t>baseY</w:t>
+      </w:r>
+      <w:r>
+        <w:rPr/>
+        <w:t>) and a size (</w:t>
+      </w:r>
+      <w:r>
+        <w:rPr>
+          <w:rFonts w:ascii="Liberation Mono" w:hAnsi="Liberation Mono"/>
+        </w:rPr>
+        <w:t>bboxW</w:t>
+      </w:r>
+      <w:r>
+        <w:rPr/>
+        <w:t xml:space="preserve">, </w:t>
+      </w:r>
+      <w:r>
+        <w:rPr>
+          <w:rFonts w:ascii="Liberation Mono" w:hAnsi="Liberation Mono"/>
+        </w:rPr>
+        <w:t>bboxH</w:t>
+      </w:r>
+      <w:r>
+        <w:rPr/>
+        <w:t>) that address existing columns only (Fig. 5a). The implementation reads the two tool extents (</w:t>
+      </w:r>
+      <w:r>
+        <w:rPr>
+          <w:rFonts w:ascii="Liberation Mono" w:hAnsi="Liberation Mono"/>
+        </w:rPr>
+        <w:t>w2</w:t>
+      </w:r>
+      <w:r>
+        <w:rPr/>
+        <w:t xml:space="preserve">/2, </w:t>
+      </w:r>
+      <w:r>
+        <w:rPr>
+          <w:rFonts w:ascii="Liberation Mono" w:hAnsi="Liberation Mono"/>
+        </w:rPr>
+        <w:t>h2</w:t>
+      </w:r>
+      <w:r>
+        <w:rPr/>
+        <w:t>/2) separately only because the same structure also holds the non-square stock. It then dispatches ⌈</w:t>
+      </w:r>
+      <w:r>
+        <w:rPr>
+          <w:rFonts w:ascii="Liberation Mono" w:hAnsi="Liberation Mono"/>
+        </w:rPr>
+        <w:t>bboxW</w:t>
+      </w:r>
+      <w:r>
+        <w:rPr/>
+        <w:t>/8⌉ × ⌈</w:t>
+      </w:r>
+      <w:r>
+        <w:rPr>
+          <w:rFonts w:ascii="Liberation Mono" w:hAnsi="Liberation Mono"/>
+        </w:rPr>
+        <w:t>bboxH</w:t>
+      </w:r>
+      <w:r>
+        <w:rPr/>
+        <w:t xml:space="preserve">/8⌉ workgroups (Fig. 5b), and inside the shader each thread recovers its column as </w:t>
+      </w:r>
+      <w:r>
+        <w:rPr>
+          <w:rFonts w:ascii="Liberation Mono" w:hAnsi="Liberation Mono"/>
+        </w:rPr>
+        <w:t>gx</w:t>
+      </w:r>
+      <w:r>
+        <w:rPr/>
+        <w:t xml:space="preserve"> = </w:t>
+      </w:r>
+      <w:r>
+        <w:rPr>
+          <w:rFonts w:ascii="Liberation Mono" w:hAnsi="Liberation Mono"/>
+        </w:rPr>
         <w:t>baseX</w:t>
       </w:r>
       <w:r>
         <w:rPr/>
-        <w:t xml:space="preserve">, </w:t>
+        <w:t>+</w:t>
       </w:r>
       <w:r>
         <w:rPr>
           <w:rFonts w:ascii="Liberation Mono" w:hAnsi="Liberation Mono"/>
         </w:rPr>
+        <w:t>gl_GlobalInvocationID</w:t>
+      </w:r>
+      <w:r>
+        <w:rPr/>
+        <w:t xml:space="preserve">.x, </w:t>
+      </w:r>
+      <w:r>
+        <w:rPr>
+          <w:rFonts w:ascii="Liberation Mono" w:hAnsi="Liberation Mono"/>
+        </w:rPr>
+        <w:t>gy</w:t>
+      </w:r>
+      <w:r>
+        <w:rPr/>
+        <w:t xml:space="preserve"> = </w:t>
+      </w:r>
+      <w:r>
+        <w:rPr>
+          <w:rFonts w:ascii="Liberation Mono" w:hAnsi="Liberation Mono"/>
+        </w:rPr>
         <w:t>baseY</w:t>
       </w:r>
       <w:r>
         <w:rPr/>
-        <w:t>) and a size (</w:t>
-      </w:r>
-      <w:r>
-        <w:rPr>
-          <w:rFonts w:ascii="Liberation Mono" w:hAnsi="Liberation Mono"/>
-        </w:rPr>
-        <w:t>bboxW</w:t>
-      </w:r>
-      <w:r>
-        <w:rPr/>
-        <w:t xml:space="preserve">, </w:t>
-      </w:r>
-      <w:r>
-        <w:rPr>
-          <w:rFonts w:ascii="Liberation Mono" w:hAnsi="Liberation Mono"/>
-        </w:rPr>
-        <w:t>bboxH</w:t>
-      </w:r>
-      <w:r>
-        <w:rPr/>
-        <w:t>) that address existing columns only (Fig. 5a). The implementation reads the two tool extents (</w:t>
-      </w:r>
-      <w:r>
-        <w:rPr>
-          <w:rFonts w:ascii="Liberation Mono" w:hAnsi="Liberation Mono"/>
-        </w:rPr>
-        <w:t xml:space="preserve">w2 </w:t>
-      </w:r>
-      <w:r>
-        <w:rPr/>
-        <w:t xml:space="preserve">/ 2, </w:t>
-      </w:r>
-      <w:r>
-        <w:rPr>
-          <w:rFonts w:ascii="Liberation Mono" w:hAnsi="Liberation Mono"/>
-        </w:rPr>
-        <w:t xml:space="preserve">h2 </w:t>
-      </w:r>
-      <w:r>
-        <w:rPr/>
-        <w:t>/ 2) separately only because the same structure also holds the non-square stock. It then dispatches ⌈</w:t>
-      </w:r>
-      <w:r>
-        <w:rPr>
-          <w:rFonts w:ascii="Liberation Mono" w:hAnsi="Liberation Mono"/>
-        </w:rPr>
-        <w:t xml:space="preserve">bboxW </w:t>
-      </w:r>
-      <w:r>
-        <w:rPr/>
-        <w:t>/ 8⌉ × ⌈</w:t>
-      </w:r>
-      <w:r>
-        <w:rPr>
-          <w:rFonts w:ascii="Liberation Mono" w:hAnsi="Liberation Mono"/>
-        </w:rPr>
-        <w:t xml:space="preserve">bboxH </w:t>
-      </w:r>
-      <w:r>
-        <w:rPr/>
-        <w:t xml:space="preserve">/ 8⌉ workgroups (Fig. 5b), and inside the shader each thread recovers its column as </w:t>
-      </w:r>
-      <w:r>
-        <w:rPr>
-          <w:rFonts w:ascii="Liberation Mono" w:hAnsi="Liberation Mono"/>
-        </w:rPr>
-        <w:t>gx</w:t>
-      </w:r>
-      <w:r>
-        <w:rPr/>
-        <w:t xml:space="preserve"> = </w:t>
-      </w:r>
-      <w:r>
-        <w:rPr>
-          <w:rFonts w:ascii="Liberation Mono" w:hAnsi="Liberation Mono"/>
-        </w:rPr>
-        <w:t>baseX</w:t>
-      </w:r>
-      <w:r>
-        <w:rPr/>
-        <w:t xml:space="preserve"> + </w:t>
-      </w:r>
-      <w:r>
-        <w:rPr>
-          <w:rFonts w:ascii="Liberation Mono" w:hAnsi="Liberation Mono"/>
-        </w:rPr>
-        <w:t>gl_GlobalInvocationID</w:t>
-      </w:r>
-      <w:r>
-        <w:rPr/>
-        <w:t xml:space="preserve">.x, </w:t>
-      </w:r>
-      <w:r>
-        <w:rPr>
-          <w:rFonts w:ascii="Liberation Mono" w:hAnsi="Liberation Mono"/>
-        </w:rPr>
-        <w:t>gy</w:t>
-      </w:r>
-      <w:r>
-        <w:rPr/>
-        <w:t xml:space="preserve"> = </w:t>
-      </w:r>
-      <w:r>
-        <w:rPr>
-          <w:rFonts w:ascii="Liberation Mono" w:hAnsi="Liberation Mono"/>
-        </w:rPr>
-        <w:t>baseY</w:t>
-      </w:r>
-      <w:r>
-        <w:rPr/>
-        <w:t xml:space="preserve"> + </w:t>
+        <w:t>+</w:t>
       </w:r>
       <w:r>
         <w:rPr>
@@ -2394,7 +2442,7 @@
       </w:r>
       <w:r>
         <w:rPr/>
-        <w:t xml:space="preserve"> + </w:t>
+        <w:t>+</w:t>
       </w:r>
       <w:r>
         <w:rPr>
@@ -2424,7 +2472,7 @@
       </w:r>
       <w:r>
         <w:rPr/>
-        <w:t xml:space="preserve"> + </w:t>
+        <w:t>+</w:t>
       </w:r>
       <w:r>
         <w:rPr>
@@ -2999,7 +3047,7 @@
       </w:pPr>
       <w:r>
         <w:rPr/>
-        <w:t>(ii) The envelope is exact with respect to stamping on the same sample grid. Set difference distributes over unions and is order-independent, so A \ (B₁ ∪ … ∪ Bₙ) = (…((A \ B₁) \ B₂)…\ Bₙ), and the swept volume is the union of the tool at the sub-positions sampled along the segment. Those are taken at Chebyshev step K = max(|Δx|,|Δy|,|Δz|), the L∞ length, giving tr = start + round(k * Δ / K) for k = 0…K, consecutive positions differing by at most one voxel per axis. Collapsing the tool column to a single interval therefore loses nothing: at each sub-position a convex-in-Z column already has exactly two transitions (§4.5), and their union over the segment is again one interval. The argument is verified directly: stamping the tool's full transition list at exactly those positions produces output byte-identical to the envelope, on an axis-aligned and on a 45° segment.</w:t>
+        <w:t>(ii) The envelope is exact with respect to stamping on the same sample grid. Set difference distributes over unions and is order-independent, so A\(B₁∪…∪Bₙ) = (…((A\B₁)\B₂)…\Bₙ), and the swept volume is the union of the tool at the sub-positions sampled along the segment. Those are taken at Chebyshev step K = max(|Δx|,|Δy|,|Δz|), the L∞ length, giving tr = start+round(k*Δ/K) for k = 0…K, consecutive positions differing by at most one voxel per axis. Collapsing the tool column to a single interval therefore loses nothing: at each sub-position a convex-in-Z column already has exactly two transitions (§4.5), and their union over the segment is again one interval. The argument is verified directly: stamping the tool's full transition list at exactly those positions produces output byte-identical to the envelope, on an axis-aligned and on a 45° segment.</w:t>
       </w:r>
     </w:p>
     <w:p>
@@ -3012,7 +3060,7 @@
       </w:pPr>
       <w:r>
         <w:rPr/>
-        <w:t>(iii) Against the continuous sweep the envelope is exact on axis-aligned moves and under-removes slightly on diagonals. The reference here is analytic, not a finer stamper: for a linear segment the squared lateral distance from a column to the tool axis is a quadratic in the interpolation parameter, so the deepest coverage of every column has a closed form, and the exactly swept solid can be computed without sampling. Measured against it, on a 600-voxel segment, the kernel removes 248 432 voxels against 248 432 exact on the axis-aligned move, a gap of zero, and 349 574 against 349 855 at 45°, an under-removal of 0.080 %. The axis-aligned result is structural rather than fortuitous: there the integer sub-steps fall on every position the continuum's deepest coverage requires. On a diagonal the true closest approach lies at a fractional centre between two integer samples, so the column is cut a fraction of a voxel shallower. The gap is a discretisation artefact and vanishes with the voxel: on the same segment it is 0.450 % at twice the voxel size, 0.080 % at the native one, 0.027 % at half and 0.010 % at a third. The trend is computed on an emulation of the kernel that is byte-exact against the GPU at the native resolution: the comparison cannot be repeated on hardware at other resolutions, because the tool must be re-voxelised at each one, and the resulting change in its discretised profile is two orders of magnitude larger than the sampling term it would be measuring.</w:t>
+        <w:t>(iii) Against the continuous sweep the envelope is exact on axis-aligned moves and under-removes slightly on diagonals. The reference here is analytic, not a finer stamper: for a linear segment the squared lateral distance from a column to the tool axis is a quadratic in the interpolation parameter, so the deepest coverage of every column has a closed form, and the exactly swept solid can be computed without sampling. Measured against it, on a 600-voxel segment, the kernel removes 248,432 voxels against 248,432 exact on the axis-aligned move, a gap of zero, and 349,574 against 349,855 at 45°, an under-removal of 0.080 %. The axis-aligned result is structural rather than fortuitous: there the integer sub-steps fall on every position the continuum's deepest coverage requires. On a diagonal the true closest approach lies at a fractional centre between two integer samples, so the column is cut a fraction of a voxel shallower. The gap is a discretisation artefact and vanishes with the voxel: on the same segment it is 0.450 % at twice the voxel size, 0.080 % at the native one, 0.027 % at half and 0.010 % at a third. The trend is computed on an emulation of the kernel that is byte-exact against the GPU at the native resolution: the comparison cannot be repeated on hardware at other resolutions, because the tool must be re-voxelised at each one, and the resulting change in its discretised profile is two orders of magnitude larger than the sampling term it would be measuring.</w:t>
       </w:r>
     </w:p>
     <w:p>
@@ -3025,7 +3073,7 @@
       </w:pPr>
       <w:r>
         <w:rPr/>
-        <w:t>Two quantities must be kept out of this figure. The first is the voxelised tool itself, which differs from the ideal hemisphere it approximates by an amount that depends on the tool file and its radius, about 1.4 % for the tool used here; that is a property of the tool model, it cancels in any comparison between two carvers using the same tool, and it is not an algorithm error, so the reference above holds the depth profile fixed and compares only the sampling in t. The second is the --legacy stamper, which is a coarser reference on a different lattice: it advances by Euclidean arc length and truncates towards zero, where the swept path rounds to nearest on the Chebyshev grid. That is why the two are not byte-identical at any step we tested, and why a stray comparison between them mixes lattice geometry with the sampling gap.</w:t>
+        <w:t>Two quantities must be kept out of this figure. The first is the voxelised tool itself, which differs from the ideal hemisphere it approximates by an amount that depends on the tool file and its radius, about 1.4% for the tool used here; that is a property of the tool model, it cancels in any comparison between two carvers using the same tool, and it is not an algorithm error, so the reference above holds the depth profile fixed and compares only the sampling in t. The second is the --legacy stamper, which is a coarser reference on a different lattice: it advances by Euclidean arc length and truncates towards zero, where the swept path rounds to nearest on the Chebyshev grid. That is why the two are not byte-identical at any step we tested, and why a stray comparison between them mixes lattice geometry with the sampling gap.</w:t>
       </w:r>
     </w:p>
     <w:p>
@@ -3138,7 +3186,7 @@
       </w:pPr>
       <w:r>
         <w:rPr/>
-        <w:t xml:space="preserve">The optimization targets segments whose length L exceeds the tool footprint F, and its effect depends on the orientation of those segments, so the benchmark programs are synthetic: each isolates one point in that space rather than averaging over the mixture a production part would contain. Two ball-end tool models are used, distinguished by their footprint in voxels, one 256 wide and one 32 wide. With the wide tool a segment of a few hundred voxels is comparable to the footprint, so the dispatch bounding box already coincides with the swept band; with the narrow one the same geometry gives L &gt;&gt; F. All programs run on the same stock, a prismatic block of 1000 × 1000 × 500 voxels, which we refer to as the reference stock throughout. Everything below is expressed in voxels, and deliberately so: the cost of a carve is set by the number of columns touched and by the ratio L/F, not by the physical size of the part, so a millimetre scale would add a constant without changing </w:t>
+        <w:t xml:space="preserve">The optimization targets segments whose length L exceeds the tool footprint F, and its effect depends on the orientation of those segments, so the benchmark programs are synthetic: each isolates one point in that space rather than averaging over the mixture a production part would contain. Two ball-end tool models are used, distinguished by their footprint in voxels, one 256 wide and one 32 wide. With the wide tool a segment of a few hundred voxels is comparable to the footprint, so the dispatch bounding box already coincides with the swept band; with the narrow one the same geometry gives L &gt;&gt; F. All programs run on the same stock, a prismatic block of 1000×1000×500 voxels, which we refer to as the reference stock throughout. Everything below is expressed in voxels, and deliberately so: the cost of a carve is set by the number of columns touched and by the ratio L/F, not by the physical size of the part, so a millimetre scale would add a constant without changing </w:t>
       </w:r>
       <w:r>
         <w:rPr>
@@ -3328,7 +3376,7 @@
       <w:bookmarkEnd w:id="22"/>
       <w:r>
         <w:rPr/>
-        <w:t xml:space="preserve">The diagonal programs are emitted by a small parametric generator that walks lanes in a rotated basis (cutting direction </w:t>
+        <w:t xml:space="preserve">The carved result of every program is rendered in Appendix B. The diagonal programs are emitted by a small parametric generator that walks lanes in a rotated basis (cutting direction </w:t>
       </w:r>
       <w:r>
         <w:rPr>
@@ -3339,7 +3387,7 @@
       </w:r>
       <w:r>
         <w:rPr/>
-        <w:t xml:space="preserve"> = [1 / √2, 1 / √2], step direction </w:t>
+        <w:t xml:space="preserve"> = [1/√2, 1/√2], step direction </w:t>
       </w:r>
       <w:r>
         <w:rPr>
@@ -3350,7 +3398,7 @@
       </w:r>
       <w:r>
         <w:rPr/>
-        <w:t xml:space="preserve"> = [1 / √2, -1 / √2]), converting each [u, v] to [x, y]; every generated file records its exact regeneration command in its header. The programs, tool models and benchmark scripts are available with the code (see the data availability statement).</w:t>
+        <w:t xml:space="preserve"> = [1/√2, -1/√2]), converting each [u, v] to [x, y]; every generated file records its exact regeneration command in its header. The programs, tool models and benchmark scripts are available with the code (see the data availability statement).</w:t>
       </w:r>
     </w:p>
     <w:p>
@@ -3375,7 +3423,6 @@
         <w:widowControl/>
         <w:suppressAutoHyphens w:val="true"/>
         <w:bidi w:val="0"/>
-        <w:spacing w:lineRule="auto" w:line="360" w:before="0" w:after="144"/>
         <w:jc w:val="both"/>
         <w:rPr/>
       </w:pPr>
@@ -3390,7 +3437,7 @@
           <w:szCs w:val="24"/>
           <w:lang w:val="en-US" w:eastAsia="en-US" w:bidi="ar-SA"/>
         </w:rPr>
-        <w:t>For every configuration we save the carved .bin. Across the three swept levels - external-buffer S1, fused S2, pruned S3, the file is byte-identical, which is what certifies that the fusion and the pruning leave the geometry untouched; the comparison is a direct diff of the files. The stamper S0 is a coarser reference, not a ground truth: it is not byte-identical to the swept output at any step we tested (2, 1, 0.5, 0.25 voxels), because it samples a different lattice (§4.6). Against the analytic continuum reference of that section the swept result is exact on an axis-aligned segment and under-removes by 0.08 % on a 45° one. As a second, independent check, the residual solid volume of the carved result is recomputed offline by a pure-Python reader with no dependency on the GPU path, and agrees on both a perimeter program (281 165 072 voxels) and a star-shaped pocket (462 722 118). The latter is not one of the benchmark programs of §5.2; it is a concave pocket kept as a regression case.</w:t>
+        <w:t>For every configuration we save the carved .bin. Across the three swept levels - external-buffer S1, fused S2, pruned S3, the file is byte-identical, which is what certifies that the fusion and the pruning leave the geometry untouched; the comparison is a direct diff of the files. The stamper S0 is a coarser reference, not a ground truth: it is not byte-identical to the swept output at any step we tested (2, 1, 0.5, 0.25 voxels), because it samples a different lattice (§4.6). Against the analytic continuum reference of that section the swept result is exact on an axis-aligned segment and under-removes by 0.08 % on a 45° one. As a second, independent check, the residual solid volume of the carved result is recomputed offline by a pure-Python reader with no dependency on the GPU path, and agrees on both a perimeter program (281,165,072 voxels) and a star-shaped pocket (462,722,118). The latter is not one of the benchmark programs of §5.2; it is a concave pocket kept as a regression case.</w:t>
       </w:r>
     </w:p>
     <w:p>
@@ -4196,7 +4243,7 @@
             <w:pPr>
               <w:pStyle w:val="TableContents"/>
               <w:spacing w:before="0" w:after="200"/>
-              <w:jc w:val="left"/>
+              <w:jc w:val="center"/>
               <w:rPr/>
             </w:pPr>
             <w:r>
@@ -4214,7 +4261,7 @@
             <w:pPr>
               <w:pStyle w:val="TableContents"/>
               <w:spacing w:before="0" w:after="200"/>
-              <w:jc w:val="left"/>
+              <w:jc w:val="center"/>
               <w:rPr/>
             </w:pPr>
             <w:r>
@@ -4253,7 +4300,7 @@
             <w:pPr>
               <w:pStyle w:val="TableContents"/>
               <w:spacing w:before="0" w:after="200"/>
-              <w:jc w:val="left"/>
+              <w:jc w:val="center"/>
               <w:rPr/>
             </w:pPr>
             <w:r>
@@ -4271,7 +4318,7 @@
             <w:pPr>
               <w:pStyle w:val="TableContents"/>
               <w:spacing w:before="0" w:after="200"/>
-              <w:jc w:val="left"/>
+              <w:jc w:val="center"/>
               <w:rPr/>
             </w:pPr>
             <w:r>
@@ -4310,7 +4357,7 @@
             <w:pPr>
               <w:pStyle w:val="TableContents"/>
               <w:spacing w:before="0" w:after="200"/>
-              <w:jc w:val="left"/>
+              <w:jc w:val="center"/>
               <w:rPr/>
             </w:pPr>
             <w:r>
@@ -4328,7 +4375,7 @@
             <w:pPr>
               <w:pStyle w:val="TableContents"/>
               <w:spacing w:before="0" w:after="200"/>
-              <w:jc w:val="left"/>
+              <w:jc w:val="center"/>
               <w:rPr/>
             </w:pPr>
             <w:r>
@@ -4367,7 +4414,7 @@
             <w:pPr>
               <w:pStyle w:val="TableContents"/>
               <w:spacing w:before="0" w:after="200"/>
-              <w:jc w:val="left"/>
+              <w:jc w:val="center"/>
               <w:rPr/>
             </w:pPr>
             <w:r>
@@ -4385,7 +4432,7 @@
             <w:pPr>
               <w:pStyle w:val="TableContents"/>
               <w:spacing w:before="0" w:after="200"/>
-              <w:jc w:val="left"/>
+              <w:jc w:val="center"/>
               <w:rPr/>
             </w:pPr>
             <w:r>
@@ -4562,7 +4609,7 @@
           <w:b w:val="false"/>
           <w:bCs w:val="false"/>
         </w:rPr>
-        <w:t>S0 - per-step stamping: the classic z-map/dexel display method (Van Hook 1986 [1]); the tool is stamped at fixed jog steps along each segment (</w:t>
+        <w:t>S0, per-step stamping: the classic z-map/dexel display method (Van Hook 1986 [1]); the tool is stamped at fixed jog steps along each segment (</w:t>
       </w:r>
       <w:r>
         <w:rPr>
@@ -4595,7 +4642,21 @@
           <w:b w:val="false"/>
           <w:bCs w:val="false"/>
         </w:rPr>
-        <w:t>S1 - swept, external buffer: the straightforward per-move swept implementation (the multi-/tri-dexel class; Müller &amp; Surmann 2003 [2]; Tukora &amp; Szalay 2012 [3]; Inui et al. 2019 [4]) - the swept volume is materialized in a separate full-size buffer and then subtracted (</w:t>
+        <w:t>S</w:t>
+      </w:r>
+      <w:r>
+        <w:rPr>
+          <w:b w:val="false"/>
+          <w:bCs w:val="false"/>
+        </w:rPr>
+        <w:t>1,</w:t>
+      </w:r>
+      <w:r>
+        <w:rPr>
+          <w:b w:val="false"/>
+          <w:bCs w:val="false"/>
+        </w:rPr>
+        <w:t xml:space="preserve"> swept, external buffer: the straightforward per-move swept implementation (the multi-/tri-dexel class; Müller &amp; Surmann 2003 [2]; Tukora &amp; Szalay 2012 [3]; Inui et al. 2019 [4]) - the swept volume is materialized in a separate full-size buffer and then subtracted (</w:t>
       </w:r>
       <w:r>
         <w:rPr>
@@ -4628,7 +4689,7 @@
           <w:b w:val="false"/>
           <w:bCs w:val="false"/>
         </w:rPr>
-        <w:t xml:space="preserve">S2 - swept, fused in-place: this work’s fusion - the swept-tool column is computed on the fly as a Z-envelope and subtracted in place in the resident buffer, with no intermediate swept-volume buffer (§3.3; </w:t>
+        <w:t xml:space="preserve">S2, swept, fused in-place: this work’s fusion - the swept-tool column is computed on the fly as a Z-envelope and subtracted in place in the resident buffer, with no intermediate swept-volume buffer (§3.3; </w:t>
       </w:r>
       <w:r>
         <w:rPr>
@@ -4664,7 +4725,7 @@
           <w:b w:val="false"/>
           <w:bCs w:val="false"/>
         </w:rPr>
-        <w:t>S3 - + tube pruning + in-air skip: this work's traffic pruning on top of S2 (§3.6).</w:t>
+        <w:t>S3, + tube pruning + in-air skip: this work's traffic pruning on top of S2 (§3.6).</w:t>
       </w:r>
     </w:p>
     <w:p>
@@ -6719,12 +6780,10 @@
     </w:p>
     <w:p>
       <w:pPr>
-        <w:pStyle w:val="BodyText"/>
-        <w:jc w:val="both"/>
-        <w:rPr/>
-      </w:pPr>
-      <w:r>
-        <w:rPr/>
+        <w:pStyle w:val="CaptionedFigure"/>
+        <w:rPr/>
+      </w:pPr>
+      <w:r>
         <w:drawing>
           <wp:anchor distT="0" distB="0" distL="0" distR="0" simplePos="0" relativeHeight="8" behindDoc="0" locked="0" layoutInCell="0" allowOverlap="1">
             <wp:simplePos x="0" y="0"/>
@@ -6778,12 +6837,6 @@
           </wp:anchor>
         </w:drawing>
       </w:r>
-    </w:p>
-    <w:p>
-      <w:pPr>
-        <w:pStyle w:val="CaptionedFigure"/>
-        <w:rPr/>
-      </w:pPr>
       <w:r>
         <w:rPr>
           <w:b/>
@@ -6856,7 +6909,21 @@
           <w:b w:val="false"/>
           <w:bCs w:val="false"/>
         </w:rPr>
-        <w:t xml:space="preserve"> vs. 2-4 real transitions per column). A full alternative backend (</w:t>
+        <w:t xml:space="preserve"> vs. 2 </w:t>
+      </w:r>
+      <w:r>
+        <w:rPr>
+          <w:b w:val="false"/>
+          <w:bCs w:val="false"/>
+        </w:rPr>
+        <w:t xml:space="preserve">to </w:t>
+      </w:r>
+      <w:r>
+        <w:rPr>
+          <w:b w:val="false"/>
+          <w:bCs w:val="false"/>
+        </w:rPr>
+        <w:t>4 real transitions per column). A full alternative backend (</w:t>
       </w:r>
       <w:r>
         <w:rPr>
@@ -7029,10 +7096,10 @@
         <w:tblLook w:noHBand="0" w:noVBand="0" w:firstColumn="0" w:lastRow="0" w:lastColumn="0" w:firstRow="1" w:val="0020"/>
       </w:tblPr>
       <w:tblGrid>
-        <w:gridCol w:w="2092"/>
-        <w:gridCol w:w="2250"/>
-        <w:gridCol w:w="2250"/>
-        <w:gridCol w:w="1975"/>
+        <w:gridCol w:w="2355"/>
+        <w:gridCol w:w="1987"/>
+        <w:gridCol w:w="2333"/>
+        <w:gridCol w:w="1892"/>
         <w:gridCol w:w="1915"/>
       </w:tblGrid>
       <w:tr>
@@ -7041,7 +7108,7 @@
         </w:trPr>
         <w:tc>
           <w:tcPr>
-            <w:tcW w:w="2092" w:type="dxa"/>
+            <w:tcW w:w="2355" w:type="dxa"/>
             <w:tcBorders>
               <w:bottom w:val="single" w:sz="6" w:space="0" w:color="000000"/>
             </w:tcBorders>
@@ -7057,8 +7124,8 @@
               <w:rPr>
                 <w:rFonts w:ascii="Arial" w:hAnsi="Arial" w:eastAsia="Arial" w:cs=""/>
                 <w:kern w:val="0"/>
-                <w:sz w:val="24"/>
-                <w:szCs w:val="24"/>
+                <w:sz w:val="20"/>
+                <w:szCs w:val="20"/>
                 <w:lang w:val="en-US" w:eastAsia="en-US" w:bidi="ar-SA"/>
               </w:rPr>
             </w:pPr>
@@ -7066,20 +7133,19 @@
               <w:rPr>
                 <w:rFonts w:eastAsia="Arial" w:cs=""/>
                 <w:kern w:val="0"/>
-                <w:sz w:val="24"/>
-                <w:szCs w:val="24"/>
-                <w:lang w:val="en-US" w:eastAsia="en-US" w:bidi="ar-SA"/>
-              </w:rPr>
-            </w:r>
-          </w:p>
-        </w:tc>
-        <w:tc>
-          <w:tcPr>
-            <w:tcW w:w="2250" w:type="dxa"/>
+                <w:sz w:val="20"/>
+                <w:szCs w:val="20"/>
+                <w:lang w:val="en-US" w:eastAsia="en-US" w:bidi="ar-SA"/>
+              </w:rPr>
+            </w:r>
+          </w:p>
+        </w:tc>
+        <w:tc>
+          <w:tcPr>
+            <w:tcW w:w="1987" w:type="dxa"/>
             <w:tcBorders>
               <w:bottom w:val="single" w:sz="6" w:space="0" w:color="000000"/>
             </w:tcBorders>
-            <w:vAlign w:val="bottom"/>
           </w:tcPr>
           <w:p>
             <w:pPr>
@@ -7088,24 +7154,24 @@
               <w:rPr>
                 <w:rFonts w:ascii="Arial" w:hAnsi="Arial" w:eastAsia="Arial" w:cs=""/>
                 <w:kern w:val="0"/>
-                <w:sz w:val="24"/>
-                <w:szCs w:val="24"/>
-                <w:lang w:val="en-US" w:eastAsia="en-US" w:bidi="ar-SA"/>
-              </w:rPr>
-            </w:pPr>
-            <w:r>
-              <w:rPr/>
+                <w:lang w:val="en-US" w:eastAsia="en-US" w:bidi="ar-SA"/>
+              </w:rPr>
+            </w:pPr>
+            <w:r>
+              <w:rPr>
+                <w:sz w:val="20"/>
+                <w:szCs w:val="20"/>
+              </w:rPr>
               <w:t>Naive stamping</w:t>
             </w:r>
           </w:p>
         </w:tc>
         <w:tc>
           <w:tcPr>
-            <w:tcW w:w="2250" w:type="dxa"/>
+            <w:tcW w:w="2333" w:type="dxa"/>
             <w:tcBorders>
               <w:bottom w:val="single" w:sz="6" w:space="0" w:color="000000"/>
             </w:tcBorders>
-            <w:vAlign w:val="bottom"/>
           </w:tcPr>
           <w:p>
             <w:pPr>
@@ -7114,33 +7180,39 @@
               <w:rPr>
                 <w:rFonts w:ascii="Arial" w:hAnsi="Arial" w:eastAsia="Arial" w:cs=""/>
                 <w:kern w:val="0"/>
-                <w:sz w:val="24"/>
-                <w:szCs w:val="24"/>
-                <w:lang w:val="en-US" w:eastAsia="en-US" w:bidi="ar-SA"/>
-              </w:rPr>
-            </w:pPr>
-            <w:r>
-              <w:rPr/>
+                <w:lang w:val="en-US" w:eastAsia="en-US" w:bidi="ar-SA"/>
+              </w:rPr>
+            </w:pPr>
+            <w:r>
+              <w:rPr>
+                <w:sz w:val="20"/>
+                <w:szCs w:val="20"/>
+              </w:rPr>
               <w:t>Swept, external buffer (S1)</w:t>
             </w:r>
           </w:p>
         </w:tc>
         <w:tc>
           <w:tcPr>
-            <w:tcW w:w="1975" w:type="dxa"/>
+            <w:tcW w:w="1892" w:type="dxa"/>
             <w:tcBorders>
               <w:bottom w:val="single" w:sz="6" w:space="0" w:color="000000"/>
             </w:tcBorders>
-            <w:vAlign w:val="bottom"/>
           </w:tcPr>
           <w:p>
             <w:pPr>
               <w:pStyle w:val="TableHeading"/>
               <w:spacing w:before="0" w:after="200"/>
-              <w:rPr/>
-            </w:pPr>
-            <w:r>
-              <w:rPr/>
+              <w:rPr>
+                <w:sz w:val="20"/>
+                <w:szCs w:val="20"/>
+              </w:rPr>
+            </w:pPr>
+            <w:r>
+              <w:rPr>
+                <w:sz w:val="20"/>
+                <w:szCs w:val="20"/>
+              </w:rPr>
               <w:t>Fused in place (S2)</w:t>
             </w:r>
           </w:p>
@@ -7151,16 +7223,21 @@
             <w:tcBorders>
               <w:bottom w:val="single" w:sz="6" w:space="0" w:color="000000"/>
             </w:tcBorders>
-            <w:vAlign w:val="bottom"/>
           </w:tcPr>
           <w:p>
             <w:pPr>
               <w:pStyle w:val="TableHeading"/>
               <w:spacing w:before="0" w:after="200"/>
-              <w:rPr/>
-            </w:pPr>
-            <w:r>
-              <w:rPr/>
+              <w:rPr>
+                <w:sz w:val="20"/>
+                <w:szCs w:val="20"/>
+              </w:rPr>
+            </w:pPr>
+            <w:r>
+              <w:rPr>
+                <w:sz w:val="20"/>
+                <w:szCs w:val="20"/>
+              </w:rPr>
               <w:t>+ pruning (S3)</w:t>
             </w:r>
           </w:p>
@@ -7170,7 +7247,7 @@
         <w:trPr/>
         <w:tc>
           <w:tcPr>
-            <w:tcW w:w="2092" w:type="dxa"/>
+            <w:tcW w:w="2355" w:type="dxa"/>
             <w:tcBorders/>
           </w:tcPr>
           <w:p>
@@ -7182,51 +7259,51 @@
               <w:jc w:val="left"/>
               <w:rPr>
                 <w:rFonts w:ascii="Arial" w:hAnsi="Arial" w:eastAsia="Arial" w:cs="" w:asciiTheme="minorHAnsi" w:cstheme="minorBidi" w:eastAsiaTheme="minorHAnsi" w:hAnsiTheme="minorHAnsi"/>
+                <w:b/>
+                <w:bCs/>
+                <w:color w:val="auto"/>
+                <w:kern w:val="0"/>
+                <w:sz w:val="20"/>
+                <w:szCs w:val="20"/>
+                <w:lang w:val="en-US" w:eastAsia="en-US" w:bidi="ar-SA"/>
+              </w:rPr>
+            </w:pPr>
+            <w:r>
+              <w:rPr>
+                <w:rFonts w:eastAsia="Arial" w:cs="" w:cstheme="minorBidi" w:eastAsiaTheme="minorHAnsi"/>
+                <w:b/>
+                <w:bCs/>
+                <w:color w:val="auto"/>
+                <w:kern w:val="0"/>
+                <w:sz w:val="20"/>
+                <w:szCs w:val="20"/>
+                <w:lang w:val="en-US" w:eastAsia="en-US" w:bidi="ar-SA"/>
+              </w:rPr>
+              <w:t>Material-to-remove</w:t>
+            </w:r>
+          </w:p>
+        </w:tc>
+        <w:tc>
+          <w:tcPr>
+            <w:tcW w:w="1987" w:type="dxa"/>
+            <w:tcBorders/>
+          </w:tcPr>
+          <w:p>
+            <w:pPr>
+              <w:pStyle w:val="TableContents"/>
+              <w:spacing w:before="0" w:after="200"/>
+              <w:rPr>
+                <w:rFonts w:ascii="Arial" w:hAnsi="Arial" w:eastAsia="Arial" w:cs=""/>
+                <w:kern w:val="0"/>
+                <w:lang w:val="en-US" w:eastAsia="en-US" w:bidi="ar-SA"/>
+              </w:rPr>
+            </w:pPr>
+            <w:r>
+              <w:rPr>
                 <w:b w:val="false"/>
                 <w:bCs w:val="false"/>
-                <w:color w:val="auto"/>
-                <w:kern w:val="0"/>
-                <w:sz w:val="22"/>
-                <w:szCs w:val="22"/>
-                <w:lang w:val="en-US" w:eastAsia="en-US" w:bidi="ar-SA"/>
-              </w:rPr>
-            </w:pPr>
-            <w:r>
-              <w:rPr>
-                <w:rFonts w:eastAsia="Arial" w:cs="" w:cstheme="minorBidi" w:eastAsiaTheme="minorHAnsi"/>
-                <w:b w:val="false"/>
-                <w:bCs w:val="false"/>
-                <w:color w:val="auto"/>
-                <w:kern w:val="0"/>
-                <w:sz w:val="22"/>
-                <w:szCs w:val="22"/>
-                <w:lang w:val="en-US" w:eastAsia="en-US" w:bidi="ar-SA"/>
-              </w:rPr>
-              <w:t>Material-to-remove</w:t>
-            </w:r>
-          </w:p>
-        </w:tc>
-        <w:tc>
-          <w:tcPr>
-            <w:tcW w:w="2250" w:type="dxa"/>
-            <w:tcBorders/>
-          </w:tcPr>
-          <w:p>
-            <w:pPr>
-              <w:pStyle w:val="TableContents"/>
-              <w:spacing w:before="0" w:after="200"/>
-              <w:rPr>
-                <w:rFonts w:ascii="Arial" w:hAnsi="Arial" w:eastAsia="Arial" w:cs=""/>
-                <w:kern w:val="0"/>
-                <w:lang w:val="en-US" w:eastAsia="en-US" w:bidi="ar-SA"/>
-              </w:rPr>
-            </w:pPr>
-            <w:r>
-              <w:rPr>
-                <w:b w:val="false"/>
-                <w:bCs w:val="false"/>
-                <w:sz w:val="22"/>
-                <w:szCs w:val="22"/>
+                <w:sz w:val="20"/>
+                <w:szCs w:val="20"/>
               </w:rPr>
               <w:t>tool stamped every jog step</w:t>
             </w:r>
@@ -7234,7 +7311,7 @@
         </w:tc>
         <w:tc>
           <w:tcPr>
-            <w:tcW w:w="2250" w:type="dxa"/>
+            <w:tcW w:w="2333" w:type="dxa"/>
             <w:tcBorders/>
           </w:tcPr>
           <w:p>
@@ -7253,8 +7330,8 @@
                 <w:b w:val="false"/>
                 <w:bCs w:val="false"/>
                 <w:kern w:val="0"/>
-                <w:sz w:val="22"/>
-                <w:szCs w:val="22"/>
+                <w:sz w:val="20"/>
+                <w:szCs w:val="20"/>
                 <w:lang w:val="en-US" w:eastAsia="en-US" w:bidi="ar-SA"/>
               </w:rPr>
               <w:t>materialized</w:t>
@@ -7265,8 +7342,8 @@
                 <w:b w:val="false"/>
                 <w:bCs w:val="false"/>
                 <w:kern w:val="0"/>
-                <w:sz w:val="22"/>
-                <w:szCs w:val="22"/>
+                <w:sz w:val="20"/>
+                <w:szCs w:val="20"/>
                 <w:lang w:val="en-US" w:eastAsia="en-US" w:bidi="ar-SA"/>
               </w:rPr>
               <w:t xml:space="preserve"> - swept volume written to a buffer</w:t>
@@ -7275,7 +7352,7 @@
         </w:tc>
         <w:tc>
           <w:tcPr>
-            <w:tcW w:w="1975" w:type="dxa"/>
+            <w:tcW w:w="1892" w:type="dxa"/>
             <w:tcBorders/>
           </w:tcPr>
           <w:p>
@@ -7294,8 +7371,8 @@
                 <w:b w:val="false"/>
                 <w:bCs w:val="false"/>
                 <w:kern w:val="0"/>
-                <w:sz w:val="22"/>
-                <w:szCs w:val="22"/>
+                <w:sz w:val="20"/>
+                <w:szCs w:val="20"/>
                 <w:lang w:val="en-US" w:eastAsia="en-US" w:bidi="ar-SA"/>
               </w:rPr>
               <w:t>none</w:t>
@@ -7306,8 +7383,8 @@
                 <w:b w:val="false"/>
                 <w:bCs w:val="false"/>
                 <w:kern w:val="0"/>
-                <w:sz w:val="22"/>
-                <w:szCs w:val="22"/>
+                <w:sz w:val="20"/>
+                <w:szCs w:val="20"/>
                 <w:lang w:val="en-US" w:eastAsia="en-US" w:bidi="ar-SA"/>
               </w:rPr>
               <w:t xml:space="preserve"> - O(1) Z-envelope per column, on the fly</w:t>
@@ -7333,8 +7410,8 @@
               <w:rPr>
                 <w:b w:val="false"/>
                 <w:bCs w:val="false"/>
-                <w:sz w:val="22"/>
-                <w:szCs w:val="22"/>
+                <w:sz w:val="20"/>
+                <w:szCs w:val="20"/>
               </w:rPr>
               <w:t>same as S2</w:t>
             </w:r>
@@ -7345,7 +7422,7 @@
         <w:trPr/>
         <w:tc>
           <w:tcPr>
-            <w:tcW w:w="2092" w:type="dxa"/>
+            <w:tcW w:w="2355" w:type="dxa"/>
             <w:tcBorders/>
           </w:tcPr>
           <w:p>
@@ -7357,51 +7434,51 @@
               <w:jc w:val="left"/>
               <w:rPr>
                 <w:rFonts w:ascii="Arial" w:hAnsi="Arial" w:eastAsia="Arial" w:cs="" w:asciiTheme="minorHAnsi" w:cstheme="minorBidi" w:eastAsiaTheme="minorHAnsi" w:hAnsiTheme="minorHAnsi"/>
+                <w:b/>
+                <w:bCs/>
+                <w:color w:val="auto"/>
+                <w:kern w:val="0"/>
+                <w:sz w:val="20"/>
+                <w:szCs w:val="20"/>
+                <w:lang w:val="en-US" w:eastAsia="en-US" w:bidi="ar-SA"/>
+              </w:rPr>
+            </w:pPr>
+            <w:r>
+              <w:rPr>
+                <w:rFonts w:eastAsia="Arial" w:cs="" w:cstheme="minorBidi" w:eastAsiaTheme="minorHAnsi"/>
+                <w:b/>
+                <w:bCs/>
+                <w:color w:val="auto"/>
+                <w:kern w:val="0"/>
+                <w:sz w:val="20"/>
+                <w:szCs w:val="20"/>
+                <w:lang w:val="en-US" w:eastAsia="en-US" w:bidi="ar-SA"/>
+              </w:rPr>
+              <w:t>Resident working set</w:t>
+            </w:r>
+          </w:p>
+        </w:tc>
+        <w:tc>
+          <w:tcPr>
+            <w:tcW w:w="1987" w:type="dxa"/>
+            <w:tcBorders/>
+          </w:tcPr>
+          <w:p>
+            <w:pPr>
+              <w:pStyle w:val="TableContents"/>
+              <w:spacing w:before="0" w:after="200"/>
+              <w:rPr>
+                <w:rFonts w:ascii="Arial" w:hAnsi="Arial" w:eastAsia="Arial" w:cs=""/>
+                <w:kern w:val="0"/>
+                <w:lang w:val="en-US" w:eastAsia="en-US" w:bidi="ar-SA"/>
+              </w:rPr>
+            </w:pPr>
+            <w:r>
+              <w:rPr>
                 <w:b w:val="false"/>
                 <w:bCs w:val="false"/>
-                <w:color w:val="auto"/>
-                <w:kern w:val="0"/>
-                <w:sz w:val="22"/>
-                <w:szCs w:val="22"/>
-                <w:lang w:val="en-US" w:eastAsia="en-US" w:bidi="ar-SA"/>
-              </w:rPr>
-            </w:pPr>
-            <w:r>
-              <w:rPr>
-                <w:rFonts w:eastAsia="Arial" w:cs="" w:cstheme="minorBidi" w:eastAsiaTheme="minorHAnsi"/>
-                <w:b w:val="false"/>
-                <w:bCs w:val="false"/>
-                <w:color w:val="auto"/>
-                <w:kern w:val="0"/>
-                <w:sz w:val="22"/>
-                <w:szCs w:val="22"/>
-                <w:lang w:val="en-US" w:eastAsia="en-US" w:bidi="ar-SA"/>
-              </w:rPr>
-              <w:t>Resident working set</w:t>
-            </w:r>
-          </w:p>
-        </w:tc>
-        <w:tc>
-          <w:tcPr>
-            <w:tcW w:w="2250" w:type="dxa"/>
-            <w:tcBorders/>
-          </w:tcPr>
-          <w:p>
-            <w:pPr>
-              <w:pStyle w:val="TableContents"/>
-              <w:spacing w:before="0" w:after="200"/>
-              <w:rPr>
-                <w:rFonts w:ascii="Arial" w:hAnsi="Arial" w:eastAsia="Arial" w:cs=""/>
-                <w:kern w:val="0"/>
-                <w:lang w:val="en-US" w:eastAsia="en-US" w:bidi="ar-SA"/>
-              </w:rPr>
-            </w:pPr>
-            <w:r>
-              <w:rPr>
-                <w:b w:val="false"/>
-                <w:bCs w:val="false"/>
-                <w:sz w:val="22"/>
-                <w:szCs w:val="22"/>
+                <w:sz w:val="20"/>
+                <w:szCs w:val="20"/>
               </w:rPr>
               <w:t>128 MB flat</w:t>
             </w:r>
@@ -7409,7 +7486,7 @@
         </w:tc>
         <w:tc>
           <w:tcPr>
-            <w:tcW w:w="2250" w:type="dxa"/>
+            <w:tcW w:w="2333" w:type="dxa"/>
             <w:tcBorders/>
           </w:tcPr>
           <w:p>
@@ -7428,8 +7505,8 @@
                 <w:b w:val="false"/>
                 <w:bCs w:val="false"/>
                 <w:kern w:val="0"/>
-                <w:sz w:val="22"/>
-                <w:szCs w:val="22"/>
+                <w:sz w:val="20"/>
+                <w:szCs w:val="20"/>
                 <w:lang w:val="en-US" w:eastAsia="en-US" w:bidi="ar-SA"/>
               </w:rPr>
               <w:t>256 MB</w:t>
@@ -7440,8 +7517,8 @@
                 <w:b w:val="false"/>
                 <w:bCs w:val="false"/>
                 <w:kern w:val="0"/>
-                <w:sz w:val="22"/>
-                <w:szCs w:val="22"/>
+                <w:sz w:val="20"/>
+                <w:szCs w:val="20"/>
                 <w:lang w:val="en-US" w:eastAsia="en-US" w:bidi="ar-SA"/>
               </w:rPr>
               <w:t xml:space="preserve"> - 128 MB stock + a 128 MB swept twin</w:t>
@@ -7450,7 +7527,7 @@
         </w:tc>
         <w:tc>
           <w:tcPr>
-            <w:tcW w:w="1975" w:type="dxa"/>
+            <w:tcW w:w="1892" w:type="dxa"/>
             <w:tcBorders/>
           </w:tcPr>
           <w:p>
@@ -7469,8 +7546,8 @@
                 <w:b w:val="false"/>
                 <w:bCs w:val="false"/>
                 <w:kern w:val="0"/>
-                <w:sz w:val="22"/>
-                <w:szCs w:val="22"/>
+                <w:sz w:val="20"/>
+                <w:szCs w:val="20"/>
                 <w:lang w:val="en-US" w:eastAsia="en-US" w:bidi="ar-SA"/>
               </w:rPr>
               <w:t>128 MB</w:t>
@@ -7481,8 +7558,8 @@
                 <w:b w:val="false"/>
                 <w:bCs w:val="false"/>
                 <w:kern w:val="0"/>
-                <w:sz w:val="22"/>
-                <w:szCs w:val="22"/>
+                <w:sz w:val="20"/>
+                <w:szCs w:val="20"/>
                 <w:lang w:val="en-US" w:eastAsia="en-US" w:bidi="ar-SA"/>
               </w:rPr>
               <w:t xml:space="preserve"> (no twin)</w:t>
@@ -7510,8 +7587,8 @@
                 <w:b w:val="false"/>
                 <w:bCs w:val="false"/>
                 <w:kern w:val="0"/>
-                <w:sz w:val="22"/>
-                <w:szCs w:val="22"/>
+                <w:sz w:val="20"/>
+                <w:szCs w:val="20"/>
                 <w:lang w:val="en-US" w:eastAsia="en-US" w:bidi="ar-SA"/>
               </w:rPr>
               <w:t>8 MB</w:t>
@@ -7522,8 +7599,8 @@
                 <w:b w:val="false"/>
                 <w:bCs w:val="false"/>
                 <w:kern w:val="0"/>
-                <w:sz w:val="22"/>
-                <w:szCs w:val="22"/>
+                <w:sz w:val="20"/>
+                <w:szCs w:val="20"/>
                 <w:lang w:val="en-US" w:eastAsia="en-US" w:bidi="ar-SA"/>
               </w:rPr>
               <w:t xml:space="preserve"> sparse for localized work (~15×), else 128 MB</w:t>
@@ -7535,7 +7612,7 @@
         <w:trPr/>
         <w:tc>
           <w:tcPr>
-            <w:tcW w:w="2092" w:type="dxa"/>
+            <w:tcW w:w="2355" w:type="dxa"/>
             <w:tcBorders/>
           </w:tcPr>
           <w:p>
@@ -7547,77 +7624,77 @@
               <w:jc w:val="left"/>
               <w:rPr>
                 <w:rFonts w:ascii="Arial" w:hAnsi="Arial" w:eastAsia="Arial" w:cs="" w:asciiTheme="minorHAnsi" w:cstheme="minorBidi" w:eastAsiaTheme="minorHAnsi" w:hAnsiTheme="minorHAnsi"/>
+                <w:b/>
+                <w:bCs/>
+                <w:color w:val="auto"/>
+                <w:kern w:val="0"/>
+                <w:sz w:val="20"/>
+                <w:szCs w:val="20"/>
+                <w:lang w:val="en-US" w:eastAsia="en-US" w:bidi="ar-SA"/>
+              </w:rPr>
+            </w:pPr>
+            <w:r>
+              <w:rPr>
+                <w:rFonts w:eastAsia="Arial" w:cs="" w:cstheme="minorBidi" w:eastAsiaTheme="minorHAnsi"/>
+                <w:b/>
+                <w:bCs/>
+                <w:color w:val="auto"/>
+                <w:kern w:val="0"/>
+                <w:sz w:val="20"/>
+                <w:szCs w:val="20"/>
+                <w:lang w:val="en-US" w:eastAsia="en-US" w:bidi="ar-SA"/>
+              </w:rPr>
+              <w:t>Result assembly</w:t>
+            </w:r>
+          </w:p>
+        </w:tc>
+        <w:tc>
+          <w:tcPr>
+            <w:tcW w:w="1987" w:type="dxa"/>
+            <w:tcBorders/>
+          </w:tcPr>
+          <w:p>
+            <w:pPr>
+              <w:pStyle w:val="TableContents"/>
+              <w:spacing w:before="0" w:after="200"/>
+              <w:rPr>
+                <w:rFonts w:ascii="Arial" w:hAnsi="Arial" w:eastAsia="Arial" w:cs=""/>
+                <w:kern w:val="0"/>
+                <w:lang w:val="en-US" w:eastAsia="en-US" w:bidi="ar-SA"/>
+              </w:rPr>
+            </w:pPr>
+            <w:r>
+              <w:rPr>
                 <w:b w:val="false"/>
                 <w:bCs w:val="false"/>
-                <w:color w:val="auto"/>
-                <w:kern w:val="0"/>
-                <w:sz w:val="22"/>
-                <w:szCs w:val="22"/>
-                <w:lang w:val="en-US" w:eastAsia="en-US" w:bidi="ar-SA"/>
-              </w:rPr>
-            </w:pPr>
-            <w:r>
-              <w:rPr>
-                <w:rFonts w:eastAsia="Arial" w:cs="" w:cstheme="minorBidi" w:eastAsiaTheme="minorHAnsi"/>
+                <w:sz w:val="20"/>
+                <w:szCs w:val="20"/>
+              </w:rPr>
+              <w:t>separate output + per-step 12 MB stock copy</w:t>
+            </w:r>
+          </w:p>
+        </w:tc>
+        <w:tc>
+          <w:tcPr>
+            <w:tcW w:w="2333" w:type="dxa"/>
+            <w:tcBorders/>
+          </w:tcPr>
+          <w:p>
+            <w:pPr>
+              <w:pStyle w:val="TableContents"/>
+              <w:spacing w:before="0" w:after="200"/>
+              <w:rPr>
+                <w:rFonts w:ascii="Arial" w:hAnsi="Arial" w:eastAsia="Arial" w:cs=""/>
+                <w:kern w:val="0"/>
+                <w:lang w:val="en-US" w:eastAsia="en-US" w:bidi="ar-SA"/>
+              </w:rPr>
+            </w:pPr>
+            <w:r>
+              <w:rPr>
                 <w:b w:val="false"/>
                 <w:bCs w:val="false"/>
-                <w:color w:val="auto"/>
-                <w:kern w:val="0"/>
-                <w:sz w:val="22"/>
-                <w:szCs w:val="22"/>
-                <w:lang w:val="en-US" w:eastAsia="en-US" w:bidi="ar-SA"/>
-              </w:rPr>
-              <w:t>Result assembly</w:t>
-            </w:r>
-          </w:p>
-        </w:tc>
-        <w:tc>
-          <w:tcPr>
-            <w:tcW w:w="2250" w:type="dxa"/>
-            <w:tcBorders/>
-          </w:tcPr>
-          <w:p>
-            <w:pPr>
-              <w:pStyle w:val="TableContents"/>
-              <w:spacing w:before="0" w:after="200"/>
-              <w:rPr>
-                <w:rFonts w:ascii="Arial" w:hAnsi="Arial" w:eastAsia="Arial" w:cs=""/>
-                <w:kern w:val="0"/>
-                <w:lang w:val="en-US" w:eastAsia="en-US" w:bidi="ar-SA"/>
-              </w:rPr>
-            </w:pPr>
-            <w:r>
-              <w:rPr>
-                <w:b w:val="false"/>
-                <w:bCs w:val="false"/>
-                <w:sz w:val="22"/>
-                <w:szCs w:val="22"/>
-              </w:rPr>
-              <w:t>separate output + per-step 12 MB stock copy</w:t>
-            </w:r>
-          </w:p>
-        </w:tc>
-        <w:tc>
-          <w:tcPr>
-            <w:tcW w:w="2250" w:type="dxa"/>
-            <w:tcBorders/>
-          </w:tcPr>
-          <w:p>
-            <w:pPr>
-              <w:pStyle w:val="TableContents"/>
-              <w:spacing w:before="0" w:after="200"/>
-              <w:rPr>
-                <w:rFonts w:ascii="Arial" w:hAnsi="Arial" w:eastAsia="Arial" w:cs=""/>
-                <w:kern w:val="0"/>
-                <w:lang w:val="en-US" w:eastAsia="en-US" w:bidi="ar-SA"/>
-              </w:rPr>
-            </w:pPr>
-            <w:r>
-              <w:rPr>
-                <w:b w:val="false"/>
-                <w:bCs w:val="false"/>
-                <w:sz w:val="22"/>
-                <w:szCs w:val="22"/>
+                <w:sz w:val="20"/>
+                <w:szCs w:val="20"/>
               </w:rPr>
               <w:t>second pass reads the twin, subtracts</w:t>
             </w:r>
@@ -7625,7 +7702,7 @@
         </w:tc>
         <w:tc>
           <w:tcPr>
-            <w:tcW w:w="1975" w:type="dxa"/>
+            <w:tcW w:w="1892" w:type="dxa"/>
             <w:tcBorders/>
           </w:tcPr>
           <w:p>
@@ -7644,8 +7721,8 @@
                 <w:b w:val="false"/>
                 <w:bCs w:val="false"/>
                 <w:kern w:val="0"/>
-                <w:sz w:val="22"/>
-                <w:szCs w:val="22"/>
+                <w:sz w:val="20"/>
+                <w:szCs w:val="20"/>
                 <w:lang w:val="en-US" w:eastAsia="en-US" w:bidi="ar-SA"/>
               </w:rPr>
               <w:t>in place</w:t>
@@ -7656,8 +7733,8 @@
                 <w:b w:val="false"/>
                 <w:bCs w:val="false"/>
                 <w:kern w:val="0"/>
-                <w:sz w:val="22"/>
-                <w:szCs w:val="22"/>
+                <w:sz w:val="20"/>
+                <w:szCs w:val="20"/>
                 <w:lang w:val="en-US" w:eastAsia="en-US" w:bidi="ar-SA"/>
               </w:rPr>
               <w:t xml:space="preserve"> in the one working buffer</w:t>
@@ -7683,8 +7760,8 @@
               <w:rPr>
                 <w:b w:val="false"/>
                 <w:bCs w:val="false"/>
-                <w:sz w:val="22"/>
-                <w:szCs w:val="22"/>
+                <w:sz w:val="20"/>
+                <w:szCs w:val="20"/>
               </w:rPr>
               <w:t>same as S2</w:t>
             </w:r>
@@ -7695,7 +7772,7 @@
         <w:trPr/>
         <w:tc>
           <w:tcPr>
-            <w:tcW w:w="2092" w:type="dxa"/>
+            <w:tcW w:w="2355" w:type="dxa"/>
             <w:tcBorders/>
           </w:tcPr>
           <w:p>
@@ -7707,77 +7784,77 @@
               <w:jc w:val="left"/>
               <w:rPr>
                 <w:rFonts w:ascii="Arial" w:hAnsi="Arial" w:eastAsia="Arial" w:cs="" w:asciiTheme="minorHAnsi" w:cstheme="minorBidi" w:eastAsiaTheme="minorHAnsi" w:hAnsiTheme="minorHAnsi"/>
+                <w:b/>
+                <w:bCs/>
+                <w:color w:val="auto"/>
+                <w:kern w:val="0"/>
+                <w:sz w:val="20"/>
+                <w:szCs w:val="20"/>
+                <w:lang w:val="en-US" w:eastAsia="en-US" w:bidi="ar-SA"/>
+              </w:rPr>
+            </w:pPr>
+            <w:r>
+              <w:rPr>
+                <w:rFonts w:eastAsia="Arial" w:cs="" w:cstheme="minorBidi" w:eastAsiaTheme="minorHAnsi"/>
+                <w:b/>
+                <w:bCs/>
+                <w:color w:val="auto"/>
+                <w:kern w:val="0"/>
+                <w:sz w:val="20"/>
+                <w:szCs w:val="20"/>
+                <w:lang w:val="en-US" w:eastAsia="en-US" w:bidi="ar-SA"/>
+              </w:rPr>
+              <w:t>Read-back transfer</w:t>
+            </w:r>
+          </w:p>
+        </w:tc>
+        <w:tc>
+          <w:tcPr>
+            <w:tcW w:w="1987" w:type="dxa"/>
+            <w:tcBorders/>
+          </w:tcPr>
+          <w:p>
+            <w:pPr>
+              <w:pStyle w:val="TableContents"/>
+              <w:spacing w:before="0" w:after="200"/>
+              <w:rPr>
+                <w:rFonts w:ascii="Arial" w:hAnsi="Arial" w:eastAsia="Arial" w:cs=""/>
+                <w:kern w:val="0"/>
+                <w:lang w:val="en-US" w:eastAsia="en-US" w:bidi="ar-SA"/>
+              </w:rPr>
+            </w:pPr>
+            <w:r>
+              <w:rPr>
                 <w:b w:val="false"/>
                 <w:bCs w:val="false"/>
-                <w:color w:val="auto"/>
-                <w:kern w:val="0"/>
-                <w:sz w:val="22"/>
-                <w:szCs w:val="22"/>
-                <w:lang w:val="en-US" w:eastAsia="en-US" w:bidi="ar-SA"/>
-              </w:rPr>
-            </w:pPr>
-            <w:r>
-              <w:rPr>
-                <w:rFonts w:eastAsia="Arial" w:cs="" w:cstheme="minorBidi" w:eastAsiaTheme="minorHAnsi"/>
+                <w:sz w:val="20"/>
+                <w:szCs w:val="20"/>
+              </w:rPr>
+              <w:t>128 MB unpacked</w:t>
+            </w:r>
+          </w:p>
+        </w:tc>
+        <w:tc>
+          <w:tcPr>
+            <w:tcW w:w="2333" w:type="dxa"/>
+            <w:tcBorders/>
+          </w:tcPr>
+          <w:p>
+            <w:pPr>
+              <w:pStyle w:val="TableContents"/>
+              <w:spacing w:before="0" w:after="200"/>
+              <w:rPr>
+                <w:rFonts w:ascii="Arial" w:hAnsi="Arial" w:eastAsia="Arial" w:cs=""/>
+                <w:kern w:val="0"/>
+                <w:lang w:val="en-US" w:eastAsia="en-US" w:bidi="ar-SA"/>
+              </w:rPr>
+            </w:pPr>
+            <w:r>
+              <w:rPr>
                 <w:b w:val="false"/>
                 <w:bCs w:val="false"/>
-                <w:color w:val="auto"/>
-                <w:kern w:val="0"/>
-                <w:sz w:val="22"/>
-                <w:szCs w:val="22"/>
-                <w:lang w:val="en-US" w:eastAsia="en-US" w:bidi="ar-SA"/>
-              </w:rPr>
-              <w:t>Read-back transfer</w:t>
-            </w:r>
-          </w:p>
-        </w:tc>
-        <w:tc>
-          <w:tcPr>
-            <w:tcW w:w="2250" w:type="dxa"/>
-            <w:tcBorders/>
-          </w:tcPr>
-          <w:p>
-            <w:pPr>
-              <w:pStyle w:val="TableContents"/>
-              <w:spacing w:before="0" w:after="200"/>
-              <w:rPr>
-                <w:rFonts w:ascii="Arial" w:hAnsi="Arial" w:eastAsia="Arial" w:cs=""/>
-                <w:kern w:val="0"/>
-                <w:lang w:val="en-US" w:eastAsia="en-US" w:bidi="ar-SA"/>
-              </w:rPr>
-            </w:pPr>
-            <w:r>
-              <w:rPr>
-                <w:b w:val="false"/>
-                <w:bCs w:val="false"/>
-                <w:sz w:val="22"/>
-                <w:szCs w:val="22"/>
-              </w:rPr>
-              <w:t>128 MB unpacked</w:t>
-            </w:r>
-          </w:p>
-        </w:tc>
-        <w:tc>
-          <w:tcPr>
-            <w:tcW w:w="2250" w:type="dxa"/>
-            <w:tcBorders/>
-          </w:tcPr>
-          <w:p>
-            <w:pPr>
-              <w:pStyle w:val="TableContents"/>
-              <w:spacing w:before="0" w:after="200"/>
-              <w:rPr>
-                <w:rFonts w:ascii="Arial" w:hAnsi="Arial" w:eastAsia="Arial" w:cs=""/>
-                <w:kern w:val="0"/>
-                <w:lang w:val="en-US" w:eastAsia="en-US" w:bidi="ar-SA"/>
-              </w:rPr>
-            </w:pPr>
-            <w:r>
-              <w:rPr>
-                <w:b w:val="false"/>
-                <w:bCs w:val="false"/>
-                <w:sz w:val="22"/>
-                <w:szCs w:val="22"/>
+                <w:sz w:val="20"/>
+                <w:szCs w:val="20"/>
               </w:rPr>
               <w:t>8 MB GPU-compacted</w:t>
             </w:r>
@@ -7785,7 +7862,7 @@
         </w:tc>
         <w:tc>
           <w:tcPr>
-            <w:tcW w:w="1975" w:type="dxa"/>
+            <w:tcW w:w="1892" w:type="dxa"/>
             <w:tcBorders/>
           </w:tcPr>
           <w:p>
@@ -7804,8 +7881,8 @@
                 <w:b w:val="false"/>
                 <w:bCs w:val="false"/>
                 <w:kern w:val="0"/>
-                <w:sz w:val="22"/>
-                <w:szCs w:val="22"/>
+                <w:sz w:val="20"/>
+                <w:szCs w:val="20"/>
                 <w:lang w:val="en-US" w:eastAsia="en-US" w:bidi="ar-SA"/>
               </w:rPr>
               <w:t>8 MB</w:t>
@@ -7816,8 +7893,8 @@
                 <w:b w:val="false"/>
                 <w:bCs w:val="false"/>
                 <w:kern w:val="0"/>
-                <w:sz w:val="22"/>
-                <w:szCs w:val="22"/>
+                <w:sz w:val="20"/>
+                <w:szCs w:val="20"/>
                 <w:lang w:val="en-US" w:eastAsia="en-US" w:bidi="ar-SA"/>
               </w:rPr>
               <w:t xml:space="preserve"> GPU-compacted (~16×)</w:t>
@@ -7843,8 +7920,8 @@
               <w:rPr>
                 <w:b w:val="false"/>
                 <w:bCs w:val="false"/>
-                <w:sz w:val="22"/>
-                <w:szCs w:val="22"/>
+                <w:sz w:val="20"/>
+                <w:szCs w:val="20"/>
               </w:rPr>
               <w:t>same as S2</w:t>
             </w:r>
@@ -7855,7 +7932,7 @@
         <w:trPr/>
         <w:tc>
           <w:tcPr>
-            <w:tcW w:w="2092" w:type="dxa"/>
+            <w:tcW w:w="2355" w:type="dxa"/>
             <w:tcBorders/>
           </w:tcPr>
           <w:p>
@@ -7867,33 +7944,85 @@
               <w:jc w:val="left"/>
               <w:rPr>
                 <w:rFonts w:ascii="Arial" w:hAnsi="Arial" w:eastAsia="Arial" w:cs="" w:asciiTheme="minorHAnsi" w:cstheme="minorBidi" w:eastAsiaTheme="minorHAnsi" w:hAnsiTheme="minorHAnsi"/>
+                <w:b/>
+                <w:bCs/>
+                <w:color w:val="auto"/>
+                <w:kern w:val="0"/>
+                <w:sz w:val="20"/>
+                <w:szCs w:val="20"/>
+                <w:lang w:val="en-US" w:eastAsia="en-US" w:bidi="ar-SA"/>
+              </w:rPr>
+            </w:pPr>
+            <w:r>
+              <w:rPr>
+                <w:rFonts w:eastAsia="Arial" w:cs="" w:cstheme="minorBidi" w:eastAsiaTheme="minorHAnsi"/>
+                <w:b/>
+                <w:bCs/>
+                <w:color w:val="auto"/>
+                <w:kern w:val="0"/>
+                <w:sz w:val="20"/>
+                <w:szCs w:val="20"/>
+                <w:lang w:val="en-US" w:eastAsia="en-US" w:bidi="ar-SA"/>
+              </w:rPr>
+              <w:t>Per-carve write traffic</w:t>
+            </w:r>
+          </w:p>
+        </w:tc>
+        <w:tc>
+          <w:tcPr>
+            <w:tcW w:w="1987" w:type="dxa"/>
+            <w:tcBorders/>
+          </w:tcPr>
+          <w:p>
+            <w:pPr>
+              <w:pStyle w:val="TableContents"/>
+              <w:spacing w:before="0" w:after="200"/>
+              <w:rPr>
+                <w:rFonts w:ascii="Arial" w:hAnsi="Arial" w:eastAsia="Arial" w:cs=""/>
+                <w:kern w:val="0"/>
+                <w:lang w:val="en-US" w:eastAsia="en-US" w:bidi="ar-SA"/>
+              </w:rPr>
+            </w:pPr>
+            <w:r>
+              <w:rPr>
                 <w:b w:val="false"/>
                 <w:bCs w:val="false"/>
-                <w:color w:val="auto"/>
-                <w:kern w:val="0"/>
-                <w:sz w:val="22"/>
-                <w:szCs w:val="22"/>
-                <w:lang w:val="en-US" w:eastAsia="en-US" w:bidi="ar-SA"/>
-              </w:rPr>
-            </w:pPr>
-            <w:r>
-              <w:rPr>
-                <w:rFonts w:eastAsia="Arial" w:cs="" w:cstheme="minorBidi" w:eastAsiaTheme="minorHAnsi"/>
+                <w:sz w:val="20"/>
+                <w:szCs w:val="20"/>
+              </w:rPr>
+              <w:t>whole grid, full footprint</w:t>
+            </w:r>
+          </w:p>
+        </w:tc>
+        <w:tc>
+          <w:tcPr>
+            <w:tcW w:w="2333" w:type="dxa"/>
+            <w:tcBorders/>
+          </w:tcPr>
+          <w:p>
+            <w:pPr>
+              <w:pStyle w:val="TableContents"/>
+              <w:spacing w:before="0" w:after="200"/>
+              <w:rPr>
+                <w:rFonts w:ascii="Arial" w:hAnsi="Arial" w:eastAsia="Arial" w:cs=""/>
+                <w:kern w:val="0"/>
+                <w:lang w:val="en-US" w:eastAsia="en-US" w:bidi="ar-SA"/>
+              </w:rPr>
+            </w:pPr>
+            <w:r>
+              <w:rPr>
                 <w:b w:val="false"/>
                 <w:bCs w:val="false"/>
-                <w:color w:val="auto"/>
-                <w:kern w:val="0"/>
-                <w:sz w:val="22"/>
-                <w:szCs w:val="22"/>
-                <w:lang w:val="en-US" w:eastAsia="en-US" w:bidi="ar-SA"/>
-              </w:rPr>
-              <w:t>Per-carve write traffic</w:t>
-            </w:r>
-          </w:p>
-        </w:tc>
-        <w:tc>
-          <w:tcPr>
-            <w:tcW w:w="2250" w:type="dxa"/>
+                <w:sz w:val="20"/>
+                <w:szCs w:val="20"/>
+              </w:rPr>
+              <w:t>swept-AABB columns, twice (write twin + subtract)</w:t>
+            </w:r>
+          </w:p>
+        </w:tc>
+        <w:tc>
+          <w:tcPr>
+            <w:tcW w:w="1892" w:type="dxa"/>
             <w:tcBorders/>
           </w:tcPr>
           <w:p>
@@ -7910,60 +8039,8 @@
               <w:rPr>
                 <w:b w:val="false"/>
                 <w:bCs w:val="false"/>
-                <w:sz w:val="22"/>
-                <w:szCs w:val="22"/>
-              </w:rPr>
-              <w:t>whole grid, full footprint</w:t>
-            </w:r>
-          </w:p>
-        </w:tc>
-        <w:tc>
-          <w:tcPr>
-            <w:tcW w:w="2250" w:type="dxa"/>
-            <w:tcBorders/>
-          </w:tcPr>
-          <w:p>
-            <w:pPr>
-              <w:pStyle w:val="TableContents"/>
-              <w:spacing w:before="0" w:after="200"/>
-              <w:rPr>
-                <w:rFonts w:ascii="Arial" w:hAnsi="Arial" w:eastAsia="Arial" w:cs=""/>
-                <w:kern w:val="0"/>
-                <w:lang w:val="en-US" w:eastAsia="en-US" w:bidi="ar-SA"/>
-              </w:rPr>
-            </w:pPr>
-            <w:r>
-              <w:rPr>
-                <w:b w:val="false"/>
-                <w:bCs w:val="false"/>
-                <w:sz w:val="22"/>
-                <w:szCs w:val="22"/>
-              </w:rPr>
-              <w:t>swept-AABB columns, twice (write twin + subtract)</w:t>
-            </w:r>
-          </w:p>
-        </w:tc>
-        <w:tc>
-          <w:tcPr>
-            <w:tcW w:w="1975" w:type="dxa"/>
-            <w:tcBorders/>
-          </w:tcPr>
-          <w:p>
-            <w:pPr>
-              <w:pStyle w:val="TableContents"/>
-              <w:spacing w:before="0" w:after="200"/>
-              <w:rPr>
-                <w:rFonts w:ascii="Arial" w:hAnsi="Arial" w:eastAsia="Arial" w:cs=""/>
-                <w:kern w:val="0"/>
-                <w:lang w:val="en-US" w:eastAsia="en-US" w:bidi="ar-SA"/>
-              </w:rPr>
-            </w:pPr>
-            <w:r>
-              <w:rPr>
-                <w:b w:val="false"/>
-                <w:bCs w:val="false"/>
-                <w:sz w:val="22"/>
-                <w:szCs w:val="22"/>
+                <w:sz w:val="20"/>
+                <w:szCs w:val="20"/>
               </w:rPr>
               <w:t>swept-AABB columns, once</w:t>
             </w:r>
@@ -7990,8 +8067,8 @@
                 <w:b w:val="false"/>
                 <w:bCs w:val="false"/>
                 <w:kern w:val="0"/>
-                <w:sz w:val="22"/>
-                <w:szCs w:val="22"/>
+                <w:sz w:val="20"/>
+                <w:szCs w:val="20"/>
                 <w:lang w:val="en-US" w:eastAsia="en-US" w:bidi="ar-SA"/>
               </w:rPr>
               <w:t>swept tube only</w:t>
@@ -8002,8 +8079,8 @@
                 <w:b w:val="false"/>
                 <w:bCs w:val="false"/>
                 <w:kern w:val="0"/>
-                <w:sz w:val="22"/>
-                <w:szCs w:val="22"/>
+                <w:sz w:val="20"/>
+                <w:szCs w:val="20"/>
                 <w:lang w:val="en-US" w:eastAsia="en-US" w:bidi="ar-SA"/>
               </w:rPr>
               <w:t xml:space="preserve"> - off-band / off-Z columns skipped</w:t>
@@ -8390,6 +8467,7 @@
           <w:tcPr>
             <w:tcW w:w="2188" w:type="dxa"/>
             <w:tcBorders/>
+            <w:vAlign w:val="center"/>
           </w:tcPr>
           <w:p>
             <w:pPr>
@@ -8422,22 +8500,18 @@
           <w:tcPr>
             <w:tcW w:w="2189" w:type="dxa"/>
             <w:tcBorders/>
-          </w:tcPr>
-          <w:p>
-            <w:pPr>
-              <w:pStyle w:val="TableContents"/>
-              <w:spacing w:before="0" w:after="200"/>
-              <w:rPr>
-                <w:rFonts w:ascii="Arial" w:hAnsi="Arial" w:eastAsia="Arial" w:cs=""/>
-                <w:kern w:val="0"/>
-                <w:sz w:val="24"/>
-                <w:szCs w:val="24"/>
-                <w:lang w:val="en-US" w:eastAsia="en-US" w:bidi="ar-SA"/>
-              </w:rPr>
-            </w:pPr>
-            <w:r>
-              <w:rPr/>
-              <w:t>7.32</w:t>
+            <w:vAlign w:val="center"/>
+          </w:tcPr>
+          <w:p>
+            <w:pPr>
+              <w:pStyle w:val="TableContents"/>
+              <w:spacing w:before="0" w:after="200"/>
+              <w:jc w:val="center"/>
+              <w:rPr/>
+            </w:pPr>
+            <w:r>
+              <w:rPr/>
+              <w:t>7.32 ± 0.18</w:t>
             </w:r>
           </w:p>
         </w:tc>
@@ -8445,22 +8519,18 @@
           <w:tcPr>
             <w:tcW w:w="2189" w:type="dxa"/>
             <w:tcBorders/>
-          </w:tcPr>
-          <w:p>
-            <w:pPr>
-              <w:pStyle w:val="TableContents"/>
-              <w:spacing w:before="0" w:after="200"/>
-              <w:rPr>
-                <w:rFonts w:ascii="Arial" w:hAnsi="Arial" w:eastAsia="Arial" w:cs=""/>
-                <w:kern w:val="0"/>
-                <w:sz w:val="24"/>
-                <w:szCs w:val="24"/>
-                <w:lang w:val="en-US" w:eastAsia="en-US" w:bidi="ar-SA"/>
-              </w:rPr>
-            </w:pPr>
-            <w:r>
-              <w:rPr/>
-              <w:t>6.76</w:t>
+            <w:vAlign w:val="center"/>
+          </w:tcPr>
+          <w:p>
+            <w:pPr>
+              <w:pStyle w:val="TableContents"/>
+              <w:spacing w:before="0" w:after="200"/>
+              <w:jc w:val="center"/>
+              <w:rPr/>
+            </w:pPr>
+            <w:r>
+              <w:rPr/>
+              <w:t>6.76 ± 0.22</w:t>
             </w:r>
           </w:p>
         </w:tc>
@@ -8468,22 +8538,18 @@
           <w:tcPr>
             <w:tcW w:w="2189" w:type="dxa"/>
             <w:tcBorders/>
-          </w:tcPr>
-          <w:p>
-            <w:pPr>
-              <w:pStyle w:val="TableContents"/>
-              <w:spacing w:before="0" w:after="200"/>
-              <w:rPr>
-                <w:rFonts w:ascii="Arial" w:hAnsi="Arial" w:eastAsia="Arial" w:cs=""/>
-                <w:kern w:val="0"/>
-                <w:sz w:val="24"/>
-                <w:szCs w:val="24"/>
-                <w:lang w:val="en-US" w:eastAsia="en-US" w:bidi="ar-SA"/>
-              </w:rPr>
-            </w:pPr>
-            <w:r>
-              <w:rPr/>
-              <w:t>6.57</w:t>
+            <w:vAlign w:val="center"/>
+          </w:tcPr>
+          <w:p>
+            <w:pPr>
+              <w:pStyle w:val="TableContents"/>
+              <w:spacing w:before="0" w:after="200"/>
+              <w:jc w:val="center"/>
+              <w:rPr/>
+            </w:pPr>
+            <w:r>
+              <w:rPr/>
+              <w:t>6.57 ± 0.21</w:t>
             </w:r>
           </w:p>
         </w:tc>
@@ -8494,6 +8560,7 @@
           <w:tcPr>
             <w:tcW w:w="2188" w:type="dxa"/>
             <w:tcBorders/>
+            <w:vAlign w:val="center"/>
           </w:tcPr>
           <w:p>
             <w:pPr>
@@ -8526,22 +8593,18 @@
           <w:tcPr>
             <w:tcW w:w="2189" w:type="dxa"/>
             <w:tcBorders/>
-          </w:tcPr>
-          <w:p>
-            <w:pPr>
-              <w:pStyle w:val="TableContents"/>
-              <w:spacing w:before="0" w:after="200"/>
-              <w:rPr>
-                <w:rFonts w:ascii="Arial" w:hAnsi="Arial" w:eastAsia="Arial" w:cs=""/>
-                <w:kern w:val="0"/>
-                <w:sz w:val="24"/>
-                <w:szCs w:val="24"/>
-                <w:lang w:val="en-US" w:eastAsia="en-US" w:bidi="ar-SA"/>
-              </w:rPr>
-            </w:pPr>
-            <w:r>
-              <w:rPr/>
-              <w:t>18.30</w:t>
+            <w:vAlign w:val="center"/>
+          </w:tcPr>
+          <w:p>
+            <w:pPr>
+              <w:pStyle w:val="TableContents"/>
+              <w:spacing w:before="0" w:after="200"/>
+              <w:jc w:val="center"/>
+              <w:rPr/>
+            </w:pPr>
+            <w:r>
+              <w:rPr/>
+              <w:t>18.30 ± 0.50</w:t>
             </w:r>
           </w:p>
         </w:tc>
@@ -8549,22 +8612,18 @@
           <w:tcPr>
             <w:tcW w:w="2189" w:type="dxa"/>
             <w:tcBorders/>
-          </w:tcPr>
-          <w:p>
-            <w:pPr>
-              <w:pStyle w:val="TableContents"/>
-              <w:spacing w:before="0" w:after="200"/>
-              <w:rPr>
-                <w:rFonts w:ascii="Arial" w:hAnsi="Arial" w:eastAsia="Arial" w:cs=""/>
-                <w:kern w:val="0"/>
-                <w:sz w:val="24"/>
-                <w:szCs w:val="24"/>
-                <w:lang w:val="en-US" w:eastAsia="en-US" w:bidi="ar-SA"/>
-              </w:rPr>
-            </w:pPr>
-            <w:r>
-              <w:rPr/>
-              <w:t>15.68</w:t>
+            <w:vAlign w:val="center"/>
+          </w:tcPr>
+          <w:p>
+            <w:pPr>
+              <w:pStyle w:val="TableContents"/>
+              <w:spacing w:before="0" w:after="200"/>
+              <w:jc w:val="center"/>
+              <w:rPr/>
+            </w:pPr>
+            <w:r>
+              <w:rPr/>
+              <w:t>15.68 ± 0.53</w:t>
             </w:r>
           </w:p>
         </w:tc>
@@ -8572,22 +8631,18 @@
           <w:tcPr>
             <w:tcW w:w="2189" w:type="dxa"/>
             <w:tcBorders/>
-          </w:tcPr>
-          <w:p>
-            <w:pPr>
-              <w:pStyle w:val="TableContents"/>
-              <w:spacing w:before="0" w:after="200"/>
-              <w:rPr>
-                <w:rFonts w:ascii="Arial" w:hAnsi="Arial" w:eastAsia="Arial" w:cs=""/>
-                <w:kern w:val="0"/>
-                <w:sz w:val="24"/>
-                <w:szCs w:val="24"/>
-                <w:lang w:val="en-US" w:eastAsia="en-US" w:bidi="ar-SA"/>
-              </w:rPr>
-            </w:pPr>
-            <w:r>
-              <w:rPr/>
-              <w:t>17.63</w:t>
+            <w:vAlign w:val="center"/>
+          </w:tcPr>
+          <w:p>
+            <w:pPr>
+              <w:pStyle w:val="TableContents"/>
+              <w:spacing w:before="0" w:after="200"/>
+              <w:jc w:val="center"/>
+              <w:rPr/>
+            </w:pPr>
+            <w:r>
+              <w:rPr/>
+              <w:t>17.63 ± 0.35</w:t>
             </w:r>
           </w:p>
         </w:tc>
@@ -8598,6 +8653,7 @@
           <w:tcPr>
             <w:tcW w:w="2188" w:type="dxa"/>
             <w:tcBorders/>
+            <w:vAlign w:val="center"/>
           </w:tcPr>
           <w:p>
             <w:pPr>
@@ -8630,22 +8686,18 @@
           <w:tcPr>
             <w:tcW w:w="2189" w:type="dxa"/>
             <w:tcBorders/>
-          </w:tcPr>
-          <w:p>
-            <w:pPr>
-              <w:pStyle w:val="TableContents"/>
-              <w:spacing w:before="0" w:after="200"/>
-              <w:rPr>
-                <w:rFonts w:ascii="Arial" w:hAnsi="Arial" w:eastAsia="Arial" w:cs=""/>
-                <w:kern w:val="0"/>
-                <w:sz w:val="24"/>
-                <w:szCs w:val="24"/>
-                <w:lang w:val="en-US" w:eastAsia="en-US" w:bidi="ar-SA"/>
-              </w:rPr>
-            </w:pPr>
-            <w:r>
-              <w:rPr/>
-              <w:t>15.38</w:t>
+            <w:vAlign w:val="center"/>
+          </w:tcPr>
+          <w:p>
+            <w:pPr>
+              <w:pStyle w:val="TableContents"/>
+              <w:spacing w:before="0" w:after="200"/>
+              <w:jc w:val="center"/>
+              <w:rPr/>
+            </w:pPr>
+            <w:r>
+              <w:rPr/>
+              <w:t>15.38 ± 0.42</w:t>
             </w:r>
           </w:p>
         </w:tc>
@@ -8653,22 +8705,18 @@
           <w:tcPr>
             <w:tcW w:w="2189" w:type="dxa"/>
             <w:tcBorders/>
-          </w:tcPr>
-          <w:p>
-            <w:pPr>
-              <w:pStyle w:val="TableContents"/>
-              <w:spacing w:before="0" w:after="200"/>
-              <w:rPr>
-                <w:rFonts w:ascii="Arial" w:hAnsi="Arial" w:eastAsia="Arial" w:cs=""/>
-                <w:kern w:val="0"/>
-                <w:sz w:val="24"/>
-                <w:szCs w:val="24"/>
-                <w:lang w:val="en-US" w:eastAsia="en-US" w:bidi="ar-SA"/>
-              </w:rPr>
-            </w:pPr>
-            <w:r>
-              <w:rPr/>
-              <w:t>13.04</w:t>
+            <w:vAlign w:val="center"/>
+          </w:tcPr>
+          <w:p>
+            <w:pPr>
+              <w:pStyle w:val="TableContents"/>
+              <w:spacing w:before="0" w:after="200"/>
+              <w:jc w:val="center"/>
+              <w:rPr/>
+            </w:pPr>
+            <w:r>
+              <w:rPr/>
+              <w:t>13.04 ± 0.25</w:t>
             </w:r>
           </w:p>
         </w:tc>
@@ -8676,22 +8724,18 @@
           <w:tcPr>
             <w:tcW w:w="2189" w:type="dxa"/>
             <w:tcBorders/>
-          </w:tcPr>
-          <w:p>
-            <w:pPr>
-              <w:pStyle w:val="TableContents"/>
-              <w:spacing w:before="0" w:after="200"/>
-              <w:rPr>
-                <w:rFonts w:ascii="Arial" w:hAnsi="Arial" w:eastAsia="Arial" w:cs=""/>
-                <w:kern w:val="0"/>
-                <w:sz w:val="24"/>
-                <w:szCs w:val="24"/>
-                <w:lang w:val="en-US" w:eastAsia="en-US" w:bidi="ar-SA"/>
-              </w:rPr>
-            </w:pPr>
-            <w:r>
-              <w:rPr/>
-              <w:t>14.94</w:t>
+            <w:vAlign w:val="center"/>
+          </w:tcPr>
+          <w:p>
+            <w:pPr>
+              <w:pStyle w:val="TableContents"/>
+              <w:spacing w:before="0" w:after="200"/>
+              <w:jc w:val="center"/>
+              <w:rPr/>
+            </w:pPr>
+            <w:r>
+              <w:rPr/>
+              <w:t>14.94 ± 0.37</w:t>
             </w:r>
           </w:p>
         </w:tc>
@@ -8702,6 +8746,7 @@
           <w:tcPr>
             <w:tcW w:w="2188" w:type="dxa"/>
             <w:tcBorders/>
+            <w:vAlign w:val="center"/>
           </w:tcPr>
           <w:p>
             <w:pPr>
@@ -8734,22 +8779,18 @@
           <w:tcPr>
             <w:tcW w:w="2189" w:type="dxa"/>
             <w:tcBorders/>
-          </w:tcPr>
-          <w:p>
-            <w:pPr>
-              <w:pStyle w:val="TableContents"/>
-              <w:spacing w:before="0" w:after="200"/>
-              <w:rPr>
-                <w:rFonts w:ascii="Arial" w:hAnsi="Arial" w:eastAsia="Arial" w:cs=""/>
-                <w:kern w:val="0"/>
-                <w:sz w:val="24"/>
-                <w:szCs w:val="24"/>
-                <w:lang w:val="en-US" w:eastAsia="en-US" w:bidi="ar-SA"/>
-              </w:rPr>
-            </w:pPr>
-            <w:r>
-              <w:rPr/>
-              <w:t>43.86</w:t>
+            <w:vAlign w:val="center"/>
+          </w:tcPr>
+          <w:p>
+            <w:pPr>
+              <w:pStyle w:val="TableContents"/>
+              <w:spacing w:before="0" w:after="200"/>
+              <w:jc w:val="center"/>
+              <w:rPr/>
+            </w:pPr>
+            <w:r>
+              <w:rPr/>
+              <w:t>43.86 ± 1.05</w:t>
             </w:r>
           </w:p>
         </w:tc>
@@ -8757,22 +8798,18 @@
           <w:tcPr>
             <w:tcW w:w="2189" w:type="dxa"/>
             <w:tcBorders/>
-          </w:tcPr>
-          <w:p>
-            <w:pPr>
-              <w:pStyle w:val="TableContents"/>
-              <w:spacing w:before="0" w:after="200"/>
-              <w:rPr>
-                <w:rFonts w:ascii="Arial" w:hAnsi="Arial" w:eastAsia="Arial" w:cs=""/>
-                <w:kern w:val="0"/>
-                <w:sz w:val="24"/>
-                <w:szCs w:val="24"/>
-                <w:lang w:val="en-US" w:eastAsia="en-US" w:bidi="ar-SA"/>
-              </w:rPr>
-            </w:pPr>
-            <w:r>
-              <w:rPr/>
-              <w:t>34.05</w:t>
+            <w:vAlign w:val="center"/>
+          </w:tcPr>
+          <w:p>
+            <w:pPr>
+              <w:pStyle w:val="TableContents"/>
+              <w:spacing w:before="0" w:after="200"/>
+              <w:jc w:val="center"/>
+              <w:rPr/>
+            </w:pPr>
+            <w:r>
+              <w:rPr/>
+              <w:t>34.05 ± 0.87</w:t>
             </w:r>
           </w:p>
         </w:tc>
@@ -8780,22 +8817,18 @@
           <w:tcPr>
             <w:tcW w:w="2189" w:type="dxa"/>
             <w:tcBorders/>
-          </w:tcPr>
-          <w:p>
-            <w:pPr>
-              <w:pStyle w:val="TableContents"/>
-              <w:spacing w:before="0" w:after="200"/>
-              <w:rPr>
-                <w:rFonts w:ascii="Arial" w:hAnsi="Arial" w:eastAsia="Arial" w:cs=""/>
-                <w:kern w:val="0"/>
-                <w:sz w:val="24"/>
-                <w:szCs w:val="24"/>
-                <w:lang w:val="en-US" w:eastAsia="en-US" w:bidi="ar-SA"/>
-              </w:rPr>
-            </w:pPr>
-            <w:r>
-              <w:rPr/>
-              <w:t>18.70</w:t>
+            <w:vAlign w:val="center"/>
+          </w:tcPr>
+          <w:p>
+            <w:pPr>
+              <w:pStyle w:val="TableContents"/>
+              <w:spacing w:before="0" w:after="200"/>
+              <w:jc w:val="center"/>
+              <w:rPr/>
+            </w:pPr>
+            <w:r>
+              <w:rPr/>
+              <w:t>18.70 ± 0.54</w:t>
             </w:r>
           </w:p>
         </w:tc>
@@ -8806,6 +8839,7 @@
           <w:tcPr>
             <w:tcW w:w="2188" w:type="dxa"/>
             <w:tcBorders/>
+            <w:vAlign w:val="center"/>
           </w:tcPr>
           <w:p>
             <w:pPr>
@@ -8838,22 +8872,18 @@
           <w:tcPr>
             <w:tcW w:w="2189" w:type="dxa"/>
             <w:tcBorders/>
-          </w:tcPr>
-          <w:p>
-            <w:pPr>
-              <w:pStyle w:val="TableContents"/>
-              <w:spacing w:before="0" w:after="200"/>
-              <w:rPr>
-                <w:rFonts w:ascii="Arial" w:hAnsi="Arial" w:eastAsia="Arial" w:cs=""/>
-                <w:kern w:val="0"/>
-                <w:sz w:val="24"/>
-                <w:szCs w:val="24"/>
-                <w:lang w:val="en-US" w:eastAsia="en-US" w:bidi="ar-SA"/>
-              </w:rPr>
-            </w:pPr>
-            <w:r>
-              <w:rPr/>
-              <w:t>27.09</w:t>
+            <w:vAlign w:val="center"/>
+          </w:tcPr>
+          <w:p>
+            <w:pPr>
+              <w:pStyle w:val="TableContents"/>
+              <w:spacing w:before="0" w:after="200"/>
+              <w:jc w:val="center"/>
+              <w:rPr/>
+            </w:pPr>
+            <w:r>
+              <w:rPr/>
+              <w:t>27.09 ± 0.79</w:t>
             </w:r>
           </w:p>
         </w:tc>
@@ -8861,22 +8891,18 @@
           <w:tcPr>
             <w:tcW w:w="2189" w:type="dxa"/>
             <w:tcBorders/>
-          </w:tcPr>
-          <w:p>
-            <w:pPr>
-              <w:pStyle w:val="TableContents"/>
-              <w:spacing w:before="0" w:after="200"/>
-              <w:rPr>
-                <w:rFonts w:ascii="Arial" w:hAnsi="Arial" w:eastAsia="Arial" w:cs=""/>
-                <w:kern w:val="0"/>
-                <w:sz w:val="24"/>
-                <w:szCs w:val="24"/>
-                <w:lang w:val="en-US" w:eastAsia="en-US" w:bidi="ar-SA"/>
-              </w:rPr>
-            </w:pPr>
-            <w:r>
-              <w:rPr/>
-              <w:t>24.16</w:t>
+            <w:vAlign w:val="center"/>
+          </w:tcPr>
+          <w:p>
+            <w:pPr>
+              <w:pStyle w:val="TableContents"/>
+              <w:spacing w:before="0" w:after="200"/>
+              <w:jc w:val="center"/>
+              <w:rPr/>
+            </w:pPr>
+            <w:r>
+              <w:rPr/>
+              <w:t>24.16 ± 0.73</w:t>
             </w:r>
           </w:p>
         </w:tc>
@@ -8884,22 +8910,18 @@
           <w:tcPr>
             <w:tcW w:w="2189" w:type="dxa"/>
             <w:tcBorders/>
-          </w:tcPr>
-          <w:p>
-            <w:pPr>
-              <w:pStyle w:val="TableContents"/>
-              <w:spacing w:before="0" w:after="200"/>
-              <w:rPr>
-                <w:rFonts w:ascii="Arial" w:hAnsi="Arial" w:eastAsia="Arial" w:cs=""/>
-                <w:kern w:val="0"/>
-                <w:sz w:val="24"/>
-                <w:szCs w:val="24"/>
-                <w:lang w:val="en-US" w:eastAsia="en-US" w:bidi="ar-SA"/>
-              </w:rPr>
-            </w:pPr>
-            <w:r>
-              <w:rPr/>
-              <w:t>15.72</w:t>
+            <w:vAlign w:val="center"/>
+          </w:tcPr>
+          <w:p>
+            <w:pPr>
+              <w:pStyle w:val="TableContents"/>
+              <w:spacing w:before="0" w:after="200"/>
+              <w:jc w:val="center"/>
+              <w:rPr/>
+            </w:pPr>
+            <w:r>
+              <w:rPr/>
+              <w:t>15.72 ± 0.51</w:t>
             </w:r>
           </w:p>
         </w:tc>
@@ -8910,6 +8932,7 @@
           <w:tcPr>
             <w:tcW w:w="2188" w:type="dxa"/>
             <w:tcBorders/>
+            <w:vAlign w:val="center"/>
           </w:tcPr>
           <w:p>
             <w:pPr>
@@ -8942,22 +8965,18 @@
           <w:tcPr>
             <w:tcW w:w="2189" w:type="dxa"/>
             <w:tcBorders/>
-          </w:tcPr>
-          <w:p>
-            <w:pPr>
-              <w:pStyle w:val="TableContents"/>
-              <w:spacing w:before="0" w:after="200"/>
-              <w:rPr>
-                <w:rFonts w:ascii="Arial" w:hAnsi="Arial" w:eastAsia="Arial" w:cs=""/>
-                <w:kern w:val="0"/>
-                <w:sz w:val="24"/>
-                <w:szCs w:val="24"/>
-                <w:lang w:val="en-US" w:eastAsia="en-US" w:bidi="ar-SA"/>
-              </w:rPr>
-            </w:pPr>
-            <w:r>
-              <w:rPr/>
-              <w:t>6.99</w:t>
+            <w:vAlign w:val="center"/>
+          </w:tcPr>
+          <w:p>
+            <w:pPr>
+              <w:pStyle w:val="TableContents"/>
+              <w:spacing w:before="0" w:after="200"/>
+              <w:jc w:val="center"/>
+              <w:rPr/>
+            </w:pPr>
+            <w:r>
+              <w:rPr/>
+              <w:t>6.99 ± 0.21</w:t>
             </w:r>
           </w:p>
         </w:tc>
@@ -8965,22 +8984,18 @@
           <w:tcPr>
             <w:tcW w:w="2189" w:type="dxa"/>
             <w:tcBorders/>
-          </w:tcPr>
-          <w:p>
-            <w:pPr>
-              <w:pStyle w:val="TableContents"/>
-              <w:spacing w:before="0" w:after="200"/>
-              <w:rPr>
-                <w:rFonts w:ascii="Arial" w:hAnsi="Arial" w:eastAsia="Arial" w:cs=""/>
-                <w:kern w:val="0"/>
-                <w:sz w:val="24"/>
-                <w:szCs w:val="24"/>
-                <w:lang w:val="en-US" w:eastAsia="en-US" w:bidi="ar-SA"/>
-              </w:rPr>
-            </w:pPr>
-            <w:r>
-              <w:rPr/>
-              <w:t>6.46</w:t>
+            <w:vAlign w:val="center"/>
+          </w:tcPr>
+          <w:p>
+            <w:pPr>
+              <w:pStyle w:val="TableContents"/>
+              <w:spacing w:before="0" w:after="200"/>
+              <w:jc w:val="center"/>
+              <w:rPr/>
+            </w:pPr>
+            <w:r>
+              <w:rPr/>
+              <w:t>6.46 ± 0.14</w:t>
             </w:r>
           </w:p>
         </w:tc>
@@ -8988,22 +9003,18 @@
           <w:tcPr>
             <w:tcW w:w="2189" w:type="dxa"/>
             <w:tcBorders/>
-          </w:tcPr>
-          <w:p>
-            <w:pPr>
-              <w:pStyle w:val="TableContents"/>
-              <w:spacing w:before="0" w:after="200"/>
-              <w:rPr>
-                <w:rFonts w:ascii="Arial" w:hAnsi="Arial" w:eastAsia="Arial" w:cs=""/>
-                <w:kern w:val="0"/>
-                <w:sz w:val="24"/>
-                <w:szCs w:val="24"/>
-                <w:lang w:val="en-US" w:eastAsia="en-US" w:bidi="ar-SA"/>
-              </w:rPr>
-            </w:pPr>
-            <w:r>
-              <w:rPr/>
-              <w:t>5.40</w:t>
+            <w:vAlign w:val="center"/>
+          </w:tcPr>
+          <w:p>
+            <w:pPr>
+              <w:pStyle w:val="TableContents"/>
+              <w:spacing w:before="0" w:after="200"/>
+              <w:jc w:val="center"/>
+              <w:rPr/>
+            </w:pPr>
+            <w:r>
+              <w:rPr/>
+              <w:t>5.40 ± 0.25</w:t>
             </w:r>
           </w:p>
         </w:tc>
@@ -9030,22 +9041,18 @@
           <w:b w:val="false"/>
           <w:bCs w:val="false"/>
         </w:rPr>
-        <w:t xml:space="preserve">Dropping the zero-fill (columns one to two) is faster on every workload - including the tiny </w:t>
-      </w:r>
-      <w:r>
-        <w:rPr>
-          <w:rStyle w:val="VerbatimChar"/>
-          <w:b w:val="false"/>
-          <w:bCs w:val="false"/>
-        </w:rPr>
-        <w:t>localized</w:t>
-      </w:r>
-      <w:r>
-        <w:rPr>
-          <w:b w:val="false"/>
-          <w:bCs w:val="false"/>
-        </w:rPr>
-        <w:t xml:space="preserve"> (within noise there), by up to 22%; the reduction is largest and most stable on the dense rasters (</w:t>
+        <w:t xml:space="preserve">Dropping the zero-fill (columns one to two) is </w:t>
+      </w:r>
+      <w:r>
+        <w:rPr/>
+        <w:t>faster on every workload, from 7.6 % on the small localized program to 22 % on the 45° raster</w:t>
+      </w:r>
+      <w:r>
+        <w:rPr>
+          <w:b w:val="false"/>
+          <w:bCs w:val="false"/>
+        </w:rPr>
+        <w:t>; the reduction is largest and most stable on the dense rasters (</w:t>
       </w:r>
       <w:r>
         <w:rPr>
@@ -9245,12 +9252,16 @@
         <w:rPr>
           <w:b w:val="false"/>
           <w:bCs w:val="false"/>
-        </w:rPr>
-      </w:pPr>
-      <w:r>
-        <w:rPr>
-          <w:b w:val="false"/>
-          <w:bCs w:val="false"/>
+          <w:i w:val="false"/>
+          <w:iCs w:val="false"/>
+        </w:rPr>
+      </w:pPr>
+      <w:r>
+        <w:rPr>
+          <w:b w:val="false"/>
+          <w:bCs w:val="false"/>
+          <w:i w:val="false"/>
+          <w:iCs w:val="false"/>
         </w:rPr>
         <w:t>The bottleneck is memory-write bandwidth. A design A/B and a series of experiments, read together, localize it:</w:t>
       </w:r>
@@ -9263,14 +9274,17 @@
           <w:numId w:val="1"/>
         </w:numPr>
         <w:jc w:val="both"/>
-        <w:rPr/>
-      </w:pPr>
-      <w:r>
-        <w:rPr>
-          <w:b w:val="false"/>
-          <w:bCs w:val="false"/>
-          <w:i/>
-          <w:iCs/>
+        <w:rPr>
+          <w:i w:val="false"/>
+          <w:iCs w:val="false"/>
+        </w:rPr>
+      </w:pPr>
+      <w:r>
+        <w:rPr>
+          <w:b w:val="false"/>
+          <w:bCs w:val="false"/>
+          <w:i w:val="false"/>
+          <w:iCs w:val="false"/>
         </w:rPr>
         <w:t>Fusion vs. an external buffer (positive, §6.1).</w:t>
       </w:r>
@@ -9278,17 +9292,24 @@
         <w:rPr>
           <w:b w:val="false"/>
           <w:bCs w:val="false"/>
+          <w:i w:val="false"/>
+          <w:iCs w:val="false"/>
         </w:rPr>
         <w:t xml:space="preserve"> Materializing the swept volume in a separate full-size buffer and subtracting it in a second pass round-trips the envelope through memory (write the twin, read it back) and doubles the resident set. Fusing the two - envelope on the fly, subtracted in place - </w:t>
       </w:r>
       <w:r>
-        <w:rPr/>
+        <w:rPr>
+          <w:i w:val="false"/>
+          <w:iCs w:val="false"/>
+        </w:rPr>
         <w:t>removes that traffic and the twin, for a geomean ≈1.85× and half the memory</w:t>
       </w:r>
       <w:r>
         <w:rPr>
           <w:b w:val="false"/>
           <w:bCs w:val="false"/>
+          <w:i w:val="false"/>
+          <w:iCs w:val="false"/>
         </w:rPr>
         <w:t xml:space="preserve">. Removing </w:t>
       </w:r>
@@ -9296,8 +9317,8 @@
         <w:rPr>
           <w:b w:val="false"/>
           <w:bCs w:val="false"/>
-          <w:i/>
-          <w:iCs/>
+          <w:i w:val="false"/>
+          <w:iCs w:val="false"/>
         </w:rPr>
         <w:t>memory traffic</w:t>
       </w:r>
@@ -9305,6 +9326,8 @@
         <w:rPr>
           <w:b w:val="false"/>
           <w:bCs w:val="false"/>
+          <w:i w:val="false"/>
+          <w:iCs w:val="false"/>
         </w:rPr>
         <w:t xml:space="preserve"> pays; the swept-envelope </w:t>
       </w:r>
@@ -9312,8 +9335,8 @@
         <w:rPr>
           <w:b w:val="false"/>
           <w:bCs w:val="false"/>
-          <w:i/>
-          <w:iCs/>
+          <w:i w:val="false"/>
+          <w:iCs w:val="false"/>
         </w:rPr>
         <w:t>compute</w:t>
       </w:r>
@@ -9321,6 +9344,8 @@
         <w:rPr>
           <w:b w:val="false"/>
           <w:bCs w:val="false"/>
+          <w:i w:val="false"/>
+          <w:iCs w:val="false"/>
         </w:rPr>
         <w:t xml:space="preserve"> is identical in both, and it is not where the time goes.</w:t>
       </w:r>
@@ -9339,17 +9364,10 @@
         <w:rPr>
           <w:b w:val="false"/>
           <w:bCs w:val="false"/>
-          <w:i/>
-          <w:iCs/>
-        </w:rPr>
-        <w:t>Range-query envelopes (negative).</w:t>
-      </w:r>
-      <w:r>
-        <w:rPr>
-          <w:b w:val="false"/>
-          <w:bCs w:val="false"/>
-        </w:rPr>
-        <w:t xml:space="preserve"> Precomputing per-tool directional Z-envelopes as range-minimum/maximum sparse tables makes the per-column envelope an </w:t>
+          <w:i w:val="false"/>
+          <w:iCs w:val="false"/>
+        </w:rPr>
+        <w:t xml:space="preserve">Range-query envelopes (negative). Precomputing per-tool directional Z-envelopes as range-minimum/maximum sparse tables makes the per-column envelope an </w:t>
       </w:r>
       <w:r>
         <w:rPr>
@@ -9357,6 +9375,8 @@
           <w:rFonts w:ascii="Liberation Mono" w:hAnsi="Liberation Mono"/>
           <w:b w:val="false"/>
           <w:bCs w:val="false"/>
+          <w:i w:val="false"/>
+          <w:iCs w:val="false"/>
         </w:rPr>
         <w:t>O(1)</w:t>
       </w:r>
@@ -9364,6 +9384,8 @@
         <w:rPr>
           <w:b w:val="false"/>
           <w:bCs w:val="false"/>
+          <w:i w:val="false"/>
+          <w:iCs w:val="false"/>
         </w:rPr>
         <w:t xml:space="preserve"> query instead of an </w:t>
       </w:r>
@@ -9373,6 +9395,8 @@
           <w:rFonts w:ascii="Liberation Mono" w:hAnsi="Liberation Mono"/>
           <w:b w:val="false"/>
           <w:bCs w:val="false"/>
+          <w:i w:val="false"/>
+          <w:iCs w:val="false"/>
         </w:rPr>
         <w:t>O(sub-steps)</w:t>
       </w:r>
@@ -9380,21 +9404,54 @@
         <w:rPr>
           <w:b w:val="false"/>
           <w:bCs w:val="false"/>
-        </w:rPr>
-        <w:t xml:space="preserve"> loop. </w:t>
+          <w:i w:val="false"/>
+          <w:iCs w:val="false"/>
+        </w:rPr>
+        <w:t xml:space="preserve"> loop.</w:t>
+      </w:r>
+      <w:r>
+        <w:rPr>
+          <w:rFonts w:eastAsia="Arial" w:cs="" w:cstheme="minorBidi" w:eastAsiaTheme="minorHAnsi"/>
+          <w:b w:val="false"/>
+          <w:bCs w:val="false"/>
+          <w:i w:val="false"/>
+          <w:iCs w:val="false"/>
+          <w:color w:val="auto"/>
+          <w:kern w:val="0"/>
+          <w:sz w:val="24"/>
+          <w:szCs w:val="24"/>
+          <w:lang w:val="en-US" w:eastAsia="en-US" w:bidi="ar-SA"/>
+        </w:rPr>
+        <w:t xml:space="preserve"> </w:t>
       </w:r>
       <w:r>
         <w:rPr>
           <w:rStyle w:val="SourceText"/>
-          <w:b w:val="false"/>
-          <w:bCs w:val="false"/>
+          <w:rFonts w:eastAsia="Arial" w:cs="" w:cstheme="minorBidi" w:eastAsiaTheme="minorHAnsi"/>
+          <w:b w:val="false"/>
+          <w:bCs w:val="false"/>
+          <w:i w:val="false"/>
+          <w:iCs w:val="false"/>
+          <w:color w:val="auto"/>
+          <w:kern w:val="0"/>
+          <w:sz w:val="24"/>
+          <w:szCs w:val="24"/>
+          <w:lang w:val="en-US" w:eastAsia="en-US" w:bidi="ar-SA"/>
         </w:rPr>
         <w:t>Implemented exactly, it gave a modest gain that did not justify the added structure, because it optimized compute, which is not the bottleneck, and was reverted</w:t>
       </w:r>
       <w:r>
         <w:rPr>
-          <w:b w:val="false"/>
-          <w:bCs w:val="false"/>
+          <w:rFonts w:eastAsia="Arial" w:cs="" w:cstheme="minorBidi" w:eastAsiaTheme="minorHAnsi"/>
+          <w:b w:val="false"/>
+          <w:bCs w:val="false"/>
+          <w:i w:val="false"/>
+          <w:iCs w:val="false"/>
+          <w:color w:val="auto"/>
+          <w:kern w:val="0"/>
+          <w:sz w:val="24"/>
+          <w:szCs w:val="24"/>
+          <w:lang w:val="en-US" w:eastAsia="en-US" w:bidi="ar-SA"/>
         </w:rPr>
         <w:t>.</w:t>
       </w:r>
@@ -9410,39 +9467,18 @@
         <w:rPr>
           <w:b w:val="false"/>
           <w:bCs w:val="false"/>
-        </w:rPr>
-      </w:pPr>
-      <w:r>
-        <w:rPr>
-          <w:b w:val="false"/>
-          <w:bCs w:val="false"/>
-          <w:i/>
-          <w:iCs/>
-        </w:rPr>
-        <w:t>Tube pruning (positive, §3.6).</w:t>
-      </w:r>
-      <w:r>
-        <w:rPr>
-          <w:b w:val="false"/>
-          <w:bCs w:val="false"/>
-        </w:rPr>
-        <w:t xml:space="preserve"> Skipping the write-back of off-band and out-of-Z-range columns attacks </w:t>
-      </w:r>
-      <w:r>
-        <w:rPr>
-          <w:b w:val="false"/>
-          <w:bCs w:val="false"/>
-          <w:i/>
-          <w:iCs/>
-        </w:rPr>
-        <w:t>memory-write traffic</w:t>
-      </w:r>
-      <w:r>
-        <w:rPr>
-          <w:b w:val="false"/>
-          <w:bCs w:val="false"/>
-        </w:rPr>
-        <w:t xml:space="preserve"> and gives 3.2–7.4× in its regime (stress benchmarks, Table 1). This is the complement of the previous result: the lever that pays removes memory traffic, not compute.</w:t>
+          <w:i w:val="false"/>
+          <w:iCs w:val="false"/>
+        </w:rPr>
+      </w:pPr>
+      <w:r>
+        <w:rPr>
+          <w:b w:val="false"/>
+          <w:bCs w:val="false"/>
+          <w:i w:val="false"/>
+          <w:iCs w:val="false"/>
+        </w:rPr>
+        <w:t>Tube pruning (positive, §3.6). Skipping the write-back of off-band and out-of-Z-range columns attacks memory-write traffic and gives 3.2–7.4× in its regime (stress benchmarks, Table 1). This is the complement of the previous result: the lever that pays removes memory traffic, not compute.</w:t>
       </w:r>
     </w:p>
     <w:p>
@@ -9456,55 +9492,18 @@
         <w:rPr>
           <w:b w:val="false"/>
           <w:bCs w:val="false"/>
-        </w:rPr>
-      </w:pPr>
-      <w:r>
-        <w:rPr>
-          <w:b w:val="false"/>
-          <w:bCs w:val="false"/>
-          <w:i/>
-          <w:iCs/>
-        </w:rPr>
-        <w:t>Dead-write elimination (positive on the fused kernel, §6.4).</w:t>
-      </w:r>
-      <w:r>
-        <w:rPr>
-          <w:b w:val="false"/>
-          <w:bCs w:val="false"/>
-        </w:rPr>
-        <w:t xml:space="preserve"> The trailing zero-fill of unused column slots is dead write traffic (~30 of 32 slots on a typical column). Dropping it is byte-identical and gives 8–22% on the fused kernel - the </w:t>
-      </w:r>
-      <w:r>
-        <w:rPr>
-          <w:b w:val="false"/>
-          <w:bCs w:val="false"/>
-          <w:i/>
-          <w:iCs/>
-        </w:rPr>
-        <w:t>active-column</w:t>
-      </w:r>
-      <w:r>
-        <w:rPr>
-          <w:b w:val="false"/>
-          <w:bCs w:val="false"/>
-        </w:rPr>
-        <w:t xml:space="preserve"> counterpart to tube pruning’s </w:t>
-      </w:r>
-      <w:r>
-        <w:rPr>
-          <w:b w:val="false"/>
-          <w:bCs w:val="false"/>
-          <w:i/>
-          <w:iCs/>
-        </w:rPr>
-        <w:t>inactive</w:t>
-      </w:r>
-      <w:r>
-        <w:rPr>
-          <w:b w:val="false"/>
-          <w:bCs w:val="false"/>
-        </w:rPr>
-        <w:t>-column saving, and the one lever that reaches the axis-aligned case where pruning does nothing. It confirms the write-traffic diagnosis from the opposite side. The two do not add: they reduce traffic to the same buffer on complementary column sets, so once pruning has thinned the active set the remaining dead-write traffic is small and its removal drops into the noise (§6.4).</w:t>
+          <w:i w:val="false"/>
+          <w:iCs w:val="false"/>
+        </w:rPr>
+      </w:pPr>
+      <w:r>
+        <w:rPr>
+          <w:b w:val="false"/>
+          <w:bCs w:val="false"/>
+          <w:i w:val="false"/>
+          <w:iCs w:val="false"/>
+        </w:rPr>
+        <w:t>Dead-write elimination (positive on the fused kernel, §6.4). The trailing zero-fill of unused column slots is dead write traffic (~30 of 32 slots on a typical column). Dropping it is byte-identical and gives 8–22% on the fused kernel - the active-column counterpart to tube pruning’s inactive-column saving, and the one lever that reaches the axis-aligned case where pruning does nothing. It confirms the write-traffic diagnosis from the opposite side. The two do not add: they reduce traffic to the same buffer on complementary column sets, so once pruning has thinned the active set the remaining dead-write traffic is small and its removal drops into the noise (§6.4).</w:t>
       </w:r>
     </w:p>
     <w:p>
@@ -9521,39 +9520,18 @@
         <w:rPr>
           <w:b w:val="false"/>
           <w:bCs w:val="false"/>
-          <w:i/>
-          <w:iCs/>
-        </w:rPr>
-        <w:t>Oriented tiled dispatch (negative).</w:t>
-      </w:r>
-      <w:r>
-        <w:rPr>
-          <w:b w:val="false"/>
-          <w:bCs w:val="false"/>
-        </w:rPr>
-        <w:t xml:space="preserve"> Tempted to also avoid </w:t>
-      </w:r>
-      <w:r>
-        <w:rPr>
-          <w:b w:val="false"/>
-          <w:bCs w:val="false"/>
-          <w:i/>
-          <w:iCs/>
-        </w:rPr>
-        <w:t>launching</w:t>
-      </w:r>
-      <w:r>
-        <w:rPr>
-          <w:b w:val="false"/>
-          <w:bCs w:val="false"/>
-        </w:rPr>
-        <w:t xml:space="preserve"> the off-band threads (each still does a counter read plus the early-out), we tiled the dispatch along the motion so it follows the band. Each tile reuses the full-segment envelope uniforms (so every column is computed identically); adjacent tiles overlap idempotently, separated by a barrier - keeping it byte-identical. The result was measurably slower than tube pruning alone: the per-tile barriers serialize the tiles and the joins double-process columns, and that synchronization cost exceeds the thread-launch saving, because tube pruning </w:t>
+          <w:i w:val="false"/>
+          <w:iCs w:val="false"/>
+        </w:rPr>
+        <w:t xml:space="preserve">Oriented tiled dispatch (negative). Tempted to also avoid launching the off-band threads (each still does a counter read plus the early-out), we tiled the dispatch along the motion so it follows the band. Each tile reuses the full-segment envelope uniforms (so every column is computed identically); adjacent tiles overlap idempotently, separated by a barrier - keeping it byte-identical. The result was measurably slower than tube pruning alone: the per-tile barriers serialize the tiles and the joins double-process columns, and that synchronization cost exceeds the thread-launch saving, because tube pruning </w:t>
       </w:r>
       <w:r>
         <w:rPr>
           <w:rFonts w:eastAsia="Arial" w:cs="" w:cstheme="minorBidi" w:eastAsiaTheme="minorHAnsi"/>
           <w:b w:val="false"/>
           <w:bCs w:val="false"/>
+          <w:i w:val="false"/>
+          <w:iCs w:val="false"/>
           <w:color w:val="auto"/>
           <w:kern w:val="0"/>
           <w:sz w:val="24"/>
@@ -9568,6 +9546,8 @@
           <w:rFonts w:eastAsia="Arial" w:cs="" w:cstheme="minorBidi" w:eastAsiaTheme="minorHAnsi"/>
           <w:b w:val="false"/>
           <w:bCs w:val="false"/>
+          <w:i w:val="false"/>
+          <w:iCs w:val="false"/>
           <w:color w:val="auto"/>
           <w:kern w:val="0"/>
           <w:sz w:val="24"/>
@@ -9588,71 +9568,18 @@
         <w:rPr>
           <w:b w:val="false"/>
           <w:bCs w:val="false"/>
-        </w:rPr>
-      </w:pPr>
-      <w:r>
-        <w:rPr>
-          <w:b w:val="false"/>
-          <w:bCs w:val="false"/>
-          <w:i/>
-          <w:iCs/>
-        </w:rPr>
-        <w:t>Sparse tiled working-set (footprint, not speed; §6.2).</w:t>
-      </w:r>
-      <w:r>
-        <w:rPr>
-          <w:b w:val="false"/>
-          <w:bCs w:val="false"/>
-        </w:rPr>
-        <w:t xml:space="preserve"> A tiled backend that keeps untouched tiles UNIFORM shrinks the working set to the touched fraction, but the per-carve traffic is bounded by the swept bounding box in either layout, so it only improves access </w:t>
-      </w:r>
-      <w:r>
-        <w:rPr>
-          <w:b w:val="false"/>
-          <w:bCs w:val="false"/>
-          <w:i/>
-          <w:iCs/>
-        </w:rPr>
-        <w:t>locality</w:t>
-      </w:r>
-      <w:r>
-        <w:rPr>
-          <w:b w:val="false"/>
-          <w:bCs w:val="false"/>
-        </w:rPr>
-        <w:t xml:space="preserve"> (~1.1×) and reduces </w:t>
-      </w:r>
-      <w:r>
-        <w:rPr>
-          <w:b w:val="false"/>
-          <w:bCs w:val="false"/>
-          <w:i/>
-          <w:iCs/>
-        </w:rPr>
-        <w:t>footprint</w:t>
-      </w:r>
-      <w:r>
-        <w:rPr>
-          <w:b w:val="false"/>
-          <w:bCs w:val="false"/>
-        </w:rPr>
-        <w:t xml:space="preserve"> conditionally on locality (~15× localized, nothing whole-stock). Working-set </w:t>
-      </w:r>
-      <w:r>
-        <w:rPr>
-          <w:b w:val="false"/>
-          <w:bCs w:val="false"/>
-          <w:i/>
-          <w:iCs/>
-        </w:rPr>
-        <w:t>size</w:t>
-      </w:r>
-      <w:r>
-        <w:rPr>
-          <w:b w:val="false"/>
-          <w:bCs w:val="false"/>
-        </w:rPr>
-        <w:t xml:space="preserve"> is a memory/scale lever, not a bandwidth one.</w:t>
+          <w:i w:val="false"/>
+          <w:iCs w:val="false"/>
+        </w:rPr>
+      </w:pPr>
+      <w:r>
+        <w:rPr>
+          <w:b w:val="false"/>
+          <w:bCs w:val="false"/>
+          <w:i w:val="false"/>
+          <w:iCs w:val="false"/>
+        </w:rPr>
+        <w:t>Sparse tiled working-set (footprint, not speed; §6.2). A tiled backend that keeps untouched tiles UNIFORM shrinks the working set to the touched fraction, but the per-carve traffic is bounded by the swept bounding box in either layout, so it only improves access locality (~1.1×) and reduces footprint conditionally on locality (~15× localized, nothing whole-stock). Working-set size is a memory/scale lever, not a bandwidth one.</w:t>
       </w:r>
     </w:p>
     <w:p>
@@ -9662,126 +9589,18 @@
         <w:rPr>
           <w:b w:val="false"/>
           <w:bCs w:val="false"/>
-        </w:rPr>
-      </w:pPr>
-      <w:r>
-        <w:rPr>
-          <w:b w:val="false"/>
-          <w:bCs w:val="false"/>
-        </w:rPr>
-        <w:t xml:space="preserve">The pattern is consistent - a map of the bottleneck. Attacking </w:t>
-      </w:r>
-      <w:r>
-        <w:rPr>
-          <w:b w:val="false"/>
-          <w:bCs w:val="false"/>
-          <w:i/>
-          <w:iCs/>
-        </w:rPr>
-        <w:t>compute</w:t>
-      </w:r>
-      <w:r>
-        <w:rPr>
-          <w:b w:val="false"/>
-          <w:bCs w:val="false"/>
-        </w:rPr>
-        <w:t xml:space="preserve"> (RMQ), </w:t>
-      </w:r>
-      <w:r>
-        <w:rPr>
-          <w:b w:val="false"/>
-          <w:bCs w:val="false"/>
-          <w:i/>
-          <w:iCs/>
-        </w:rPr>
-        <w:t>launched-thread count</w:t>
-      </w:r>
-      <w:r>
-        <w:rPr>
-          <w:b w:val="false"/>
-          <w:bCs w:val="false"/>
-        </w:rPr>
-        <w:t xml:space="preserve"> (tiled dispatch) or </w:t>
-      </w:r>
-      <w:r>
-        <w:rPr>
-          <w:b w:val="false"/>
-          <w:bCs w:val="false"/>
-          <w:i/>
-          <w:iCs/>
-        </w:rPr>
-        <w:t>working-set size</w:t>
-      </w:r>
-      <w:r>
-        <w:rPr>
-          <w:b w:val="false"/>
-          <w:bCs w:val="false"/>
-        </w:rPr>
-        <w:t xml:space="preserve"> (sparse tiling) yields diminishing, negative or footprint-only returns; the levers that pay all remove </w:t>
-      </w:r>
-      <w:r>
-        <w:rPr>
-          <w:b w:val="false"/>
-          <w:bCs w:val="false"/>
-          <w:i/>
-          <w:iCs/>
-        </w:rPr>
-        <w:t>memory-write traffic on the over-dispatched bounding box</w:t>
-      </w:r>
-      <w:r>
-        <w:rPr>
-          <w:b w:val="false"/>
-          <w:bCs w:val="false"/>
-        </w:rPr>
-        <w:t xml:space="preserve"> - fusing away the swept-volume round-trip (S1→S2, always), tube pruning the off-band/off-Z write-back on </w:t>
-      </w:r>
-      <w:r>
-        <w:rPr>
-          <w:b w:val="false"/>
-          <w:bCs w:val="false"/>
-          <w:i/>
-          <w:iCs/>
-        </w:rPr>
-        <w:t>inactive</w:t>
-      </w:r>
-      <w:r>
-        <w:rPr>
-          <w:b w:val="false"/>
-          <w:bCs w:val="false"/>
-        </w:rPr>
-        <w:t xml:space="preserve"> columns (S2→S3, where the dispatch over-covers), and dropping the dead zero-fill on </w:t>
-      </w:r>
-      <w:r>
-        <w:rPr>
-          <w:b w:val="false"/>
-          <w:bCs w:val="false"/>
-          <w:i/>
-          <w:iCs/>
-        </w:rPr>
-        <w:t>active</w:t>
-      </w:r>
-      <w:r>
-        <w:rPr>
-          <w:b w:val="false"/>
-          <w:bCs w:val="false"/>
-        </w:rPr>
-        <w:t xml:space="preserve"> columns (§6.4, the fused kernel). The granularity that matters is the cache line: a column’s 128-byte stride is two 64-byte lines, and a full-stride store writes both with no read, so the payoff is in </w:t>
-      </w:r>
-      <w:r>
-        <w:rPr>
-          <w:b w:val="false"/>
-          <w:bCs w:val="false"/>
-          <w:i/>
-          <w:iCs/>
-        </w:rPr>
-        <w:t>not touching a line</w:t>
-      </w:r>
-      <w:r>
-        <w:rPr>
-          <w:b w:val="false"/>
-          <w:bCs w:val="false"/>
-        </w:rPr>
-        <w:t xml:space="preserve"> - pruning skips both, the dead-write removal skips the second. That is also why pruning and dead-write removal overlap rather than add (same buffer, complementary columns), and why a partial store that still touches the first line by read-modify-write can fail to pay. The simulator is bbox-bandwidth-bound, at cache-line granularity: the productive optimization removes bbox lines touched. A dispatch-enqueue cost that stays ~0.4 ms whether a program has 9 or 202 segments corroborates that per-segment host overhead is not the limit.</w:t>
+          <w:i w:val="false"/>
+          <w:iCs w:val="false"/>
+        </w:rPr>
+      </w:pPr>
+      <w:r>
+        <w:rPr>
+          <w:b w:val="false"/>
+          <w:bCs w:val="false"/>
+          <w:i w:val="false"/>
+          <w:iCs w:val="false"/>
+        </w:rPr>
+        <w:t>The pattern is consistent - a map of the bottleneck. Attacking compute (RMQ), launched-thread count (tiled dispatch) or working-set size (sparse tiling) yields diminishing, negative or footprint-only returns; the levers that pay all remove memory-write traffic on the over-dispatched bounding box - fusing away the swept-volume round-trip (S1→S2, always), tube pruning the off-band/off-Z write-back on inactive columns (S2→S3, where the dispatch over-covers), and dropping the dead zero-fill on active columns (§6.4, the fused kernel). The granularity that matters is the cache line: a column’s 128-byte stride is two 64-byte lines, and a full-stride store writes both with no read, so the payoff is in not touching a line - pruning skips both, the dead-write removal skips the second. That is also why pruning and dead-write removal overlap rather than add (same buffer, complementary columns), and why a partial store that still touches the first line by read-modify-write can fail to pay. The simulator is bbox-bandwidth-bound, at cache-line granularity: the productive optimization removes bbox lines touched. A dispatch-enqueue cost that stays ~0.4 ms whether a program has 9 or 202 segments corroborates that per-segment host overhead is not the limit.</w:t>
       </w:r>
     </w:p>
     <w:p>
@@ -9794,6 +9613,8 @@
         <w:rPr>
           <w:b w:val="false"/>
           <w:bCs w:val="false"/>
+          <w:i w:val="false"/>
+          <w:iCs w:val="false"/>
         </w:rPr>
         <w:t xml:space="preserve">Portability and the roofline argument. All measurements here are on one integrated GPU, which invites the question of whether the findings are hardware-specific. They are not, and the reason is structural rather than empirical. The per-column merge moves on the order of 128-256 bytes per active column - it rewrites all </w:t>
       </w:r>
@@ -9802,6 +9623,8 @@
           <w:rStyle w:val="VerbatimChar"/>
           <w:b w:val="false"/>
           <w:bCs w:val="false"/>
+          <w:i w:val="false"/>
+          <w:iCs w:val="false"/>
         </w:rPr>
         <w:t>MAX_TRANSITIONS = 32</w:t>
       </w:r>
@@ -9809,62 +9632,18 @@
         <w:rPr>
           <w:b w:val="false"/>
           <w:bCs w:val="false"/>
-        </w:rPr>
-        <w:t xml:space="preserve"> slots and reads a comparable number - while performing only a few integer comparisons per 4-byte transition: an arithmetic intensity well below 1 op/byte, one to three orders of magnitude under the ridge point of any modern GPU roofline. A kernel this far into the memory-bound regime is memory-bound on </w:t>
-      </w:r>
-      <w:r>
-        <w:rPr>
-          <w:b w:val="false"/>
-          <w:bCs w:val="false"/>
-          <w:i/>
-          <w:iCs/>
-        </w:rPr>
-        <w:t>every</w:t>
-      </w:r>
-      <w:r>
-        <w:rPr>
-          <w:b w:val="false"/>
-          <w:bCs w:val="false"/>
-        </w:rPr>
-        <w:t xml:space="preserve"> GPU; and because discrete NVIDIA parts carry a </w:t>
-      </w:r>
-      <w:r>
-        <w:rPr>
-          <w:b w:val="false"/>
-          <w:bCs w:val="false"/>
-          <w:i/>
-          <w:iCs/>
-        </w:rPr>
-        <w:t>higher</w:t>
-      </w:r>
-      <w:r>
-        <w:rPr>
-          <w:b w:val="false"/>
-          <w:bCs w:val="false"/>
-        </w:rPr>
-        <w:t xml:space="preserve"> compute-to-bandwidth ratio than an integrated Intel GPU, the diagnosis becomes more true there, not less. The load-bearing claims are therefore architecture-invariant: the representation, the exactness argument, the “carving is a memory-movement problem” thesis, and the </w:t>
-      </w:r>
-      <w:r>
-        <w:rPr>
-          <w:b w:val="false"/>
-          <w:bCs w:val="false"/>
-          <w:i/>
-          <w:iCs/>
-        </w:rPr>
-        <w:t>geometric</w:t>
-      </w:r>
-      <w:r>
-        <w:rPr>
-          <w:b w:val="false"/>
-          <w:bCs w:val="false"/>
-        </w:rPr>
-        <w:t xml:space="preserve"> workload dependence of tube pruning (a function of the AABB-to-swept-band ratio, not the silicon) all transfer unchanged. The pipeline also uses only portable compute primitives (SSBOs, </w:t>
+          <w:i w:val="false"/>
+          <w:iCs w:val="false"/>
+        </w:rPr>
+        <w:t xml:space="preserve"> slots and reads a comparable number - while performing only a few integer comparisons per 4-byte transition: an arithmetic intensity well below 1 op/byte, one to three orders of magnitude under the ridge point of any modern GPU roofline. A kernel this far into the memory-bound regime is memory-bound on every GPU; and because discrete NVIDIA parts carry a higher compute-to-bandwidth ratio than an integrated Intel GPU, the diagnosis becomes more true there, not less. The load-bearing claims are therefore architecture-invariant: the representation, the exactness argument, the “carving is a memory-movement problem” thesis, and the geometric workload dependence of tube pruning (a function of the AABB-to-swept-band ratio, not the silicon) all transfer unchanged. The pipeline also uses only portable compute primitives (SSBOs, </w:t>
       </w:r>
       <w:r>
         <w:rPr>
           <w:rStyle w:val="VerbatimChar"/>
           <w:b w:val="false"/>
           <w:bCs w:val="false"/>
+          <w:i w:val="false"/>
+          <w:iCs w:val="false"/>
         </w:rPr>
         <w:t>std430</w:t>
       </w:r>
@@ -9872,6 +9651,8 @@
         <w:rPr>
           <w:b w:val="false"/>
           <w:bCs w:val="false"/>
+          <w:i w:val="false"/>
+          <w:iCs w:val="false"/>
         </w:rPr>
         <w:t>, dispatch, a storage barrier) - no subgroup intrinsics, tensor or ray-tracing cores - so a Vulkan or CUDA port is a direct transliteration of the same kernel.</w:t>
       </w:r>
@@ -9883,30 +9664,18 @@
         <w:rPr>
           <w:b w:val="false"/>
           <w:bCs w:val="false"/>
-        </w:rPr>
-      </w:pPr>
-      <w:r>
-        <w:rPr>
-          <w:b w:val="false"/>
-          <w:bCs w:val="false"/>
-        </w:rPr>
-        <w:t xml:space="preserve">A faster or discrete GPU changes </w:t>
-      </w:r>
-      <w:r>
-        <w:rPr>
-          <w:b w:val="false"/>
-          <w:bCs w:val="false"/>
-          <w:i/>
-          <w:iCs/>
-        </w:rPr>
-        <w:t>magnitudes</w:t>
-      </w:r>
-      <w:r>
-        <w:rPr>
-          <w:b w:val="false"/>
-          <w:bCs w:val="false"/>
-        </w:rPr>
-        <w:t>, not directions. Absolute carve times fall with bandwidth while the kernel stays bandwidth-bound; the fusion and pruning ratios shift because their fixed components (an extra pass and a barrier for fusion; a per-column branch for pruning) scale differently from the traffic they save - the fusion win is already largest where the carve is cheapest, and that fixed-cost fraction only grows as traffic gets faster. One optimization would become more valuable off the iGPU: the GPU-side read-back compaction (128 MB → 8 MB), because on a discrete card the read-back crosses PCIe (~16-32 GB/s), where the full unpacked buffer alone would cost several milliseconds.</w:t>
+          <w:i w:val="false"/>
+          <w:iCs w:val="false"/>
+        </w:rPr>
+      </w:pPr>
+      <w:r>
+        <w:rPr>
+          <w:b w:val="false"/>
+          <w:bCs w:val="false"/>
+          <w:i w:val="false"/>
+          <w:iCs w:val="false"/>
+        </w:rPr>
+        <w:t>A faster or discrete GPU changes magnitudes, not directions. Absolute carve times fall with bandwidth while the kernel stays bandwidth-bound; the fusion and pruning ratios shift because their fixed components (an extra pass and a barrier for fusion; a per-column branch for pruning) scale differently from the traffic they save - the fusion win is already largest where the carve is cheapest, and that fixed-cost fraction only grows as traffic gets faster. One optimization would become more valuable off the iGPU: the GPU-side read-back compaction (128 MB → 8 MB), because on a discrete card the read-back crosses PCIe (~16-32 GB/s), where the full unpacked buffer alone would cost several milliseconds.</w:t>
       </w:r>
     </w:p>
     <w:p>
@@ -9916,12 +9685,16 @@
         <w:rPr>
           <w:b w:val="false"/>
           <w:bCs w:val="false"/>
-        </w:rPr>
-      </w:pPr>
-      <w:r>
-        <w:rPr>
-          <w:b w:val="false"/>
-          <w:bCs w:val="false"/>
+          <w:i w:val="false"/>
+          <w:iCs w:val="false"/>
+        </w:rPr>
+      </w:pPr>
+      <w:r>
+        <w:rPr>
+          <w:b w:val="false"/>
+          <w:bCs w:val="false"/>
+          <w:i w:val="false"/>
+          <w:iCs w:val="false"/>
         </w:rPr>
         <w:t xml:space="preserve">Three caveats are genuinely API-, occupancy- or driver-specific and would warrant re-measurement. First, the oriented tiled dispatch negative result is partly a statement about OpenGL's coarse </w:t>
       </w:r>
@@ -9930,6 +9703,8 @@
           <w:rFonts w:ascii="Liberation Mono" w:hAnsi="Liberation Mono"/>
           <w:b w:val="false"/>
           <w:bCs w:val="false"/>
+          <w:i w:val="false"/>
+          <w:iCs w:val="false"/>
         </w:rPr>
         <w:t>glMemoryBarrier</w:t>
       </w:r>
@@ -9937,6 +9712,8 @@
         <w:rPr>
           <w:b w:val="false"/>
           <w:bCs w:val="false"/>
+          <w:i w:val="false"/>
+          <w:iCs w:val="false"/>
         </w:rPr>
         <w:t xml:space="preserve"> and dispatch model: CUDA and Vulkan expose finer synchronization (timeline semaphores, cooperative groups, persistent kernels, dynamic parallelism) that could avoid the barrier serialization that sank it, so that reverted idea may be worth revisiting on those APIs. Second, the per-thread </w:t>
       </w:r>
@@ -9945,6 +9722,8 @@
           <w:rFonts w:ascii="Liberation Mono" w:hAnsi="Liberation Mono"/>
           <w:b w:val="false"/>
           <w:bCs w:val="false"/>
+          <w:i w:val="false"/>
+          <w:iCs w:val="false"/>
         </w:rPr>
         <w:t>localOut</w:t>
       </w:r>
@@ -9952,6 +9731,8 @@
         <w:rPr>
           <w:b w:val="false"/>
           <w:bCs w:val="false"/>
+          <w:i w:val="false"/>
+          <w:iCs w:val="false"/>
         </w:rPr>
         <w:t>[64] scratch (256 B) and the branchy sub-step loop interact with the register file and 32-wide warps: register spilling or warp divergence could move the fine ratios, and the large L2 caches of recent discrete GPUs (tens of MB) might hold more of the active bounding box, plausibly increasing the sparse-tiling locality benefit. Third, the sub-positions are computed in single precision and rounded to nearest, and GLSL leaves the tie-break at exact half-integers unspecified; a sample landing on or within an ulp of such a boundary can resolve to either neighbour on a different driver. This never moves a sample by more than one voxel and does not affect the byte-identity of S1, S2 and S3 on one machine, which is what §5.3 verifies, but byte-identity across drivers is not guaranteed. None of the three changes which lever breaks the ceiling; together they set the agenda for a cross-hardware study.</w:t>
       </w:r>
@@ -9966,6 +9747,8 @@
         <w:rPr>
           <w:b w:val="false"/>
           <w:bCs w:val="false"/>
+          <w:i w:val="false"/>
+          <w:iCs w:val="false"/>
         </w:rPr>
         <w:t xml:space="preserve">When tube pruning helps. The gain requires segment length </w:t>
       </w:r>
@@ -9974,6 +9757,8 @@
           <w:rStyle w:val="VerbatimChar"/>
           <w:b w:val="false"/>
           <w:bCs w:val="false"/>
+          <w:i w:val="false"/>
+          <w:iCs w:val="false"/>
         </w:rPr>
         <w:t>L ≫ F</w:t>
       </w:r>
@@ -9981,6 +9766,8 @@
         <w:rPr>
           <w:b w:val="false"/>
           <w:bCs w:val="false"/>
+          <w:i w:val="false"/>
+          <w:iCs w:val="false"/>
         </w:rPr>
         <w:t>. Axis-aligned programs, or diagonal programs machined with a tool nearly as wide as the segments are long, see little - their AABB already equals the tube. Real 3-axis programs, however, contain substantial air travel (rapids between features, retract/reposition links) and non-axis-aligned finishing toolpaths, all of which this optimization accelerates; the in-air pruning in particular applies to every rapid.</w:t>
       </w:r>
@@ -9995,6 +9782,8 @@
         <w:rPr>
           <w:b w:val="false"/>
           <w:bCs w:val="false"/>
+          <w:i w:val="false"/>
+          <w:iCs w:val="false"/>
         </w:rPr>
         <w:t xml:space="preserve">Limitations. The pipeline runs in voxel units. That is deliberate for the results reported here (§5.2), but it does mean that a real G-code program in millimetres is not yet consumed directly: the tool datum is the centre of the tool's bounding box, so the Z origin shifts with the modelled shank length and neither the tip radius nor the tool length is compensated. A calibrated millimetre mapping with an explicit tool datum is future work. The envelope over-removes for non-convex-in-Z tools, and the flat-buffer stride </w:t>
       </w:r>
@@ -10004,6 +9793,8 @@
           <w:rFonts w:eastAsia="Arial" w:cs="" w:cstheme="minorBidi" w:eastAsiaTheme="minorHAnsi"/>
           <w:b w:val="false"/>
           <w:bCs w:val="false"/>
+          <w:i w:val="false"/>
+          <w:iCs w:val="false"/>
           <w:color w:val="auto"/>
           <w:kern w:val="0"/>
           <w:sz w:val="24"/>
@@ -10016,6 +9807,8 @@
         <w:rPr>
           <w:b w:val="false"/>
           <w:bCs w:val="false"/>
+          <w:i w:val="false"/>
+          <w:iCs w:val="false"/>
         </w:rPr>
         <w:t xml:space="preserve"> = 32 is not overflow-guarded, though detection would be near-free to add (§4.2). The tool is axis-fixed (3-axis only). Arcs are handled only as polylines, so a segment count that grows with the chord tolerance is the price of curved paths; a native circular-swept envelope would be a natural extension. Against the continuously-swept cut the single-pass envelope is exact on axis-aligned moves and under-removes by 0.08 % on a 45° one, a gap that shrinks with the voxel size (§4.6). The path used when scoring a candidate toolpath is not itself optimized: the per-segment removal counter is an unreduced global atomic per active column on a single counter, plus two extra column scans, where a per-workgroup shared-memory reduction would be the obvious fix; it is disabled in all measurements reported here. That path is also where the largest remaining lever lies: a GPU-side objective, comparing carved-vs-target on the GPU, would remove the per-iteration read-back entirely.</w:t>
       </w:r>
@@ -10090,7 +9883,7 @@
     <w:tbl>
       <w:tblPr>
         <w:tblStyle w:val="Table"/>
-        <w:tblW w:w="4850" w:type="pct"/>
+        <w:tblW w:w="9825" w:type="dxa"/>
         <w:jc w:val="left"/>
         <w:tblInd w:w="0" w:type="dxa"/>
         <w:tblLayout w:type="fixed"/>
@@ -10103,8 +9896,8 @@
         <w:tblLook w:noHBand="0" w:noVBand="0" w:firstColumn="0" w:lastRow="0" w:lastColumn="0" w:firstRow="1" w:val="0020"/>
       </w:tblPr>
       <w:tblGrid>
-        <w:gridCol w:w="4377"/>
-        <w:gridCol w:w="4378"/>
+        <w:gridCol w:w="3255"/>
+        <w:gridCol w:w="6570"/>
       </w:tblGrid>
       <w:tr>
         <w:trPr>
@@ -10112,7 +9905,7 @@
         </w:trPr>
         <w:tc>
           <w:tcPr>
-            <w:tcW w:w="4377" w:type="dxa"/>
+            <w:tcW w:w="3255" w:type="dxa"/>
             <w:tcBorders>
               <w:bottom w:val="single" w:sz="6" w:space="0" w:color="000000"/>
             </w:tcBorders>
@@ -10120,11 +9913,8 @@
           </w:tcPr>
           <w:p>
             <w:pPr>
-              <w:pStyle w:val="Compact"/>
-              <w:widowControl/>
-              <w:suppressAutoHyphens w:val="true"/>
-              <w:spacing w:before="36" w:after="36"/>
-              <w:jc w:val="both"/>
+              <w:pStyle w:val="TableHeading"/>
+              <w:spacing w:before="0" w:after="200"/>
               <w:rPr>
                 <w:rFonts w:ascii="Arial" w:hAnsi="Arial" w:eastAsia="Arial" w:cs=""/>
                 <w:kern w:val="0"/>
@@ -10134,20 +9924,14 @@
               </w:rPr>
             </w:pPr>
             <w:r>
-              <w:rPr>
-                <w:rFonts w:eastAsia="Arial" w:cs=""/>
-                <w:kern w:val="0"/>
-                <w:sz w:val="24"/>
-                <w:szCs w:val="24"/>
-                <w:lang w:val="en-US" w:eastAsia="en-US" w:bidi="ar-SA"/>
-              </w:rPr>
+              <w:rPr/>
               <w:t>Term</w:t>
             </w:r>
           </w:p>
         </w:tc>
         <w:tc>
           <w:tcPr>
-            <w:tcW w:w="4378" w:type="dxa"/>
+            <w:tcW w:w="6570" w:type="dxa"/>
             <w:tcBorders>
               <w:bottom w:val="single" w:sz="6" w:space="0" w:color="000000"/>
             </w:tcBorders>
@@ -10155,11 +9939,8 @@
           </w:tcPr>
           <w:p>
             <w:pPr>
-              <w:pStyle w:val="Compact"/>
-              <w:widowControl/>
-              <w:suppressAutoHyphens w:val="true"/>
-              <w:spacing w:before="36" w:after="36"/>
-              <w:jc w:val="both"/>
+              <w:pStyle w:val="TableHeading"/>
+              <w:spacing w:before="0" w:after="200"/>
               <w:rPr>
                 <w:rFonts w:ascii="Arial" w:hAnsi="Arial" w:eastAsia="Arial" w:cs=""/>
                 <w:kern w:val="0"/>
@@ -10169,13 +9950,7 @@
               </w:rPr>
             </w:pPr>
             <w:r>
-              <w:rPr>
-                <w:rFonts w:eastAsia="Arial" w:cs=""/>
-                <w:kern w:val="0"/>
-                <w:sz w:val="24"/>
-                <w:szCs w:val="24"/>
-                <w:lang w:val="en-US" w:eastAsia="en-US" w:bidi="ar-SA"/>
-              </w:rPr>
+              <w:rPr/>
               <w:t>Meaning in this paper</w:t>
             </w:r>
           </w:p>
@@ -10185,33 +9960,23 @@
         <w:trPr/>
         <w:tc>
           <w:tcPr>
-            <w:tcW w:w="4377" w:type="dxa"/>
-            <w:tcBorders/>
-          </w:tcPr>
-          <w:p>
-            <w:pPr>
-              <w:pStyle w:val="Compact"/>
-              <w:widowControl/>
-              <w:suppressAutoHyphens w:val="true"/>
-              <w:spacing w:before="36" w:after="36"/>
-              <w:jc w:val="both"/>
-              <w:rPr>
-                <w:rFonts w:ascii="Arial" w:hAnsi="Arial" w:eastAsia="Arial" w:cs=""/>
-                <w:kern w:val="0"/>
-                <w:sz w:val="24"/>
-                <w:szCs w:val="24"/>
-                <w:lang w:val="en-US" w:eastAsia="en-US" w:bidi="ar-SA"/>
-              </w:rPr>
-            </w:pPr>
-            <w:r>
-              <w:rPr>
-                <w:rFonts w:eastAsia="Arial" w:cs=""/>
-                <w:b/>
-                <w:bCs/>
-                <w:kern w:val="0"/>
-                <w:sz w:val="24"/>
-                <w:szCs w:val="24"/>
-                <w:lang w:val="en-US" w:eastAsia="en-US" w:bidi="ar-SA"/>
+            <w:tcW w:w="3255" w:type="dxa"/>
+            <w:tcBorders/>
+          </w:tcPr>
+          <w:p>
+            <w:pPr>
+              <w:pStyle w:val="TableContents"/>
+              <w:spacing w:before="0" w:after="200"/>
+              <w:rPr>
+                <w:rFonts w:ascii="Arial" w:hAnsi="Arial" w:eastAsia="Arial" w:cs=""/>
+                <w:kern w:val="0"/>
+                <w:lang w:val="en-US" w:eastAsia="en-US" w:bidi="ar-SA"/>
+              </w:rPr>
+            </w:pPr>
+            <w:r>
+              <w:rPr>
+                <w:sz w:val="22"/>
+                <w:szCs w:val="22"/>
               </w:rPr>
               <w:t>Voxel</w:t>
             </w:r>
@@ -10219,31 +9984,23 @@
         </w:tc>
         <w:tc>
           <w:tcPr>
-            <w:tcW w:w="4378" w:type="dxa"/>
-            <w:tcBorders/>
-          </w:tcPr>
-          <w:p>
-            <w:pPr>
-              <w:pStyle w:val="Compact"/>
-              <w:widowControl/>
-              <w:suppressAutoHyphens w:val="true"/>
-              <w:spacing w:before="36" w:after="36"/>
-              <w:jc w:val="both"/>
-              <w:rPr>
-                <w:rFonts w:ascii="Arial" w:hAnsi="Arial" w:eastAsia="Arial" w:cs=""/>
-                <w:kern w:val="0"/>
-                <w:sz w:val="24"/>
-                <w:szCs w:val="24"/>
-                <w:lang w:val="en-US" w:eastAsia="en-US" w:bidi="ar-SA"/>
-              </w:rPr>
-            </w:pPr>
-            <w:r>
-              <w:rPr>
-                <w:rFonts w:eastAsia="Arial" w:cs=""/>
-                <w:kern w:val="0"/>
-                <w:sz w:val="24"/>
-                <w:szCs w:val="24"/>
-                <w:lang w:val="en-US" w:eastAsia="en-US" w:bidi="ar-SA"/>
+            <w:tcW w:w="6570" w:type="dxa"/>
+            <w:tcBorders/>
+          </w:tcPr>
+          <w:p>
+            <w:pPr>
+              <w:pStyle w:val="TableContents"/>
+              <w:spacing w:before="0" w:after="200"/>
+              <w:rPr>
+                <w:rFonts w:ascii="Arial" w:hAnsi="Arial" w:eastAsia="Arial" w:cs=""/>
+                <w:kern w:val="0"/>
+                <w:lang w:val="en-US" w:eastAsia="en-US" w:bidi="ar-SA"/>
+              </w:rPr>
+            </w:pPr>
+            <w:r>
+              <w:rPr>
+                <w:sz w:val="22"/>
+                <w:szCs w:val="22"/>
               </w:rPr>
               <w:t>A cell of the regular 3-D grid; solid or empty.</w:t>
             </w:r>
@@ -10254,33 +10011,23 @@
         <w:trPr/>
         <w:tc>
           <w:tcPr>
-            <w:tcW w:w="4377" w:type="dxa"/>
-            <w:tcBorders/>
-          </w:tcPr>
-          <w:p>
-            <w:pPr>
-              <w:pStyle w:val="Compact"/>
-              <w:widowControl/>
-              <w:suppressAutoHyphens w:val="true"/>
-              <w:spacing w:before="36" w:after="36"/>
-              <w:jc w:val="both"/>
-              <w:rPr>
-                <w:rFonts w:ascii="Arial" w:hAnsi="Arial" w:eastAsia="Arial" w:cs=""/>
-                <w:kern w:val="0"/>
-                <w:sz w:val="24"/>
-                <w:szCs w:val="24"/>
-                <w:lang w:val="en-US" w:eastAsia="en-US" w:bidi="ar-SA"/>
-              </w:rPr>
-            </w:pPr>
-            <w:r>
-              <w:rPr>
-                <w:rFonts w:eastAsia="Arial" w:cs=""/>
-                <w:b/>
-                <w:bCs/>
-                <w:kern w:val="0"/>
-                <w:sz w:val="24"/>
-                <w:szCs w:val="24"/>
-                <w:lang w:val="en-US" w:eastAsia="en-US" w:bidi="ar-SA"/>
+            <w:tcW w:w="3255" w:type="dxa"/>
+            <w:tcBorders/>
+          </w:tcPr>
+          <w:p>
+            <w:pPr>
+              <w:pStyle w:val="TableContents"/>
+              <w:spacing w:before="0" w:after="200"/>
+              <w:rPr>
+                <w:rFonts w:ascii="Arial" w:hAnsi="Arial" w:eastAsia="Arial" w:cs=""/>
+                <w:kern w:val="0"/>
+                <w:lang w:val="en-US" w:eastAsia="en-US" w:bidi="ar-SA"/>
+              </w:rPr>
+            </w:pPr>
+            <w:r>
+              <w:rPr>
+                <w:sz w:val="22"/>
+                <w:szCs w:val="22"/>
               </w:rPr>
               <w:t>Dexel</w:t>
             </w:r>
@@ -10288,41 +10035,30 @@
         </w:tc>
         <w:tc>
           <w:tcPr>
-            <w:tcW w:w="4378" w:type="dxa"/>
-            <w:tcBorders/>
-          </w:tcPr>
-          <w:p>
-            <w:pPr>
-              <w:pStyle w:val="Compact"/>
-              <w:widowControl/>
-              <w:suppressAutoHyphens w:val="true"/>
-              <w:spacing w:before="36" w:after="36"/>
-              <w:jc w:val="both"/>
-              <w:rPr>
-                <w:rFonts w:ascii="Arial" w:hAnsi="Arial" w:eastAsia="Arial" w:cs=""/>
-                <w:kern w:val="0"/>
-                <w:sz w:val="24"/>
-                <w:szCs w:val="24"/>
-                <w:lang w:val="en-US" w:eastAsia="en-US" w:bidi="ar-SA"/>
-              </w:rPr>
-            </w:pPr>
-            <w:r>
-              <w:rPr>
-                <w:rFonts w:eastAsia="Arial" w:cs=""/>
-                <w:kern w:val="0"/>
-                <w:sz w:val="24"/>
-                <w:szCs w:val="24"/>
-                <w:lang w:val="en-US" w:eastAsia="en-US" w:bidi="ar-SA"/>
+            <w:tcW w:w="6570" w:type="dxa"/>
+            <w:tcBorders/>
+          </w:tcPr>
+          <w:p>
+            <w:pPr>
+              <w:pStyle w:val="TableContents"/>
+              <w:spacing w:before="0" w:after="200"/>
+              <w:rPr>
+                <w:rFonts w:ascii="Arial" w:hAnsi="Arial" w:eastAsia="Arial" w:cs=""/>
+                <w:kern w:val="0"/>
+                <w:lang w:val="en-US" w:eastAsia="en-US" w:bidi="ar-SA"/>
+              </w:rPr>
+            </w:pPr>
+            <w:r>
+              <w:rPr>
+                <w:sz w:val="22"/>
+                <w:szCs w:val="22"/>
               </w:rPr>
               <w:t>“</w:t>
             </w:r>
             <w:r>
               <w:rPr>
-                <w:rFonts w:eastAsia="Arial" w:cs=""/>
-                <w:kern w:val="0"/>
-                <w:sz w:val="24"/>
-                <w:szCs w:val="24"/>
-                <w:lang w:val="en-US" w:eastAsia="en-US" w:bidi="ar-SA"/>
+                <w:sz w:val="22"/>
+                <w:szCs w:val="22"/>
               </w:rPr>
               <w:t>Depth element”: the run of solid voxels along one axis in a column.</w:t>
             </w:r>
@@ -10333,64 +10069,49 @@
         <w:trPr/>
         <w:tc>
           <w:tcPr>
-            <w:tcW w:w="4377" w:type="dxa"/>
-            <w:tcBorders/>
-          </w:tcPr>
-          <w:p>
-            <w:pPr>
-              <w:pStyle w:val="Compact"/>
-              <w:widowControl/>
-              <w:suppressAutoHyphens w:val="true"/>
-              <w:spacing w:before="36" w:after="36"/>
-              <w:jc w:val="both"/>
-              <w:rPr>
-                <w:rFonts w:ascii="Arial" w:hAnsi="Arial" w:eastAsia="Arial" w:cs=""/>
-                <w:kern w:val="0"/>
-                <w:sz w:val="24"/>
-                <w:szCs w:val="24"/>
+            <w:tcW w:w="3255" w:type="dxa"/>
+            <w:tcBorders/>
+          </w:tcPr>
+          <w:p>
+            <w:pPr>
+              <w:pStyle w:val="TableContents"/>
+              <w:spacing w:before="0" w:after="200"/>
+              <w:rPr>
+                <w:rFonts w:ascii="Arial" w:hAnsi="Arial" w:eastAsia="Arial" w:cs=""/>
+                <w:kern w:val="0"/>
+                <w:lang w:val="en-US" w:eastAsia="en-US" w:bidi="ar-SA"/>
+              </w:rPr>
+            </w:pPr>
+            <w:r>
+              <w:rPr>
+                <w:sz w:val="22"/>
+                <w:szCs w:val="22"/>
+              </w:rPr>
+              <w:t>Single-axis dexel field</w:t>
+            </w:r>
+          </w:p>
+        </w:tc>
+        <w:tc>
+          <w:tcPr>
+            <w:tcW w:w="6570" w:type="dxa"/>
+            <w:tcBorders/>
+          </w:tcPr>
+          <w:p>
+            <w:pPr>
+              <w:pStyle w:val="TableContents"/>
+              <w:spacing w:before="0" w:after="200"/>
+              <w:rPr>
+                <w:rFonts w:ascii="Arial" w:hAnsi="Arial" w:eastAsia="Arial" w:cs=""/>
+                <w:kern w:val="0"/>
                 <w:lang w:val="en-US" w:eastAsia="en-US" w:bidi="ar-SA"/>
               </w:rPr>
             </w:pPr>
             <w:r>
               <w:rPr>
                 <w:rFonts w:eastAsia="Arial" w:cs=""/>
-                <w:b/>
-                <w:bCs/>
-                <w:kern w:val="0"/>
-                <w:sz w:val="24"/>
-                <w:szCs w:val="24"/>
-                <w:lang w:val="en-US" w:eastAsia="en-US" w:bidi="ar-SA"/>
-              </w:rPr>
-              <w:t>Single-axis dexel field</w:t>
-            </w:r>
-          </w:p>
-        </w:tc>
-        <w:tc>
-          <w:tcPr>
-            <w:tcW w:w="4378" w:type="dxa"/>
-            <w:tcBorders/>
-          </w:tcPr>
-          <w:p>
-            <w:pPr>
-              <w:pStyle w:val="Compact"/>
-              <w:widowControl/>
-              <w:suppressAutoHyphens w:val="true"/>
-              <w:spacing w:before="36" w:after="36"/>
-              <w:jc w:val="both"/>
-              <w:rPr>
-                <w:rFonts w:ascii="Arial" w:hAnsi="Arial" w:eastAsia="Arial" w:cs=""/>
-                <w:kern w:val="0"/>
-                <w:sz w:val="24"/>
-                <w:szCs w:val="24"/>
-                <w:lang w:val="en-US" w:eastAsia="en-US" w:bidi="ar-SA"/>
-              </w:rPr>
-            </w:pPr>
-            <w:r>
-              <w:rPr>
-                <w:rFonts w:eastAsia="Arial" w:cs=""/>
-                <w:kern w:val="0"/>
-                <w:sz w:val="24"/>
-                <w:szCs w:val="24"/>
+                <w:kern w:val="0"/>
+                <w:sz w:val="22"/>
+                <w:szCs w:val="22"/>
                 <w:lang w:val="en-US" w:eastAsia="en-US" w:bidi="ar-SA"/>
               </w:rPr>
               <w:t>The stock/tool stored as per-</w:t>
@@ -10400,7 +10121,8 @@
                 <w:rStyle w:val="VerbatimChar"/>
                 <w:rFonts w:eastAsia="Arial" w:cs=""/>
                 <w:kern w:val="0"/>
-                <w:szCs w:val="24"/>
+                <w:sz w:val="22"/>
+                <w:szCs w:val="22"/>
                 <w:lang w:val="en-US" w:eastAsia="en-US" w:bidi="ar-SA"/>
               </w:rPr>
               <w:t>(x,y)</w:t>
@@ -10409,8 +10131,8 @@
               <w:rPr>
                 <w:rFonts w:eastAsia="Arial" w:cs=""/>
                 <w:kern w:val="0"/>
-                <w:sz w:val="24"/>
-                <w:szCs w:val="24"/>
+                <w:sz w:val="22"/>
+                <w:szCs w:val="22"/>
                 <w:lang w:val="en-US" w:eastAsia="en-US" w:bidi="ar-SA"/>
               </w:rPr>
               <w:t>-column Z-runs (our representation).</w:t>
@@ -10422,64 +10144,49 @@
         <w:trPr/>
         <w:tc>
           <w:tcPr>
-            <w:tcW w:w="4377" w:type="dxa"/>
-            <w:tcBorders/>
-          </w:tcPr>
-          <w:p>
-            <w:pPr>
-              <w:pStyle w:val="Compact"/>
-              <w:widowControl/>
-              <w:suppressAutoHyphens w:val="true"/>
-              <w:spacing w:before="36" w:after="36"/>
-              <w:jc w:val="both"/>
-              <w:rPr>
-                <w:rFonts w:ascii="Arial" w:hAnsi="Arial" w:eastAsia="Arial" w:cs=""/>
-                <w:kern w:val="0"/>
-                <w:sz w:val="24"/>
-                <w:szCs w:val="24"/>
+            <w:tcW w:w="3255" w:type="dxa"/>
+            <w:tcBorders/>
+          </w:tcPr>
+          <w:p>
+            <w:pPr>
+              <w:pStyle w:val="TableContents"/>
+              <w:spacing w:before="0" w:after="200"/>
+              <w:rPr>
+                <w:rFonts w:ascii="Arial" w:hAnsi="Arial" w:eastAsia="Arial" w:cs=""/>
+                <w:kern w:val="0"/>
+                <w:lang w:val="en-US" w:eastAsia="en-US" w:bidi="ar-SA"/>
+              </w:rPr>
+            </w:pPr>
+            <w:r>
+              <w:rPr>
+                <w:sz w:val="22"/>
+                <w:szCs w:val="22"/>
+              </w:rPr>
+              <w:t>Column</w:t>
+            </w:r>
+          </w:p>
+        </w:tc>
+        <w:tc>
+          <w:tcPr>
+            <w:tcW w:w="6570" w:type="dxa"/>
+            <w:tcBorders/>
+          </w:tcPr>
+          <w:p>
+            <w:pPr>
+              <w:pStyle w:val="TableContents"/>
+              <w:spacing w:before="0" w:after="200"/>
+              <w:rPr>
+                <w:rFonts w:ascii="Arial" w:hAnsi="Arial" w:eastAsia="Arial" w:cs=""/>
+                <w:kern w:val="0"/>
                 <w:lang w:val="en-US" w:eastAsia="en-US" w:bidi="ar-SA"/>
               </w:rPr>
             </w:pPr>
             <w:r>
               <w:rPr>
                 <w:rFonts w:eastAsia="Arial" w:cs=""/>
-                <w:b/>
-                <w:bCs/>
-                <w:kern w:val="0"/>
-                <w:sz w:val="24"/>
-                <w:szCs w:val="24"/>
-                <w:lang w:val="en-US" w:eastAsia="en-US" w:bidi="ar-SA"/>
-              </w:rPr>
-              <w:t>Column</w:t>
-            </w:r>
-          </w:p>
-        </w:tc>
-        <w:tc>
-          <w:tcPr>
-            <w:tcW w:w="4378" w:type="dxa"/>
-            <w:tcBorders/>
-          </w:tcPr>
-          <w:p>
-            <w:pPr>
-              <w:pStyle w:val="Compact"/>
-              <w:widowControl/>
-              <w:suppressAutoHyphens w:val="true"/>
-              <w:spacing w:before="36" w:after="36"/>
-              <w:jc w:val="both"/>
-              <w:rPr>
-                <w:rFonts w:ascii="Arial" w:hAnsi="Arial" w:eastAsia="Arial" w:cs=""/>
-                <w:kern w:val="0"/>
-                <w:sz w:val="24"/>
-                <w:szCs w:val="24"/>
-                <w:lang w:val="en-US" w:eastAsia="en-US" w:bidi="ar-SA"/>
-              </w:rPr>
-            </w:pPr>
-            <w:r>
-              <w:rPr>
-                <w:rFonts w:eastAsia="Arial" w:cs=""/>
-                <w:kern w:val="0"/>
-                <w:sz w:val="24"/>
-                <w:szCs w:val="24"/>
+                <w:kern w:val="0"/>
+                <w:sz w:val="22"/>
+                <w:szCs w:val="22"/>
                 <w:lang w:val="en-US" w:eastAsia="en-US" w:bidi="ar-SA"/>
               </w:rPr>
               <w:t xml:space="preserve">One </w:t>
@@ -10489,7 +10196,8 @@
                 <w:rStyle w:val="VerbatimChar"/>
                 <w:rFonts w:eastAsia="Arial" w:cs=""/>
                 <w:kern w:val="0"/>
-                <w:szCs w:val="24"/>
+                <w:sz w:val="22"/>
+                <w:szCs w:val="22"/>
                 <w:lang w:val="en-US" w:eastAsia="en-US" w:bidi="ar-SA"/>
               </w:rPr>
               <w:t>(x, y)</w:t>
@@ -10498,8 +10206,8 @@
               <w:rPr>
                 <w:rFonts w:eastAsia="Arial" w:cs=""/>
                 <w:kern w:val="0"/>
-                <w:sz w:val="24"/>
-                <w:szCs w:val="24"/>
+                <w:sz w:val="22"/>
+                <w:szCs w:val="22"/>
                 <w:lang w:val="en-US" w:eastAsia="en-US" w:bidi="ar-SA"/>
               </w:rPr>
               <w:t xml:space="preserve"> stack of </w:t>
@@ -10509,7 +10217,8 @@
                 <w:rStyle w:val="VerbatimChar"/>
                 <w:rFonts w:eastAsia="Arial" w:cs=""/>
                 <w:kern w:val="0"/>
-                <w:szCs w:val="24"/>
+                <w:sz w:val="22"/>
+                <w:szCs w:val="22"/>
                 <w:lang w:val="en-US" w:eastAsia="en-US" w:bidi="ar-SA"/>
               </w:rPr>
               <w:t>D</w:t>
@@ -10518,8 +10227,8 @@
               <w:rPr>
                 <w:rFonts w:eastAsia="Arial" w:cs=""/>
                 <w:kern w:val="0"/>
-                <w:sz w:val="24"/>
-                <w:szCs w:val="24"/>
+                <w:sz w:val="22"/>
+                <w:szCs w:val="22"/>
                 <w:lang w:val="en-US" w:eastAsia="en-US" w:bidi="ar-SA"/>
               </w:rPr>
               <w:t xml:space="preserve"> voxels along Z.</w:t>
@@ -10531,64 +10240,49 @@
         <w:trPr/>
         <w:tc>
           <w:tcPr>
-            <w:tcW w:w="4377" w:type="dxa"/>
-            <w:tcBorders/>
-          </w:tcPr>
-          <w:p>
-            <w:pPr>
-              <w:pStyle w:val="Compact"/>
-              <w:widowControl/>
-              <w:suppressAutoHyphens w:val="true"/>
-              <w:spacing w:before="36" w:after="36"/>
-              <w:jc w:val="both"/>
-              <w:rPr>
-                <w:rFonts w:ascii="Arial" w:hAnsi="Arial" w:eastAsia="Arial" w:cs=""/>
-                <w:kern w:val="0"/>
-                <w:sz w:val="24"/>
-                <w:szCs w:val="24"/>
+            <w:tcW w:w="3255" w:type="dxa"/>
+            <w:tcBorders/>
+          </w:tcPr>
+          <w:p>
+            <w:pPr>
+              <w:pStyle w:val="TableContents"/>
+              <w:spacing w:before="0" w:after="200"/>
+              <w:rPr>
+                <w:rFonts w:ascii="Arial" w:hAnsi="Arial" w:eastAsia="Arial" w:cs=""/>
+                <w:kern w:val="0"/>
+                <w:lang w:val="en-US" w:eastAsia="en-US" w:bidi="ar-SA"/>
+              </w:rPr>
+            </w:pPr>
+            <w:r>
+              <w:rPr>
+                <w:sz w:val="22"/>
+                <w:szCs w:val="22"/>
+              </w:rPr>
+              <w:t>Lattice (W × H × D)</w:t>
+            </w:r>
+          </w:p>
+        </w:tc>
+        <w:tc>
+          <w:tcPr>
+            <w:tcW w:w="6570" w:type="dxa"/>
+            <w:tcBorders/>
+          </w:tcPr>
+          <w:p>
+            <w:pPr>
+              <w:pStyle w:val="TableContents"/>
+              <w:spacing w:before="0" w:after="200"/>
+              <w:rPr>
+                <w:rFonts w:ascii="Arial" w:hAnsi="Arial" w:eastAsia="Arial" w:cs=""/>
+                <w:kern w:val="0"/>
                 <w:lang w:val="en-US" w:eastAsia="en-US" w:bidi="ar-SA"/>
               </w:rPr>
             </w:pPr>
             <w:r>
               <w:rPr>
                 <w:rFonts w:eastAsia="Arial" w:cs=""/>
-                <w:b/>
-                <w:bCs/>
-                <w:kern w:val="0"/>
-                <w:sz w:val="24"/>
-                <w:szCs w:val="24"/>
-                <w:lang w:val="en-US" w:eastAsia="en-US" w:bidi="ar-SA"/>
-              </w:rPr>
-              <w:t>Lattice (W × H × D)</w:t>
-            </w:r>
-          </w:p>
-        </w:tc>
-        <w:tc>
-          <w:tcPr>
-            <w:tcW w:w="4378" w:type="dxa"/>
-            <w:tcBorders/>
-          </w:tcPr>
-          <w:p>
-            <w:pPr>
-              <w:pStyle w:val="Compact"/>
-              <w:widowControl/>
-              <w:suppressAutoHyphens w:val="true"/>
-              <w:spacing w:before="36" w:after="36"/>
-              <w:jc w:val="both"/>
-              <w:rPr>
-                <w:rFonts w:ascii="Arial" w:hAnsi="Arial" w:eastAsia="Arial" w:cs=""/>
-                <w:kern w:val="0"/>
-                <w:sz w:val="24"/>
-                <w:szCs w:val="24"/>
-                <w:lang w:val="en-US" w:eastAsia="en-US" w:bidi="ar-SA"/>
-              </w:rPr>
-            </w:pPr>
-            <w:r>
-              <w:rPr>
-                <w:rFonts w:eastAsia="Arial" w:cs=""/>
-                <w:kern w:val="0"/>
-                <w:sz w:val="24"/>
-                <w:szCs w:val="24"/>
+                <w:kern w:val="0"/>
+                <w:sz w:val="22"/>
+                <w:szCs w:val="22"/>
                 <w:lang w:val="en-US" w:eastAsia="en-US" w:bidi="ar-SA"/>
               </w:rPr>
               <w:t xml:space="preserve">The voxel grid: </w:t>
@@ -10598,7 +10292,8 @@
                 <w:rStyle w:val="VerbatimChar"/>
                 <w:rFonts w:eastAsia="Arial" w:cs=""/>
                 <w:kern w:val="0"/>
-                <w:szCs w:val="24"/>
+                <w:sz w:val="22"/>
+                <w:szCs w:val="22"/>
                 <w:lang w:val="en-US" w:eastAsia="en-US" w:bidi="ar-SA"/>
               </w:rPr>
               <w:t>W×H</w:t>
@@ -10607,8 +10302,8 @@
               <w:rPr>
                 <w:rFonts w:eastAsia="Arial" w:cs=""/>
                 <w:kern w:val="0"/>
-                <w:sz w:val="24"/>
-                <w:szCs w:val="24"/>
+                <w:sz w:val="22"/>
+                <w:szCs w:val="22"/>
                 <w:lang w:val="en-US" w:eastAsia="en-US" w:bidi="ar-SA"/>
               </w:rPr>
               <w:t xml:space="preserve"> columns, each </w:t>
@@ -10618,7 +10313,8 @@
                 <w:rStyle w:val="VerbatimChar"/>
                 <w:rFonts w:eastAsia="Arial" w:cs=""/>
                 <w:kern w:val="0"/>
-                <w:szCs w:val="24"/>
+                <w:sz w:val="22"/>
+                <w:szCs w:val="22"/>
                 <w:lang w:val="en-US" w:eastAsia="en-US" w:bidi="ar-SA"/>
               </w:rPr>
               <w:t>D</w:t>
@@ -10627,8 +10323,8 @@
               <w:rPr>
                 <w:rFonts w:eastAsia="Arial" w:cs=""/>
                 <w:kern w:val="0"/>
-                <w:sz w:val="24"/>
-                <w:szCs w:val="24"/>
+                <w:sz w:val="22"/>
+                <w:szCs w:val="22"/>
                 <w:lang w:val="en-US" w:eastAsia="en-US" w:bidi="ar-SA"/>
               </w:rPr>
               <w:t xml:space="preserve"> voxels deep (</w:t>
@@ -10638,7 +10334,8 @@
                 <w:rStyle w:val="VerbatimChar"/>
                 <w:rFonts w:eastAsia="Arial" w:cs=""/>
                 <w:kern w:val="0"/>
-                <w:szCs w:val="24"/>
+                <w:sz w:val="22"/>
+                <w:szCs w:val="22"/>
                 <w:lang w:val="en-US" w:eastAsia="en-US" w:bidi="ar-SA"/>
               </w:rPr>
               <w:t>D</w:t>
@@ -10647,8 +10344,8 @@
               <w:rPr>
                 <w:rFonts w:eastAsia="Arial" w:cs=""/>
                 <w:kern w:val="0"/>
-                <w:sz w:val="24"/>
-                <w:szCs w:val="24"/>
+                <w:sz w:val="22"/>
+                <w:szCs w:val="22"/>
                 <w:lang w:val="en-US" w:eastAsia="en-US" w:bidi="ar-SA"/>
               </w:rPr>
               <w:t xml:space="preserve"> = lattice depth, distinct from the footprint </w:t>
@@ -10658,7 +10355,8 @@
                 <w:rStyle w:val="VerbatimChar"/>
                 <w:rFonts w:eastAsia="Arial" w:cs=""/>
                 <w:kern w:val="0"/>
-                <w:szCs w:val="24"/>
+                <w:sz w:val="22"/>
+                <w:szCs w:val="22"/>
                 <w:lang w:val="en-US" w:eastAsia="en-US" w:bidi="ar-SA"/>
               </w:rPr>
               <w:t>F</w:t>
@@ -10667,8 +10365,8 @@
               <w:rPr>
                 <w:rFonts w:eastAsia="Arial" w:cs=""/>
                 <w:kern w:val="0"/>
-                <w:sz w:val="24"/>
-                <w:szCs w:val="24"/>
+                <w:sz w:val="22"/>
+                <w:szCs w:val="22"/>
                 <w:lang w:val="en-US" w:eastAsia="en-US" w:bidi="ar-SA"/>
               </w:rPr>
               <w:t>).</w:t>
@@ -10680,33 +10378,23 @@
         <w:trPr/>
         <w:tc>
           <w:tcPr>
-            <w:tcW w:w="4377" w:type="dxa"/>
-            <w:tcBorders/>
-          </w:tcPr>
-          <w:p>
-            <w:pPr>
-              <w:pStyle w:val="Compact"/>
-              <w:widowControl/>
-              <w:suppressAutoHyphens w:val="true"/>
-              <w:spacing w:before="36" w:after="36"/>
-              <w:jc w:val="both"/>
-              <w:rPr>
-                <w:rFonts w:ascii="Arial" w:hAnsi="Arial" w:eastAsia="Arial" w:cs=""/>
-                <w:kern w:val="0"/>
-                <w:sz w:val="24"/>
-                <w:szCs w:val="24"/>
-                <w:lang w:val="en-US" w:eastAsia="en-US" w:bidi="ar-SA"/>
-              </w:rPr>
-            </w:pPr>
-            <w:r>
-              <w:rPr>
-                <w:rFonts w:eastAsia="Arial" w:cs=""/>
-                <w:b/>
-                <w:bCs/>
-                <w:kern w:val="0"/>
-                <w:sz w:val="24"/>
-                <w:szCs w:val="24"/>
-                <w:lang w:val="en-US" w:eastAsia="en-US" w:bidi="ar-SA"/>
+            <w:tcW w:w="3255" w:type="dxa"/>
+            <w:tcBorders/>
+          </w:tcPr>
+          <w:p>
+            <w:pPr>
+              <w:pStyle w:val="TableContents"/>
+              <w:spacing w:before="0" w:after="200"/>
+              <w:rPr>
+                <w:rFonts w:ascii="Arial" w:hAnsi="Arial" w:eastAsia="Arial" w:cs=""/>
+                <w:kern w:val="0"/>
+                <w:lang w:val="en-US" w:eastAsia="en-US" w:bidi="ar-SA"/>
+              </w:rPr>
+            </w:pPr>
+            <w:r>
+              <w:rPr>
+                <w:sz w:val="22"/>
+                <w:szCs w:val="22"/>
               </w:rPr>
               <w:t>Transition</w:t>
             </w:r>
@@ -10714,31 +10402,23 @@
         </w:tc>
         <w:tc>
           <w:tcPr>
-            <w:tcW w:w="4378" w:type="dxa"/>
-            <w:tcBorders/>
-          </w:tcPr>
-          <w:p>
-            <w:pPr>
-              <w:pStyle w:val="Compact"/>
-              <w:widowControl/>
-              <w:suppressAutoHyphens w:val="true"/>
-              <w:spacing w:before="36" w:after="36"/>
-              <w:jc w:val="both"/>
-              <w:rPr>
-                <w:rFonts w:ascii="Arial" w:hAnsi="Arial" w:eastAsia="Arial" w:cs=""/>
-                <w:kern w:val="0"/>
-                <w:sz w:val="24"/>
-                <w:szCs w:val="24"/>
-                <w:lang w:val="en-US" w:eastAsia="en-US" w:bidi="ar-SA"/>
-              </w:rPr>
-            </w:pPr>
-            <w:r>
-              <w:rPr>
-                <w:rFonts w:eastAsia="Arial" w:cs=""/>
-                <w:kern w:val="0"/>
-                <w:sz w:val="24"/>
-                <w:szCs w:val="24"/>
-                <w:lang w:val="en-US" w:eastAsia="en-US" w:bidi="ar-SA"/>
+            <w:tcW w:w="6570" w:type="dxa"/>
+            <w:tcBorders/>
+          </w:tcPr>
+          <w:p>
+            <w:pPr>
+              <w:pStyle w:val="TableContents"/>
+              <w:spacing w:before="0" w:after="200"/>
+              <w:rPr>
+                <w:rFonts w:ascii="Arial" w:hAnsi="Arial" w:eastAsia="Arial" w:cs=""/>
+                <w:kern w:val="0"/>
+                <w:lang w:val="en-US" w:eastAsia="en-US" w:bidi="ar-SA"/>
+              </w:rPr>
+            </w:pPr>
+            <w:r>
+              <w:rPr>
+                <w:sz w:val="22"/>
+                <w:szCs w:val="22"/>
               </w:rPr>
               <w:t>A Z height where a column’s occupancy flips (empty↔solid).</w:t>
             </w:r>
@@ -10749,33 +10429,23 @@
         <w:trPr/>
         <w:tc>
           <w:tcPr>
-            <w:tcW w:w="4377" w:type="dxa"/>
-            <w:tcBorders/>
-          </w:tcPr>
-          <w:p>
-            <w:pPr>
-              <w:pStyle w:val="Compact"/>
-              <w:widowControl/>
-              <w:suppressAutoHyphens w:val="true"/>
-              <w:spacing w:before="36" w:after="36"/>
-              <w:jc w:val="both"/>
-              <w:rPr>
-                <w:rFonts w:ascii="Arial" w:hAnsi="Arial" w:eastAsia="Arial" w:cs=""/>
-                <w:kern w:val="0"/>
-                <w:sz w:val="24"/>
-                <w:szCs w:val="24"/>
-                <w:lang w:val="en-US" w:eastAsia="en-US" w:bidi="ar-SA"/>
-              </w:rPr>
-            </w:pPr>
-            <w:r>
-              <w:rPr>
-                <w:rFonts w:eastAsia="Arial" w:cs=""/>
-                <w:b/>
-                <w:bCs/>
-                <w:kern w:val="0"/>
-                <w:sz w:val="24"/>
-                <w:szCs w:val="24"/>
-                <w:lang w:val="en-US" w:eastAsia="en-US" w:bidi="ar-SA"/>
+            <w:tcW w:w="3255" w:type="dxa"/>
+            <w:tcBorders/>
+          </w:tcPr>
+          <w:p>
+            <w:pPr>
+              <w:pStyle w:val="TableContents"/>
+              <w:spacing w:before="0" w:after="200"/>
+              <w:rPr>
+                <w:rFonts w:ascii="Arial" w:hAnsi="Arial" w:eastAsia="Arial" w:cs=""/>
+                <w:kern w:val="0"/>
+                <w:lang w:val="en-US" w:eastAsia="en-US" w:bidi="ar-SA"/>
+              </w:rPr>
+            </w:pPr>
+            <w:r>
+              <w:rPr>
+                <w:sz w:val="22"/>
+                <w:szCs w:val="22"/>
               </w:rPr>
               <w:t>Parity walk</w:t>
             </w:r>
@@ -10783,31 +10453,23 @@
         </w:tc>
         <w:tc>
           <w:tcPr>
-            <w:tcW w:w="4378" w:type="dxa"/>
-            <w:tcBorders/>
-          </w:tcPr>
-          <w:p>
-            <w:pPr>
-              <w:pStyle w:val="Compact"/>
-              <w:widowControl/>
-              <w:suppressAutoHyphens w:val="true"/>
-              <w:spacing w:before="36" w:after="36"/>
-              <w:jc w:val="both"/>
-              <w:rPr>
-                <w:rFonts w:ascii="Arial" w:hAnsi="Arial" w:eastAsia="Arial" w:cs=""/>
-                <w:kern w:val="0"/>
-                <w:sz w:val="24"/>
-                <w:szCs w:val="24"/>
-                <w:lang w:val="en-US" w:eastAsia="en-US" w:bidi="ar-SA"/>
-              </w:rPr>
-            </w:pPr>
-            <w:r>
-              <w:rPr>
-                <w:rFonts w:eastAsia="Arial" w:cs=""/>
-                <w:kern w:val="0"/>
-                <w:sz w:val="24"/>
-                <w:szCs w:val="24"/>
-                <w:lang w:val="en-US" w:eastAsia="en-US" w:bidi="ar-SA"/>
+            <w:tcW w:w="6570" w:type="dxa"/>
+            <w:tcBorders/>
+          </w:tcPr>
+          <w:p>
+            <w:pPr>
+              <w:pStyle w:val="TableContents"/>
+              <w:spacing w:before="0" w:after="200"/>
+              <w:rPr>
+                <w:rFonts w:ascii="Arial" w:hAnsi="Arial" w:eastAsia="Arial" w:cs=""/>
+                <w:kern w:val="0"/>
+                <w:lang w:val="en-US" w:eastAsia="en-US" w:bidi="ar-SA"/>
+              </w:rPr>
+            </w:pPr>
+            <w:r>
+              <w:rPr>
+                <w:sz w:val="22"/>
+                <w:szCs w:val="22"/>
               </w:rPr>
               <w:t>Recovering occupancy by counting transitions ≤ z: odd ⇒ solid.</w:t>
             </w:r>
@@ -10818,64 +10480,49 @@
         <w:trPr/>
         <w:tc>
           <w:tcPr>
-            <w:tcW w:w="4377" w:type="dxa"/>
-            <w:tcBorders/>
-          </w:tcPr>
-          <w:p>
-            <w:pPr>
-              <w:pStyle w:val="Compact"/>
-              <w:widowControl/>
-              <w:suppressAutoHyphens w:val="true"/>
-              <w:spacing w:before="36" w:after="36"/>
-              <w:jc w:val="both"/>
-              <w:rPr>
-                <w:rFonts w:ascii="Arial" w:hAnsi="Arial" w:eastAsia="Arial" w:cs=""/>
-                <w:kern w:val="0"/>
-                <w:sz w:val="24"/>
-                <w:szCs w:val="24"/>
+            <w:tcW w:w="3255" w:type="dxa"/>
+            <w:tcBorders/>
+          </w:tcPr>
+          <w:p>
+            <w:pPr>
+              <w:pStyle w:val="TableContents"/>
+              <w:spacing w:before="0" w:after="200"/>
+              <w:rPr>
+                <w:rFonts w:ascii="Arial" w:hAnsi="Arial" w:eastAsia="Arial" w:cs=""/>
+                <w:kern w:val="0"/>
+                <w:lang w:val="en-US" w:eastAsia="en-US" w:bidi="ar-SA"/>
+              </w:rPr>
+            </w:pPr>
+            <w:r>
+              <w:rPr>
+                <w:sz w:val="22"/>
+                <w:szCs w:val="22"/>
+              </w:rPr>
+              <w:t>Stock / workpiece</w:t>
+            </w:r>
+          </w:p>
+        </w:tc>
+        <w:tc>
+          <w:tcPr>
+            <w:tcW w:w="6570" w:type="dxa"/>
+            <w:tcBorders/>
+          </w:tcPr>
+          <w:p>
+            <w:pPr>
+              <w:pStyle w:val="TableContents"/>
+              <w:spacing w:before="0" w:after="200"/>
+              <w:rPr>
+                <w:rFonts w:ascii="Arial" w:hAnsi="Arial" w:eastAsia="Arial" w:cs=""/>
+                <w:kern w:val="0"/>
                 <w:lang w:val="en-US" w:eastAsia="en-US" w:bidi="ar-SA"/>
               </w:rPr>
             </w:pPr>
             <w:r>
               <w:rPr>
                 <w:rFonts w:eastAsia="Arial" w:cs=""/>
-                <w:b/>
-                <w:bCs/>
-                <w:kern w:val="0"/>
-                <w:sz w:val="24"/>
-                <w:szCs w:val="24"/>
-                <w:lang w:val="en-US" w:eastAsia="en-US" w:bidi="ar-SA"/>
-              </w:rPr>
-              <w:t>Stock / workpiece</w:t>
-            </w:r>
-          </w:p>
-        </w:tc>
-        <w:tc>
-          <w:tcPr>
-            <w:tcW w:w="4378" w:type="dxa"/>
-            <w:tcBorders/>
-          </w:tcPr>
-          <w:p>
-            <w:pPr>
-              <w:pStyle w:val="Compact"/>
-              <w:widowControl/>
-              <w:suppressAutoHyphens w:val="true"/>
-              <w:spacing w:before="36" w:after="36"/>
-              <w:jc w:val="both"/>
-              <w:rPr>
-                <w:rFonts w:ascii="Arial" w:hAnsi="Arial" w:eastAsia="Arial" w:cs=""/>
-                <w:kern w:val="0"/>
-                <w:sz w:val="24"/>
-                <w:szCs w:val="24"/>
-                <w:lang w:val="en-US" w:eastAsia="en-US" w:bidi="ar-SA"/>
-              </w:rPr>
-            </w:pPr>
-            <w:r>
-              <w:rPr>
-                <w:rFonts w:eastAsia="Arial" w:cs=""/>
-                <w:kern w:val="0"/>
-                <w:sz w:val="24"/>
-                <w:szCs w:val="24"/>
+                <w:kern w:val="0"/>
+                <w:sz w:val="22"/>
+                <w:szCs w:val="22"/>
                 <w:lang w:val="en-US" w:eastAsia="en-US" w:bidi="ar-SA"/>
               </w:rPr>
               <w:t>The block being machined (</w:t>
@@ -10885,7 +10532,8 @@
                 <w:rStyle w:val="VerbatimChar"/>
                 <w:rFonts w:eastAsia="Arial" w:cs=""/>
                 <w:kern w:val="0"/>
-                <w:szCs w:val="24"/>
+                <w:sz w:val="22"/>
+                <w:szCs w:val="22"/>
                 <w:lang w:val="en-US" w:eastAsia="en-US" w:bidi="ar-SA"/>
               </w:rPr>
               <w:t>obj1</w:t>
@@ -10894,8 +10542,8 @@
               <w:rPr>
                 <w:rFonts w:eastAsia="Arial" w:cs=""/>
                 <w:kern w:val="0"/>
-                <w:sz w:val="24"/>
-                <w:szCs w:val="24"/>
+                <w:sz w:val="22"/>
+                <w:szCs w:val="22"/>
                 <w:lang w:val="en-US" w:eastAsia="en-US" w:bidi="ar-SA"/>
               </w:rPr>
               <w:t>).</w:t>
@@ -10907,64 +10555,49 @@
         <w:trPr/>
         <w:tc>
           <w:tcPr>
-            <w:tcW w:w="4377" w:type="dxa"/>
-            <w:tcBorders/>
-          </w:tcPr>
-          <w:p>
-            <w:pPr>
-              <w:pStyle w:val="Compact"/>
-              <w:widowControl/>
-              <w:suppressAutoHyphens w:val="true"/>
-              <w:spacing w:before="36" w:after="36"/>
-              <w:jc w:val="both"/>
-              <w:rPr>
-                <w:rFonts w:ascii="Arial" w:hAnsi="Arial" w:eastAsia="Arial" w:cs=""/>
-                <w:kern w:val="0"/>
-                <w:sz w:val="24"/>
-                <w:szCs w:val="24"/>
+            <w:tcW w:w="3255" w:type="dxa"/>
+            <w:tcBorders/>
+          </w:tcPr>
+          <w:p>
+            <w:pPr>
+              <w:pStyle w:val="TableContents"/>
+              <w:spacing w:before="0" w:after="200"/>
+              <w:rPr>
+                <w:rFonts w:ascii="Arial" w:hAnsi="Arial" w:eastAsia="Arial" w:cs=""/>
+                <w:kern w:val="0"/>
+                <w:lang w:val="en-US" w:eastAsia="en-US" w:bidi="ar-SA"/>
+              </w:rPr>
+            </w:pPr>
+            <w:r>
+              <w:rPr>
+                <w:sz w:val="22"/>
+                <w:szCs w:val="22"/>
+              </w:rPr>
+              <w:t>Tool</w:t>
+            </w:r>
+          </w:p>
+        </w:tc>
+        <w:tc>
+          <w:tcPr>
+            <w:tcW w:w="6570" w:type="dxa"/>
+            <w:tcBorders/>
+          </w:tcPr>
+          <w:p>
+            <w:pPr>
+              <w:pStyle w:val="TableContents"/>
+              <w:spacing w:before="0" w:after="200"/>
+              <w:rPr>
+                <w:rFonts w:ascii="Arial" w:hAnsi="Arial" w:eastAsia="Arial" w:cs=""/>
+                <w:kern w:val="0"/>
                 <w:lang w:val="en-US" w:eastAsia="en-US" w:bidi="ar-SA"/>
               </w:rPr>
             </w:pPr>
             <w:r>
               <w:rPr>
                 <w:rFonts w:eastAsia="Arial" w:cs=""/>
-                <w:b/>
-                <w:bCs/>
-                <w:kern w:val="0"/>
-                <w:sz w:val="24"/>
-                <w:szCs w:val="24"/>
-                <w:lang w:val="en-US" w:eastAsia="en-US" w:bidi="ar-SA"/>
-              </w:rPr>
-              <w:t>Tool</w:t>
-            </w:r>
-          </w:p>
-        </w:tc>
-        <w:tc>
-          <w:tcPr>
-            <w:tcW w:w="4378" w:type="dxa"/>
-            <w:tcBorders/>
-          </w:tcPr>
-          <w:p>
-            <w:pPr>
-              <w:pStyle w:val="Compact"/>
-              <w:widowControl/>
-              <w:suppressAutoHyphens w:val="true"/>
-              <w:spacing w:before="36" w:after="36"/>
-              <w:jc w:val="both"/>
-              <w:rPr>
-                <w:rFonts w:ascii="Arial" w:hAnsi="Arial" w:eastAsia="Arial" w:cs=""/>
-                <w:kern w:val="0"/>
-                <w:sz w:val="24"/>
-                <w:szCs w:val="24"/>
-                <w:lang w:val="en-US" w:eastAsia="en-US" w:bidi="ar-SA"/>
-              </w:rPr>
-            </w:pPr>
-            <w:r>
-              <w:rPr>
-                <w:rFonts w:eastAsia="Arial" w:cs=""/>
-                <w:kern w:val="0"/>
-                <w:sz w:val="24"/>
-                <w:szCs w:val="24"/>
+                <w:kern w:val="0"/>
+                <w:sz w:val="22"/>
+                <w:szCs w:val="22"/>
                 <w:lang w:val="en-US" w:eastAsia="en-US" w:bidi="ar-SA"/>
               </w:rPr>
               <w:t>The cutter (</w:t>
@@ -10974,7 +10607,8 @@
                 <w:rStyle w:val="VerbatimChar"/>
                 <w:rFonts w:eastAsia="Arial" w:cs=""/>
                 <w:kern w:val="0"/>
-                <w:szCs w:val="24"/>
+                <w:sz w:val="22"/>
+                <w:szCs w:val="22"/>
                 <w:lang w:val="en-US" w:eastAsia="en-US" w:bidi="ar-SA"/>
               </w:rPr>
               <w:t>obj2</w:t>
@@ -10983,8 +10617,8 @@
               <w:rPr>
                 <w:rFonts w:eastAsia="Arial" w:cs=""/>
                 <w:kern w:val="0"/>
-                <w:sz w:val="24"/>
-                <w:szCs w:val="24"/>
+                <w:sz w:val="22"/>
+                <w:szCs w:val="22"/>
                 <w:lang w:val="en-US" w:eastAsia="en-US" w:bidi="ar-SA"/>
               </w:rPr>
               <w:t>); here a ball-end mill (hemisphere + shank).</w:t>
@@ -10996,33 +10630,23 @@
         <w:trPr/>
         <w:tc>
           <w:tcPr>
-            <w:tcW w:w="4377" w:type="dxa"/>
-            <w:tcBorders/>
-          </w:tcPr>
-          <w:p>
-            <w:pPr>
-              <w:pStyle w:val="Compact"/>
-              <w:widowControl/>
-              <w:suppressAutoHyphens w:val="true"/>
-              <w:spacing w:before="36" w:after="36"/>
-              <w:jc w:val="both"/>
-              <w:rPr>
-                <w:rFonts w:ascii="Arial" w:hAnsi="Arial" w:eastAsia="Arial" w:cs=""/>
-                <w:kern w:val="0"/>
-                <w:sz w:val="24"/>
-                <w:szCs w:val="24"/>
-                <w:lang w:val="en-US" w:eastAsia="en-US" w:bidi="ar-SA"/>
-              </w:rPr>
-            </w:pPr>
-            <w:r>
-              <w:rPr>
-                <w:rFonts w:eastAsia="Arial" w:cs=""/>
-                <w:b/>
-                <w:bCs/>
-                <w:kern w:val="0"/>
-                <w:sz w:val="24"/>
-                <w:szCs w:val="24"/>
-                <w:lang w:val="en-US" w:eastAsia="en-US" w:bidi="ar-SA"/>
+            <w:tcW w:w="3255" w:type="dxa"/>
+            <w:tcBorders/>
+          </w:tcPr>
+          <w:p>
+            <w:pPr>
+              <w:pStyle w:val="TableContents"/>
+              <w:spacing w:before="0" w:after="200"/>
+              <w:rPr>
+                <w:rFonts w:ascii="Arial" w:hAnsi="Arial" w:eastAsia="Arial" w:cs=""/>
+                <w:kern w:val="0"/>
+                <w:lang w:val="en-US" w:eastAsia="en-US" w:bidi="ar-SA"/>
+              </w:rPr>
+            </w:pPr>
+            <w:r>
+              <w:rPr>
+                <w:sz w:val="22"/>
+                <w:szCs w:val="22"/>
               </w:rPr>
               <w:t>Footprint (F)</w:t>
             </w:r>
@@ -11030,31 +10654,23 @@
         </w:tc>
         <w:tc>
           <w:tcPr>
-            <w:tcW w:w="4378" w:type="dxa"/>
-            <w:tcBorders/>
-          </w:tcPr>
-          <w:p>
-            <w:pPr>
-              <w:pStyle w:val="Compact"/>
-              <w:widowControl/>
-              <w:suppressAutoHyphens w:val="true"/>
-              <w:spacing w:before="36" w:after="36"/>
-              <w:jc w:val="both"/>
-              <w:rPr>
-                <w:rFonts w:ascii="Arial" w:hAnsi="Arial" w:eastAsia="Arial" w:cs=""/>
-                <w:kern w:val="0"/>
-                <w:sz w:val="24"/>
-                <w:szCs w:val="24"/>
-                <w:lang w:val="en-US" w:eastAsia="en-US" w:bidi="ar-SA"/>
-              </w:rPr>
-            </w:pPr>
-            <w:r>
-              <w:rPr>
-                <w:rFonts w:eastAsia="Arial" w:cs=""/>
-                <w:kern w:val="0"/>
-                <w:sz w:val="24"/>
-                <w:szCs w:val="24"/>
-                <w:lang w:val="en-US" w:eastAsia="en-US" w:bidi="ar-SA"/>
+            <w:tcW w:w="6570" w:type="dxa"/>
+            <w:tcBorders/>
+          </w:tcPr>
+          <w:p>
+            <w:pPr>
+              <w:pStyle w:val="TableContents"/>
+              <w:spacing w:before="0" w:after="200"/>
+              <w:rPr>
+                <w:rFonts w:ascii="Arial" w:hAnsi="Arial" w:eastAsia="Arial" w:cs=""/>
+                <w:kern w:val="0"/>
+                <w:lang w:val="en-US" w:eastAsia="en-US" w:bidi="ar-SA"/>
+              </w:rPr>
+            </w:pPr>
+            <w:r>
+              <w:rPr>
+                <w:sz w:val="22"/>
+                <w:szCs w:val="22"/>
               </w:rPr>
               <w:t>The tool's XY extent in voxels: a square of side F, since the tool is a solid of revolution about Z.</w:t>
             </w:r>
@@ -11065,64 +10681,49 @@
         <w:trPr/>
         <w:tc>
           <w:tcPr>
-            <w:tcW w:w="4377" w:type="dxa"/>
-            <w:tcBorders/>
-          </w:tcPr>
-          <w:p>
-            <w:pPr>
-              <w:pStyle w:val="Compact"/>
-              <w:widowControl/>
-              <w:suppressAutoHyphens w:val="true"/>
-              <w:spacing w:before="36" w:after="36"/>
-              <w:jc w:val="both"/>
-              <w:rPr>
-                <w:rFonts w:ascii="Arial" w:hAnsi="Arial" w:eastAsia="Arial" w:cs=""/>
-                <w:kern w:val="0"/>
-                <w:sz w:val="24"/>
-                <w:szCs w:val="24"/>
+            <w:tcW w:w="3255" w:type="dxa"/>
+            <w:tcBorders/>
+          </w:tcPr>
+          <w:p>
+            <w:pPr>
+              <w:pStyle w:val="TableContents"/>
+              <w:spacing w:before="0" w:after="200"/>
+              <w:rPr>
+                <w:rFonts w:ascii="Arial" w:hAnsi="Arial" w:eastAsia="Arial" w:cs=""/>
+                <w:kern w:val="0"/>
+                <w:lang w:val="en-US" w:eastAsia="en-US" w:bidi="ar-SA"/>
+              </w:rPr>
+            </w:pPr>
+            <w:r>
+              <w:rPr>
+                <w:sz w:val="22"/>
+                <w:szCs w:val="22"/>
+              </w:rPr>
+              <w:t>Segment</w:t>
+            </w:r>
+          </w:p>
+        </w:tc>
+        <w:tc>
+          <w:tcPr>
+            <w:tcW w:w="6570" w:type="dxa"/>
+            <w:tcBorders/>
+          </w:tcPr>
+          <w:p>
+            <w:pPr>
+              <w:pStyle w:val="TableContents"/>
+              <w:spacing w:before="0" w:after="200"/>
+              <w:rPr>
+                <w:rFonts w:ascii="Arial" w:hAnsi="Arial" w:eastAsia="Arial" w:cs=""/>
+                <w:kern w:val="0"/>
                 <w:lang w:val="en-US" w:eastAsia="en-US" w:bidi="ar-SA"/>
               </w:rPr>
             </w:pPr>
             <w:r>
               <w:rPr>
                 <w:rFonts w:eastAsia="Arial" w:cs=""/>
-                <w:b/>
-                <w:bCs/>
-                <w:kern w:val="0"/>
-                <w:sz w:val="24"/>
-                <w:szCs w:val="24"/>
-                <w:lang w:val="en-US" w:eastAsia="en-US" w:bidi="ar-SA"/>
-              </w:rPr>
-              <w:t>Segment</w:t>
-            </w:r>
-          </w:p>
-        </w:tc>
-        <w:tc>
-          <w:tcPr>
-            <w:tcW w:w="4378" w:type="dxa"/>
-            <w:tcBorders/>
-          </w:tcPr>
-          <w:p>
-            <w:pPr>
-              <w:pStyle w:val="Compact"/>
-              <w:widowControl/>
-              <w:suppressAutoHyphens w:val="true"/>
-              <w:spacing w:before="36" w:after="36"/>
-              <w:jc w:val="both"/>
-              <w:rPr>
-                <w:rFonts w:ascii="Arial" w:hAnsi="Arial" w:eastAsia="Arial" w:cs=""/>
-                <w:kern w:val="0"/>
-                <w:sz w:val="24"/>
-                <w:szCs w:val="24"/>
-                <w:lang w:val="en-US" w:eastAsia="en-US" w:bidi="ar-SA"/>
-              </w:rPr>
-            </w:pPr>
-            <w:r>
-              <w:rPr>
-                <w:rFonts w:eastAsia="Arial" w:cs=""/>
-                <w:kern w:val="0"/>
-                <w:sz w:val="24"/>
-                <w:szCs w:val="24"/>
+                <w:kern w:val="0"/>
+                <w:sz w:val="22"/>
+                <w:szCs w:val="22"/>
                 <w:lang w:val="en-US" w:eastAsia="en-US" w:bidi="ar-SA"/>
               </w:rPr>
               <w:t xml:space="preserve">One straight toolpath move </w:t>
@@ -11132,7 +10733,8 @@
                 <w:rStyle w:val="VerbatimChar"/>
                 <w:rFonts w:eastAsia="Arial" w:cs=""/>
                 <w:kern w:val="0"/>
-                <w:szCs w:val="24"/>
+                <w:sz w:val="22"/>
+                <w:szCs w:val="22"/>
                 <w:lang w:val="en-US" w:eastAsia="en-US" w:bidi="ar-SA"/>
               </w:rPr>
               <w:t>p0 → p1</w:t>
@@ -11141,8 +10743,8 @@
               <w:rPr>
                 <w:rFonts w:eastAsia="Arial" w:cs=""/>
                 <w:kern w:val="0"/>
-                <w:sz w:val="24"/>
-                <w:szCs w:val="24"/>
+                <w:sz w:val="22"/>
+                <w:szCs w:val="22"/>
                 <w:lang w:val="en-US" w:eastAsia="en-US" w:bidi="ar-SA"/>
               </w:rPr>
               <w:t>.</w:t>
@@ -11154,64 +10756,49 @@
         <w:trPr/>
         <w:tc>
           <w:tcPr>
-            <w:tcW w:w="4377" w:type="dxa"/>
-            <w:tcBorders/>
-          </w:tcPr>
-          <w:p>
-            <w:pPr>
-              <w:pStyle w:val="Compact"/>
-              <w:widowControl/>
-              <w:suppressAutoHyphens w:val="true"/>
-              <w:spacing w:before="36" w:after="36"/>
-              <w:jc w:val="both"/>
-              <w:rPr>
-                <w:rFonts w:ascii="Arial" w:hAnsi="Arial" w:eastAsia="Arial" w:cs=""/>
-                <w:kern w:val="0"/>
-                <w:sz w:val="24"/>
-                <w:szCs w:val="24"/>
+            <w:tcW w:w="3255" w:type="dxa"/>
+            <w:tcBorders/>
+          </w:tcPr>
+          <w:p>
+            <w:pPr>
+              <w:pStyle w:val="TableContents"/>
+              <w:spacing w:before="0" w:after="200"/>
+              <w:rPr>
+                <w:rFonts w:ascii="Arial" w:hAnsi="Arial" w:eastAsia="Arial" w:cs=""/>
+                <w:kern w:val="0"/>
+                <w:lang w:val="en-US" w:eastAsia="en-US" w:bidi="ar-SA"/>
+              </w:rPr>
+            </w:pPr>
+            <w:r>
+              <w:rPr>
+                <w:sz w:val="22"/>
+                <w:szCs w:val="22"/>
+              </w:rPr>
+              <w:t>Swept volume</w:t>
+            </w:r>
+          </w:p>
+        </w:tc>
+        <w:tc>
+          <w:tcPr>
+            <w:tcW w:w="6570" w:type="dxa"/>
+            <w:tcBorders/>
+          </w:tcPr>
+          <w:p>
+            <w:pPr>
+              <w:pStyle w:val="TableContents"/>
+              <w:spacing w:before="0" w:after="200"/>
+              <w:rPr>
+                <w:rFonts w:ascii="Arial" w:hAnsi="Arial" w:eastAsia="Arial" w:cs=""/>
+                <w:kern w:val="0"/>
                 <w:lang w:val="en-US" w:eastAsia="en-US" w:bidi="ar-SA"/>
               </w:rPr>
             </w:pPr>
             <w:r>
               <w:rPr>
                 <w:rFonts w:eastAsia="Arial" w:cs=""/>
-                <w:b/>
-                <w:bCs/>
-                <w:kern w:val="0"/>
-                <w:sz w:val="24"/>
-                <w:szCs w:val="24"/>
-                <w:lang w:val="en-US" w:eastAsia="en-US" w:bidi="ar-SA"/>
-              </w:rPr>
-              <w:t>Swept volume</w:t>
-            </w:r>
-          </w:p>
-        </w:tc>
-        <w:tc>
-          <w:tcPr>
-            <w:tcW w:w="4378" w:type="dxa"/>
-            <w:tcBorders/>
-          </w:tcPr>
-          <w:p>
-            <w:pPr>
-              <w:pStyle w:val="Compact"/>
-              <w:widowControl/>
-              <w:suppressAutoHyphens w:val="true"/>
-              <w:spacing w:before="36" w:after="36"/>
-              <w:jc w:val="both"/>
-              <w:rPr>
-                <w:rFonts w:ascii="Arial" w:hAnsi="Arial" w:eastAsia="Arial" w:cs=""/>
-                <w:kern w:val="0"/>
-                <w:sz w:val="24"/>
-                <w:szCs w:val="24"/>
-                <w:lang w:val="en-US" w:eastAsia="en-US" w:bidi="ar-SA"/>
-              </w:rPr>
-            </w:pPr>
-            <w:r>
-              <w:rPr>
-                <w:rFonts w:eastAsia="Arial" w:cs=""/>
-                <w:kern w:val="0"/>
-                <w:sz w:val="24"/>
-                <w:szCs w:val="24"/>
+                <w:kern w:val="0"/>
+                <w:sz w:val="22"/>
+                <w:szCs w:val="22"/>
                 <w:lang w:val="en-US" w:eastAsia="en-US" w:bidi="ar-SA"/>
               </w:rPr>
               <w:t>The region the tool sweeps over a segment (</w:t>
@@ -11221,7 +10808,8 @@
                 <w:rStyle w:val="VerbatimChar"/>
                 <w:rFonts w:eastAsia="Arial" w:cs=""/>
                 <w:kern w:val="0"/>
-                <w:szCs w:val="24"/>
+                <w:sz w:val="22"/>
+                <w:szCs w:val="22"/>
                 <w:lang w:val="en-US" w:eastAsia="en-US" w:bidi="ar-SA"/>
               </w:rPr>
               <w:t>tool ⊕ p0p1</w:t>
@@ -11230,8 +10818,8 @@
               <w:rPr>
                 <w:rFonts w:eastAsia="Arial" w:cs=""/>
                 <w:kern w:val="0"/>
-                <w:sz w:val="24"/>
-                <w:szCs w:val="24"/>
+                <w:sz w:val="22"/>
+                <w:szCs w:val="22"/>
                 <w:lang w:val="en-US" w:eastAsia="en-US" w:bidi="ar-SA"/>
               </w:rPr>
               <w:t>).</w:t>
@@ -11243,64 +10831,49 @@
         <w:trPr/>
         <w:tc>
           <w:tcPr>
-            <w:tcW w:w="4377" w:type="dxa"/>
-            <w:tcBorders/>
-          </w:tcPr>
-          <w:p>
-            <w:pPr>
-              <w:pStyle w:val="Compact"/>
-              <w:widowControl/>
-              <w:suppressAutoHyphens w:val="true"/>
-              <w:spacing w:before="36" w:after="36"/>
-              <w:jc w:val="both"/>
-              <w:rPr>
-                <w:rFonts w:ascii="Arial" w:hAnsi="Arial" w:eastAsia="Arial" w:cs=""/>
-                <w:kern w:val="0"/>
-                <w:sz w:val="24"/>
-                <w:szCs w:val="24"/>
+            <w:tcW w:w="3255" w:type="dxa"/>
+            <w:tcBorders/>
+          </w:tcPr>
+          <w:p>
+            <w:pPr>
+              <w:pStyle w:val="TableContents"/>
+              <w:spacing w:before="0" w:after="200"/>
+              <w:rPr>
+                <w:rFonts w:ascii="Arial" w:hAnsi="Arial" w:eastAsia="Arial" w:cs=""/>
+                <w:kern w:val="0"/>
+                <w:lang w:val="en-US" w:eastAsia="en-US" w:bidi="ar-SA"/>
+              </w:rPr>
+            </w:pPr>
+            <w:r>
+              <w:rPr>
+                <w:sz w:val="22"/>
+                <w:szCs w:val="22"/>
+              </w:rPr>
+              <w:t>Z-envelope</w:t>
+            </w:r>
+          </w:p>
+        </w:tc>
+        <w:tc>
+          <w:tcPr>
+            <w:tcW w:w="6570" w:type="dxa"/>
+            <w:tcBorders/>
+          </w:tcPr>
+          <w:p>
+            <w:pPr>
+              <w:pStyle w:val="TableContents"/>
+              <w:spacing w:before="0" w:after="200"/>
+              <w:rPr>
+                <w:rFonts w:ascii="Arial" w:hAnsi="Arial" w:eastAsia="Arial" w:cs=""/>
+                <w:kern w:val="0"/>
                 <w:lang w:val="en-US" w:eastAsia="en-US" w:bidi="ar-SA"/>
               </w:rPr>
             </w:pPr>
             <w:r>
               <w:rPr>
                 <w:rFonts w:eastAsia="Arial" w:cs=""/>
-                <w:b/>
-                <w:bCs/>
-                <w:kern w:val="0"/>
-                <w:sz w:val="24"/>
-                <w:szCs w:val="24"/>
-                <w:lang w:val="en-US" w:eastAsia="en-US" w:bidi="ar-SA"/>
-              </w:rPr>
-              <w:t>Z-envelope</w:t>
-            </w:r>
-          </w:p>
-        </w:tc>
-        <w:tc>
-          <w:tcPr>
-            <w:tcW w:w="4378" w:type="dxa"/>
-            <w:tcBorders/>
-          </w:tcPr>
-          <w:p>
-            <w:pPr>
-              <w:pStyle w:val="Compact"/>
-              <w:widowControl/>
-              <w:suppressAutoHyphens w:val="true"/>
-              <w:spacing w:before="36" w:after="36"/>
-              <w:jc w:val="both"/>
-              <w:rPr>
-                <w:rFonts w:ascii="Arial" w:hAnsi="Arial" w:eastAsia="Arial" w:cs=""/>
-                <w:kern w:val="0"/>
-                <w:sz w:val="24"/>
-                <w:szCs w:val="24"/>
-                <w:lang w:val="en-US" w:eastAsia="en-US" w:bidi="ar-SA"/>
-              </w:rPr>
-            </w:pPr>
-            <w:r>
-              <w:rPr>
-                <w:rFonts w:eastAsia="Arial" w:cs=""/>
-                <w:kern w:val="0"/>
-                <w:sz w:val="24"/>
-                <w:szCs w:val="24"/>
+                <w:kern w:val="0"/>
+                <w:sz w:val="22"/>
+                <w:szCs w:val="22"/>
                 <w:lang w:val="en-US" w:eastAsia="en-US" w:bidi="ar-SA"/>
               </w:rPr>
               <w:t xml:space="preserve">Per stock column, the single interval </w:t>
@@ -11310,7 +10883,8 @@
                 <w:rStyle w:val="VerbatimChar"/>
                 <w:rFonts w:eastAsia="Arial" w:cs=""/>
                 <w:kern w:val="0"/>
-                <w:szCs w:val="24"/>
+                <w:sz w:val="22"/>
+                <w:szCs w:val="22"/>
                 <w:lang w:val="en-US" w:eastAsia="en-US" w:bidi="ar-SA"/>
               </w:rPr>
               <w:t>[min bottom, max top]</w:t>
@@ -11319,8 +10893,8 @@
               <w:rPr>
                 <w:rFonts w:eastAsia="Arial" w:cs=""/>
                 <w:kern w:val="0"/>
-                <w:sz w:val="24"/>
-                <w:szCs w:val="24"/>
+                <w:sz w:val="22"/>
+                <w:szCs w:val="22"/>
                 <w:lang w:val="en-US" w:eastAsia="en-US" w:bidi="ar-SA"/>
               </w:rPr>
               <w:t xml:space="preserve"> of the swept tool.</w:t>
@@ -11332,33 +10906,23 @@
         <w:trPr/>
         <w:tc>
           <w:tcPr>
-            <w:tcW w:w="4377" w:type="dxa"/>
-            <w:tcBorders/>
-          </w:tcPr>
-          <w:p>
-            <w:pPr>
-              <w:pStyle w:val="Compact"/>
-              <w:widowControl/>
-              <w:suppressAutoHyphens w:val="true"/>
-              <w:spacing w:before="36" w:after="36"/>
-              <w:jc w:val="both"/>
-              <w:rPr>
-                <w:rFonts w:ascii="Arial" w:hAnsi="Arial" w:eastAsia="Arial" w:cs=""/>
-                <w:kern w:val="0"/>
-                <w:sz w:val="24"/>
-                <w:szCs w:val="24"/>
-                <w:lang w:val="en-US" w:eastAsia="en-US" w:bidi="ar-SA"/>
-              </w:rPr>
-            </w:pPr>
-            <w:r>
-              <w:rPr>
-                <w:rFonts w:eastAsia="Arial" w:cs=""/>
-                <w:b/>
-                <w:bCs/>
-                <w:kern w:val="0"/>
-                <w:sz w:val="24"/>
-                <w:szCs w:val="24"/>
-                <w:lang w:val="en-US" w:eastAsia="en-US" w:bidi="ar-SA"/>
+            <w:tcW w:w="3255" w:type="dxa"/>
+            <w:tcBorders/>
+          </w:tcPr>
+          <w:p>
+            <w:pPr>
+              <w:pStyle w:val="TableContents"/>
+              <w:spacing w:before="0" w:after="200"/>
+              <w:rPr>
+                <w:rFonts w:ascii="Arial" w:hAnsi="Arial" w:eastAsia="Arial" w:cs=""/>
+                <w:kern w:val="0"/>
+                <w:lang w:val="en-US" w:eastAsia="en-US" w:bidi="ar-SA"/>
+              </w:rPr>
+            </w:pPr>
+            <w:r>
+              <w:rPr>
+                <w:sz w:val="22"/>
+                <w:szCs w:val="22"/>
               </w:rPr>
               <w:t>Sub-step</w:t>
             </w:r>
@@ -11366,31 +10930,23 @@
         </w:tc>
         <w:tc>
           <w:tcPr>
-            <w:tcW w:w="4378" w:type="dxa"/>
-            <w:tcBorders/>
-          </w:tcPr>
-          <w:p>
-            <w:pPr>
-              <w:pStyle w:val="Compact"/>
-              <w:widowControl/>
-              <w:suppressAutoHyphens w:val="true"/>
-              <w:spacing w:before="36" w:after="36"/>
-              <w:jc w:val="both"/>
-              <w:rPr>
-                <w:rFonts w:ascii="Arial" w:hAnsi="Arial" w:eastAsia="Arial" w:cs=""/>
-                <w:kern w:val="0"/>
-                <w:sz w:val="24"/>
-                <w:szCs w:val="24"/>
-                <w:lang w:val="en-US" w:eastAsia="en-US" w:bidi="ar-SA"/>
-              </w:rPr>
-            </w:pPr>
-            <w:r>
-              <w:rPr>
-                <w:rFonts w:eastAsia="Arial" w:cs=""/>
-                <w:kern w:val="0"/>
-                <w:sz w:val="24"/>
-                <w:szCs w:val="24"/>
-                <w:lang w:val="en-US" w:eastAsia="en-US" w:bidi="ar-SA"/>
+            <w:tcW w:w="6570" w:type="dxa"/>
+            <w:tcBorders/>
+          </w:tcPr>
+          <w:p>
+            <w:pPr>
+              <w:pStyle w:val="TableContents"/>
+              <w:spacing w:before="0" w:after="200"/>
+              <w:rPr>
+                <w:rFonts w:ascii="Arial" w:hAnsi="Arial" w:eastAsia="Arial" w:cs=""/>
+                <w:kern w:val="0"/>
+                <w:lang w:val="en-US" w:eastAsia="en-US" w:bidi="ar-SA"/>
+              </w:rPr>
+            </w:pPr>
+            <w:r>
+              <w:rPr>
+                <w:sz w:val="22"/>
+                <w:szCs w:val="22"/>
               </w:rPr>
               <w:t>One sampled tool-centre position along a segment.</w:t>
             </w:r>
@@ -11401,33 +10957,23 @@
         <w:trPr/>
         <w:tc>
           <w:tcPr>
-            <w:tcW w:w="4377" w:type="dxa"/>
-            <w:tcBorders/>
-          </w:tcPr>
-          <w:p>
-            <w:pPr>
-              <w:pStyle w:val="Compact"/>
-              <w:widowControl/>
-              <w:suppressAutoHyphens w:val="true"/>
-              <w:spacing w:before="36" w:after="36"/>
-              <w:jc w:val="both"/>
-              <w:rPr>
-                <w:rFonts w:ascii="Arial" w:hAnsi="Arial" w:eastAsia="Arial" w:cs=""/>
-                <w:kern w:val="0"/>
-                <w:sz w:val="24"/>
-                <w:szCs w:val="24"/>
-                <w:lang w:val="en-US" w:eastAsia="en-US" w:bidi="ar-SA"/>
-              </w:rPr>
-            </w:pPr>
-            <w:r>
-              <w:rPr>
-                <w:rFonts w:eastAsia="Arial" w:cs=""/>
-                <w:b/>
-                <w:bCs/>
-                <w:kern w:val="0"/>
-                <w:sz w:val="24"/>
-                <w:szCs w:val="24"/>
-                <w:lang w:val="en-US" w:eastAsia="en-US" w:bidi="ar-SA"/>
+            <w:tcW w:w="3255" w:type="dxa"/>
+            <w:tcBorders/>
+          </w:tcPr>
+          <w:p>
+            <w:pPr>
+              <w:pStyle w:val="TableContents"/>
+              <w:spacing w:before="0" w:after="200"/>
+              <w:rPr>
+                <w:rFonts w:ascii="Arial" w:hAnsi="Arial" w:eastAsia="Arial" w:cs=""/>
+                <w:kern w:val="0"/>
+                <w:lang w:val="en-US" w:eastAsia="en-US" w:bidi="ar-SA"/>
+              </w:rPr>
+            </w:pPr>
+            <w:r>
+              <w:rPr>
+                <w:sz w:val="22"/>
+                <w:szCs w:val="22"/>
               </w:rPr>
               <w:t>Chebyshev length (K)</w:t>
             </w:r>
@@ -11435,21 +10981,16 @@
         </w:tc>
         <w:tc>
           <w:tcPr>
-            <w:tcW w:w="4378" w:type="dxa"/>
-            <w:tcBorders/>
-          </w:tcPr>
-          <w:p>
-            <w:pPr>
-              <w:pStyle w:val="Compact"/>
-              <w:widowControl/>
-              <w:suppressAutoHyphens w:val="true"/>
-              <w:spacing w:before="36" w:after="36"/>
-              <w:jc w:val="both"/>
-              <w:rPr>
-                <w:rFonts w:ascii="Arial" w:hAnsi="Arial" w:eastAsia="Arial" w:cs=""/>
-                <w:kern w:val="0"/>
-                <w:sz w:val="24"/>
-                <w:szCs w:val="24"/>
+            <w:tcW w:w="6570" w:type="dxa"/>
+            <w:tcBorders/>
+          </w:tcPr>
+          <w:p>
+            <w:pPr>
+              <w:pStyle w:val="TableContents"/>
+              <w:spacing w:before="0" w:after="200"/>
+              <w:rPr>
+                <w:rFonts w:ascii="Arial" w:hAnsi="Arial" w:eastAsia="Arial" w:cs=""/>
+                <w:kern w:val="0"/>
                 <w:lang w:val="en-US" w:eastAsia="en-US" w:bidi="ar-SA"/>
               </w:rPr>
             </w:pPr>
@@ -11458,7 +10999,8 @@
                 <w:rStyle w:val="VerbatimChar"/>
                 <w:rFonts w:eastAsia="Arial" w:cs=""/>
                 <w:kern w:val="0"/>
-                <w:szCs w:val="24"/>
+                <w:sz w:val="22"/>
+                <w:szCs w:val="22"/>
                 <w:lang w:val="en-US" w:eastAsia="en-US" w:bidi="ar-SA"/>
               </w:rPr>
               <w:t>max(|Δx|,|Δy|,|Δz|)</w:t>
@@ -11467,8 +11009,8 @@
               <w:rPr>
                 <w:rFonts w:eastAsia="Arial" w:cs=""/>
                 <w:kern w:val="0"/>
-                <w:sz w:val="24"/>
-                <w:szCs w:val="24"/>
+                <w:sz w:val="22"/>
+                <w:szCs w:val="22"/>
                 <w:lang w:val="en-US" w:eastAsia="en-US" w:bidi="ar-SA"/>
               </w:rPr>
               <w:t>; number of ≤1-voxel sub-steps.</w:t>
@@ -11480,33 +11022,23 @@
         <w:trPr/>
         <w:tc>
           <w:tcPr>
-            <w:tcW w:w="4377" w:type="dxa"/>
-            <w:tcBorders/>
-          </w:tcPr>
-          <w:p>
-            <w:pPr>
-              <w:pStyle w:val="Compact"/>
-              <w:widowControl/>
-              <w:suppressAutoHyphens w:val="true"/>
-              <w:spacing w:before="36" w:after="36"/>
-              <w:jc w:val="both"/>
-              <w:rPr>
-                <w:rFonts w:ascii="Arial" w:hAnsi="Arial" w:eastAsia="Arial" w:cs=""/>
-                <w:kern w:val="0"/>
-                <w:sz w:val="24"/>
-                <w:szCs w:val="24"/>
-                <w:lang w:val="en-US" w:eastAsia="en-US" w:bidi="ar-SA"/>
-              </w:rPr>
-            </w:pPr>
-            <w:r>
-              <w:rPr>
-                <w:rFonts w:eastAsia="Arial" w:cs=""/>
-                <w:b/>
-                <w:bCs/>
-                <w:kern w:val="0"/>
-                <w:sz w:val="24"/>
-                <w:szCs w:val="24"/>
-                <w:lang w:val="en-US" w:eastAsia="en-US" w:bidi="ar-SA"/>
+            <w:tcW w:w="3255" w:type="dxa"/>
+            <w:tcBorders/>
+          </w:tcPr>
+          <w:p>
+            <w:pPr>
+              <w:pStyle w:val="TableContents"/>
+              <w:spacing w:before="0" w:after="200"/>
+              <w:rPr>
+                <w:rFonts w:ascii="Arial" w:hAnsi="Arial" w:eastAsia="Arial" w:cs=""/>
+                <w:kern w:val="0"/>
+                <w:lang w:val="en-US" w:eastAsia="en-US" w:bidi="ar-SA"/>
+              </w:rPr>
+            </w:pPr>
+            <w:r>
+              <w:rPr>
+                <w:sz w:val="22"/>
+                <w:szCs w:val="22"/>
               </w:rPr>
               <w:t>AABB</w:t>
             </w:r>
@@ -11514,31 +11046,23 @@
         </w:tc>
         <w:tc>
           <w:tcPr>
-            <w:tcW w:w="4378" w:type="dxa"/>
-            <w:tcBorders/>
-          </w:tcPr>
-          <w:p>
-            <w:pPr>
-              <w:pStyle w:val="Compact"/>
-              <w:widowControl/>
-              <w:suppressAutoHyphens w:val="true"/>
-              <w:spacing w:before="36" w:after="36"/>
-              <w:jc w:val="both"/>
-              <w:rPr>
-                <w:rFonts w:ascii="Arial" w:hAnsi="Arial" w:eastAsia="Arial" w:cs=""/>
-                <w:kern w:val="0"/>
-                <w:sz w:val="24"/>
-                <w:szCs w:val="24"/>
-                <w:lang w:val="en-US" w:eastAsia="en-US" w:bidi="ar-SA"/>
-              </w:rPr>
-            </w:pPr>
-            <w:r>
-              <w:rPr>
-                <w:rFonts w:eastAsia="Arial" w:cs=""/>
-                <w:kern w:val="0"/>
-                <w:sz w:val="24"/>
-                <w:szCs w:val="24"/>
-                <w:lang w:val="en-US" w:eastAsia="en-US" w:bidi="ar-SA"/>
+            <w:tcW w:w="6570" w:type="dxa"/>
+            <w:tcBorders/>
+          </w:tcPr>
+          <w:p>
+            <w:pPr>
+              <w:pStyle w:val="TableContents"/>
+              <w:spacing w:before="0" w:after="200"/>
+              <w:rPr>
+                <w:rFonts w:ascii="Arial" w:hAnsi="Arial" w:eastAsia="Arial" w:cs=""/>
+                <w:kern w:val="0"/>
+                <w:lang w:val="en-US" w:eastAsia="en-US" w:bidi="ar-SA"/>
+              </w:rPr>
+            </w:pPr>
+            <w:r>
+              <w:rPr>
+                <w:sz w:val="22"/>
+                <w:szCs w:val="22"/>
               </w:rPr>
               <w:t>Axis-aligned bounding box (of a segment’s endpoints, dilated by the footprint).</w:t>
             </w:r>
@@ -11549,33 +11073,23 @@
         <w:trPr/>
         <w:tc>
           <w:tcPr>
-            <w:tcW w:w="4377" w:type="dxa"/>
-            <w:tcBorders/>
-          </w:tcPr>
-          <w:p>
-            <w:pPr>
-              <w:pStyle w:val="Compact"/>
-              <w:widowControl/>
-              <w:suppressAutoHyphens w:val="true"/>
-              <w:spacing w:before="36" w:after="36"/>
-              <w:jc w:val="both"/>
-              <w:rPr>
-                <w:rFonts w:ascii="Arial" w:hAnsi="Arial" w:eastAsia="Arial" w:cs=""/>
-                <w:kern w:val="0"/>
-                <w:sz w:val="24"/>
-                <w:szCs w:val="24"/>
-                <w:lang w:val="en-US" w:eastAsia="en-US" w:bidi="ar-SA"/>
-              </w:rPr>
-            </w:pPr>
-            <w:r>
-              <w:rPr>
-                <w:rFonts w:eastAsia="Arial" w:cs=""/>
-                <w:b/>
-                <w:bCs/>
-                <w:kern w:val="0"/>
-                <w:sz w:val="24"/>
-                <w:szCs w:val="24"/>
-                <w:lang w:val="en-US" w:eastAsia="en-US" w:bidi="ar-SA"/>
+            <w:tcW w:w="3255" w:type="dxa"/>
+            <w:tcBorders/>
+          </w:tcPr>
+          <w:p>
+            <w:pPr>
+              <w:pStyle w:val="TableContents"/>
+              <w:spacing w:before="0" w:after="200"/>
+              <w:rPr>
+                <w:rFonts w:ascii="Arial" w:hAnsi="Arial" w:eastAsia="Arial" w:cs=""/>
+                <w:kern w:val="0"/>
+                <w:lang w:val="en-US" w:eastAsia="en-US" w:bidi="ar-SA"/>
+              </w:rPr>
+            </w:pPr>
+            <w:r>
+              <w:rPr>
+                <w:sz w:val="22"/>
+                <w:szCs w:val="22"/>
               </w:rPr>
               <w:t>Swept band / tube</w:t>
             </w:r>
@@ -11583,31 +11097,23 @@
         </w:tc>
         <w:tc>
           <w:tcPr>
-            <w:tcW w:w="4378" w:type="dxa"/>
-            <w:tcBorders/>
-          </w:tcPr>
-          <w:p>
-            <w:pPr>
-              <w:pStyle w:val="Compact"/>
-              <w:widowControl/>
-              <w:suppressAutoHyphens w:val="true"/>
-              <w:spacing w:before="36" w:after="36"/>
-              <w:jc w:val="both"/>
-              <w:rPr>
-                <w:rFonts w:ascii="Arial" w:hAnsi="Arial" w:eastAsia="Arial" w:cs=""/>
-                <w:kern w:val="0"/>
-                <w:sz w:val="24"/>
-                <w:szCs w:val="24"/>
-                <w:lang w:val="en-US" w:eastAsia="en-US" w:bidi="ar-SA"/>
-              </w:rPr>
-            </w:pPr>
-            <w:r>
-              <w:rPr>
-                <w:rFonts w:eastAsia="Arial" w:cs=""/>
-                <w:kern w:val="0"/>
-                <w:sz w:val="24"/>
-                <w:szCs w:val="24"/>
-                <w:lang w:val="en-US" w:eastAsia="en-US" w:bidi="ar-SA"/>
+            <w:tcW w:w="6570" w:type="dxa"/>
+            <w:tcBorders/>
+          </w:tcPr>
+          <w:p>
+            <w:pPr>
+              <w:pStyle w:val="TableContents"/>
+              <w:spacing w:before="0" w:after="200"/>
+              <w:rPr>
+                <w:rFonts w:ascii="Arial" w:hAnsi="Arial" w:eastAsia="Arial" w:cs=""/>
+                <w:kern w:val="0"/>
+                <w:lang w:val="en-US" w:eastAsia="en-US" w:bidi="ar-SA"/>
+              </w:rPr>
+            </w:pPr>
+            <w:r>
+              <w:rPr>
+                <w:sz w:val="22"/>
+                <w:szCs w:val="22"/>
               </w:rPr>
               <w:t>The columns the tool actually sweeps - a band along the motion.</w:t>
             </w:r>
@@ -11618,33 +11124,23 @@
         <w:trPr/>
         <w:tc>
           <w:tcPr>
-            <w:tcW w:w="4377" w:type="dxa"/>
-            <w:tcBorders/>
-          </w:tcPr>
-          <w:p>
-            <w:pPr>
-              <w:pStyle w:val="Compact"/>
-              <w:widowControl/>
-              <w:suppressAutoHyphens w:val="true"/>
-              <w:spacing w:before="36" w:after="36"/>
-              <w:jc w:val="both"/>
-              <w:rPr>
-                <w:rFonts w:ascii="Arial" w:hAnsi="Arial" w:eastAsia="Arial" w:cs=""/>
-                <w:kern w:val="0"/>
-                <w:sz w:val="24"/>
-                <w:szCs w:val="24"/>
-                <w:lang w:val="en-US" w:eastAsia="en-US" w:bidi="ar-SA"/>
-              </w:rPr>
-            </w:pPr>
-            <w:r>
-              <w:rPr>
-                <w:rFonts w:eastAsia="Arial" w:cs=""/>
-                <w:b/>
-                <w:bCs/>
-                <w:kern w:val="0"/>
-                <w:sz w:val="24"/>
-                <w:szCs w:val="24"/>
-                <w:lang w:val="en-US" w:eastAsia="en-US" w:bidi="ar-SA"/>
+            <w:tcW w:w="3255" w:type="dxa"/>
+            <w:tcBorders/>
+          </w:tcPr>
+          <w:p>
+            <w:pPr>
+              <w:pStyle w:val="TableContents"/>
+              <w:spacing w:before="0" w:after="200"/>
+              <w:rPr>
+                <w:rFonts w:ascii="Arial" w:hAnsi="Arial" w:eastAsia="Arial" w:cs=""/>
+                <w:kern w:val="0"/>
+                <w:lang w:val="en-US" w:eastAsia="en-US" w:bidi="ar-SA"/>
+              </w:rPr>
+            </w:pPr>
+            <w:r>
+              <w:rPr>
+                <w:sz w:val="22"/>
+                <w:szCs w:val="22"/>
               </w:rPr>
               <w:t>Tube pruning</w:t>
             </w:r>
@@ -11652,31 +11148,23 @@
         </w:tc>
         <w:tc>
           <w:tcPr>
-            <w:tcW w:w="4378" w:type="dxa"/>
-            <w:tcBorders/>
-          </w:tcPr>
-          <w:p>
-            <w:pPr>
-              <w:pStyle w:val="Compact"/>
-              <w:widowControl/>
-              <w:suppressAutoHyphens w:val="true"/>
-              <w:spacing w:before="36" w:after="36"/>
-              <w:jc w:val="both"/>
-              <w:rPr>
-                <w:rFonts w:ascii="Arial" w:hAnsi="Arial" w:eastAsia="Arial" w:cs=""/>
-                <w:kern w:val="0"/>
-                <w:sz w:val="24"/>
-                <w:szCs w:val="24"/>
-                <w:lang w:val="en-US" w:eastAsia="en-US" w:bidi="ar-SA"/>
-              </w:rPr>
-            </w:pPr>
-            <w:r>
-              <w:rPr>
-                <w:rFonts w:eastAsia="Arial" w:cs=""/>
-                <w:kern w:val="0"/>
-                <w:sz w:val="24"/>
-                <w:szCs w:val="24"/>
-                <w:lang w:val="en-US" w:eastAsia="en-US" w:bidi="ar-SA"/>
+            <w:tcW w:w="6570" w:type="dxa"/>
+            <w:tcBorders/>
+          </w:tcPr>
+          <w:p>
+            <w:pPr>
+              <w:pStyle w:val="TableContents"/>
+              <w:spacing w:before="0" w:after="200"/>
+              <w:rPr>
+                <w:rFonts w:ascii="Arial" w:hAnsi="Arial" w:eastAsia="Arial" w:cs=""/>
+                <w:kern w:val="0"/>
+                <w:lang w:val="en-US" w:eastAsia="en-US" w:bidi="ar-SA"/>
+              </w:rPr>
+            </w:pPr>
+            <w:r>
+              <w:rPr>
+                <w:sz w:val="22"/>
+                <w:szCs w:val="22"/>
               </w:rPr>
               <w:t>Skipping the write-back for columns outside the tube / stock Z-range.</w:t>
             </w:r>
@@ -11687,33 +11175,23 @@
         <w:trPr/>
         <w:tc>
           <w:tcPr>
-            <w:tcW w:w="4377" w:type="dxa"/>
-            <w:tcBorders/>
-          </w:tcPr>
-          <w:p>
-            <w:pPr>
-              <w:pStyle w:val="Compact"/>
-              <w:widowControl/>
-              <w:suppressAutoHyphens w:val="true"/>
-              <w:spacing w:before="36" w:after="36"/>
-              <w:jc w:val="both"/>
-              <w:rPr>
-                <w:rFonts w:ascii="Arial" w:hAnsi="Arial" w:eastAsia="Arial" w:cs=""/>
-                <w:kern w:val="0"/>
-                <w:sz w:val="24"/>
-                <w:szCs w:val="24"/>
-                <w:lang w:val="en-US" w:eastAsia="en-US" w:bidi="ar-SA"/>
-              </w:rPr>
-            </w:pPr>
-            <w:r>
-              <w:rPr>
-                <w:rFonts w:eastAsia="Arial" w:cs=""/>
-                <w:b/>
-                <w:bCs/>
-                <w:kern w:val="0"/>
-                <w:sz w:val="24"/>
-                <w:szCs w:val="24"/>
-                <w:lang w:val="en-US" w:eastAsia="en-US" w:bidi="ar-SA"/>
+            <w:tcW w:w="3255" w:type="dxa"/>
+            <w:tcBorders/>
+          </w:tcPr>
+          <w:p>
+            <w:pPr>
+              <w:pStyle w:val="TableContents"/>
+              <w:spacing w:before="0" w:after="200"/>
+              <w:rPr>
+                <w:rFonts w:ascii="Arial" w:hAnsi="Arial" w:eastAsia="Arial" w:cs=""/>
+                <w:kern w:val="0"/>
+                <w:lang w:val="en-US" w:eastAsia="en-US" w:bidi="ar-SA"/>
+              </w:rPr>
+            </w:pPr>
+            <w:r>
+              <w:rPr>
+                <w:sz w:val="22"/>
+                <w:szCs w:val="22"/>
               </w:rPr>
               <w:t>Thread</w:t>
             </w:r>
@@ -11721,31 +11199,23 @@
         </w:tc>
         <w:tc>
           <w:tcPr>
-            <w:tcW w:w="4378" w:type="dxa"/>
-            <w:tcBorders/>
-          </w:tcPr>
-          <w:p>
-            <w:pPr>
-              <w:pStyle w:val="Compact"/>
-              <w:widowControl/>
-              <w:suppressAutoHyphens w:val="true"/>
-              <w:spacing w:before="36" w:after="36"/>
-              <w:jc w:val="both"/>
-              <w:rPr>
-                <w:rFonts w:ascii="Arial" w:hAnsi="Arial" w:eastAsia="Arial" w:cs=""/>
-                <w:kern w:val="0"/>
-                <w:sz w:val="24"/>
-                <w:szCs w:val="24"/>
-                <w:lang w:val="en-US" w:eastAsia="en-US" w:bidi="ar-SA"/>
-              </w:rPr>
-            </w:pPr>
-            <w:r>
-              <w:rPr>
-                <w:rFonts w:eastAsia="Arial" w:cs=""/>
-                <w:kern w:val="0"/>
-                <w:sz w:val="24"/>
-                <w:szCs w:val="24"/>
-                <w:lang w:val="en-US" w:eastAsia="en-US" w:bidi="ar-SA"/>
+            <w:tcW w:w="6570" w:type="dxa"/>
+            <w:tcBorders/>
+          </w:tcPr>
+          <w:p>
+            <w:pPr>
+              <w:pStyle w:val="TableContents"/>
+              <w:spacing w:before="0" w:after="200"/>
+              <w:rPr>
+                <w:rFonts w:ascii="Arial" w:hAnsi="Arial" w:eastAsia="Arial" w:cs=""/>
+                <w:kern w:val="0"/>
+                <w:lang w:val="en-US" w:eastAsia="en-US" w:bidi="ar-SA"/>
+              </w:rPr>
+            </w:pPr>
+            <w:r>
+              <w:rPr>
+                <w:sz w:val="22"/>
+                <w:szCs w:val="22"/>
               </w:rPr>
               <w:t>One GPU work-item; here it processes one column.</w:t>
             </w:r>
@@ -11756,64 +11226,49 @@
         <w:trPr/>
         <w:tc>
           <w:tcPr>
-            <w:tcW w:w="4377" w:type="dxa"/>
-            <w:tcBorders/>
-          </w:tcPr>
-          <w:p>
-            <w:pPr>
-              <w:pStyle w:val="Compact"/>
-              <w:widowControl/>
-              <w:suppressAutoHyphens w:val="true"/>
-              <w:spacing w:before="36" w:after="36"/>
-              <w:jc w:val="both"/>
-              <w:rPr>
-                <w:rFonts w:ascii="Arial" w:hAnsi="Arial" w:eastAsia="Arial" w:cs=""/>
-                <w:kern w:val="0"/>
-                <w:sz w:val="24"/>
-                <w:szCs w:val="24"/>
+            <w:tcW w:w="3255" w:type="dxa"/>
+            <w:tcBorders/>
+          </w:tcPr>
+          <w:p>
+            <w:pPr>
+              <w:pStyle w:val="TableContents"/>
+              <w:spacing w:before="0" w:after="200"/>
+              <w:rPr>
+                <w:rFonts w:ascii="Arial" w:hAnsi="Arial" w:eastAsia="Arial" w:cs=""/>
+                <w:kern w:val="0"/>
+                <w:lang w:val="en-US" w:eastAsia="en-US" w:bidi="ar-SA"/>
+              </w:rPr>
+            </w:pPr>
+            <w:r>
+              <w:rPr>
+                <w:sz w:val="22"/>
+                <w:szCs w:val="22"/>
+              </w:rPr>
+              <w:t>Workgroup</w:t>
+            </w:r>
+          </w:p>
+        </w:tc>
+        <w:tc>
+          <w:tcPr>
+            <w:tcW w:w="6570" w:type="dxa"/>
+            <w:tcBorders/>
+          </w:tcPr>
+          <w:p>
+            <w:pPr>
+              <w:pStyle w:val="TableContents"/>
+              <w:spacing w:before="0" w:after="200"/>
+              <w:rPr>
+                <w:rFonts w:ascii="Arial" w:hAnsi="Arial" w:eastAsia="Arial" w:cs=""/>
+                <w:kern w:val="0"/>
                 <w:lang w:val="en-US" w:eastAsia="en-US" w:bidi="ar-SA"/>
               </w:rPr>
             </w:pPr>
             <w:r>
               <w:rPr>
                 <w:rFonts w:eastAsia="Arial" w:cs=""/>
-                <w:b/>
-                <w:bCs/>
-                <w:kern w:val="0"/>
-                <w:sz w:val="24"/>
-                <w:szCs w:val="24"/>
-                <w:lang w:val="en-US" w:eastAsia="en-US" w:bidi="ar-SA"/>
-              </w:rPr>
-              <w:t>Workgroup</w:t>
-            </w:r>
-          </w:p>
-        </w:tc>
-        <w:tc>
-          <w:tcPr>
-            <w:tcW w:w="4378" w:type="dxa"/>
-            <w:tcBorders/>
-          </w:tcPr>
-          <w:p>
-            <w:pPr>
-              <w:pStyle w:val="Compact"/>
-              <w:widowControl/>
-              <w:suppressAutoHyphens w:val="true"/>
-              <w:spacing w:before="36" w:after="36"/>
-              <w:jc w:val="both"/>
-              <w:rPr>
-                <w:rFonts w:ascii="Arial" w:hAnsi="Arial" w:eastAsia="Arial" w:cs=""/>
-                <w:kern w:val="0"/>
-                <w:sz w:val="24"/>
-                <w:szCs w:val="24"/>
-                <w:lang w:val="en-US" w:eastAsia="en-US" w:bidi="ar-SA"/>
-              </w:rPr>
-            </w:pPr>
-            <w:r>
-              <w:rPr>
-                <w:rFonts w:eastAsia="Arial" w:cs=""/>
-                <w:kern w:val="0"/>
-                <w:sz w:val="24"/>
-                <w:szCs w:val="24"/>
+                <w:kern w:val="0"/>
+                <w:sz w:val="22"/>
+                <w:szCs w:val="22"/>
                 <w:lang w:val="en-US" w:eastAsia="en-US" w:bidi="ar-SA"/>
               </w:rPr>
               <w:t>A block of threads executed together (</w:t>
@@ -11823,7 +11278,8 @@
                 <w:rStyle w:val="VerbatimChar"/>
                 <w:rFonts w:eastAsia="Arial" w:cs=""/>
                 <w:kern w:val="0"/>
-                <w:szCs w:val="24"/>
+                <w:sz w:val="22"/>
+                <w:szCs w:val="22"/>
                 <w:lang w:val="en-US" w:eastAsia="en-US" w:bidi="ar-SA"/>
               </w:rPr>
               <w:t>8×8</w:t>
@@ -11832,8 +11288,8 @@
               <w:rPr>
                 <w:rFonts w:eastAsia="Arial" w:cs=""/>
                 <w:kern w:val="0"/>
-                <w:sz w:val="24"/>
-                <w:szCs w:val="24"/>
+                <w:sz w:val="22"/>
+                <w:szCs w:val="22"/>
                 <w:lang w:val="en-US" w:eastAsia="en-US" w:bidi="ar-SA"/>
               </w:rPr>
               <w:t xml:space="preserve"> here).</w:t>
@@ -11845,33 +11301,23 @@
         <w:trPr/>
         <w:tc>
           <w:tcPr>
-            <w:tcW w:w="4377" w:type="dxa"/>
-            <w:tcBorders/>
-          </w:tcPr>
-          <w:p>
-            <w:pPr>
-              <w:pStyle w:val="Compact"/>
-              <w:widowControl/>
-              <w:suppressAutoHyphens w:val="true"/>
-              <w:spacing w:before="36" w:after="36"/>
-              <w:jc w:val="both"/>
-              <w:rPr>
-                <w:rFonts w:ascii="Arial" w:hAnsi="Arial" w:eastAsia="Arial" w:cs=""/>
-                <w:kern w:val="0"/>
-                <w:sz w:val="24"/>
-                <w:szCs w:val="24"/>
-                <w:lang w:val="en-US" w:eastAsia="en-US" w:bidi="ar-SA"/>
-              </w:rPr>
-            </w:pPr>
-            <w:r>
-              <w:rPr>
-                <w:rFonts w:eastAsia="Arial" w:cs=""/>
-                <w:b/>
-                <w:bCs/>
-                <w:kern w:val="0"/>
-                <w:sz w:val="24"/>
-                <w:szCs w:val="24"/>
-                <w:lang w:val="en-US" w:eastAsia="en-US" w:bidi="ar-SA"/>
+            <w:tcW w:w="3255" w:type="dxa"/>
+            <w:tcBorders/>
+          </w:tcPr>
+          <w:p>
+            <w:pPr>
+              <w:pStyle w:val="TableContents"/>
+              <w:spacing w:before="0" w:after="200"/>
+              <w:rPr>
+                <w:rFonts w:ascii="Arial" w:hAnsi="Arial" w:eastAsia="Arial" w:cs=""/>
+                <w:kern w:val="0"/>
+                <w:lang w:val="en-US" w:eastAsia="en-US" w:bidi="ar-SA"/>
+              </w:rPr>
+            </w:pPr>
+            <w:r>
+              <w:rPr>
+                <w:sz w:val="22"/>
+                <w:szCs w:val="22"/>
               </w:rPr>
               <w:t>Dispatch</w:t>
             </w:r>
@@ -11879,31 +11325,23 @@
         </w:tc>
         <w:tc>
           <w:tcPr>
-            <w:tcW w:w="4378" w:type="dxa"/>
-            <w:tcBorders/>
-          </w:tcPr>
-          <w:p>
-            <w:pPr>
-              <w:pStyle w:val="Compact"/>
-              <w:widowControl/>
-              <w:suppressAutoHyphens w:val="true"/>
-              <w:spacing w:before="36" w:after="36"/>
-              <w:jc w:val="both"/>
-              <w:rPr>
-                <w:rFonts w:ascii="Arial" w:hAnsi="Arial" w:eastAsia="Arial" w:cs=""/>
-                <w:kern w:val="0"/>
-                <w:sz w:val="24"/>
-                <w:szCs w:val="24"/>
-                <w:lang w:val="en-US" w:eastAsia="en-US" w:bidi="ar-SA"/>
-              </w:rPr>
-            </w:pPr>
-            <w:r>
-              <w:rPr>
-                <w:rFonts w:eastAsia="Arial" w:cs=""/>
-                <w:kern w:val="0"/>
-                <w:sz w:val="24"/>
-                <w:szCs w:val="24"/>
-                <w:lang w:val="en-US" w:eastAsia="en-US" w:bidi="ar-SA"/>
+            <w:tcW w:w="6570" w:type="dxa"/>
+            <w:tcBorders/>
+          </w:tcPr>
+          <w:p>
+            <w:pPr>
+              <w:pStyle w:val="TableContents"/>
+              <w:spacing w:before="0" w:after="200"/>
+              <w:rPr>
+                <w:rFonts w:ascii="Arial" w:hAnsi="Arial" w:eastAsia="Arial" w:cs=""/>
+                <w:kern w:val="0"/>
+                <w:lang w:val="en-US" w:eastAsia="en-US" w:bidi="ar-SA"/>
+              </w:rPr>
+            </w:pPr>
+            <w:r>
+              <w:rPr>
+                <w:sz w:val="22"/>
+                <w:szCs w:val="22"/>
               </w:rPr>
               <w:t>A launch of a compute shader over a grid of workgroups.</w:t>
             </w:r>
@@ -11914,31 +11352,24 @@
         <w:trPr/>
         <w:tc>
           <w:tcPr>
-            <w:tcW w:w="4377" w:type="dxa"/>
-            <w:tcBorders/>
-          </w:tcPr>
-          <w:p>
-            <w:pPr>
-              <w:pStyle w:val="Compact"/>
-              <w:widowControl/>
-              <w:suppressAutoHyphens w:val="true"/>
-              <w:spacing w:before="36" w:after="36"/>
-              <w:jc w:val="both"/>
-              <w:rPr>
-                <w:rFonts w:ascii="Arial" w:hAnsi="Arial" w:eastAsia="Arial" w:cs=""/>
-                <w:kern w:val="0"/>
-                <w:sz w:val="24"/>
-                <w:szCs w:val="24"/>
+            <w:tcW w:w="3255" w:type="dxa"/>
+            <w:tcBorders/>
+          </w:tcPr>
+          <w:p>
+            <w:pPr>
+              <w:pStyle w:val="TableContents"/>
+              <w:spacing w:before="0" w:after="200"/>
+              <w:rPr>
+                <w:rFonts w:ascii="Arial" w:hAnsi="Arial" w:eastAsia="Arial" w:cs=""/>
+                <w:kern w:val="0"/>
                 <w:lang w:val="en-US" w:eastAsia="en-US" w:bidi="ar-SA"/>
               </w:rPr>
             </w:pPr>
             <w:r>
               <w:rPr>
                 <w:rStyle w:val="VerbatimChar"/>
-                <w:rFonts w:eastAsia="Arial" w:cs=""/>
-                <w:kern w:val="0"/>
-                <w:szCs w:val="24"/>
-                <w:lang w:val="en-US" w:eastAsia="en-US" w:bidi="ar-SA"/>
+                <w:sz w:val="22"/>
+                <w:szCs w:val="22"/>
               </w:rPr>
               <w:t>gl_GlobalInvocationID</w:t>
             </w:r>
@@ -11946,31 +11377,23 @@
         </w:tc>
         <w:tc>
           <w:tcPr>
-            <w:tcW w:w="4378" w:type="dxa"/>
-            <w:tcBorders/>
-          </w:tcPr>
-          <w:p>
-            <w:pPr>
-              <w:pStyle w:val="Compact"/>
-              <w:widowControl/>
-              <w:suppressAutoHyphens w:val="true"/>
-              <w:spacing w:before="36" w:after="36"/>
-              <w:jc w:val="both"/>
-              <w:rPr>
-                <w:rFonts w:ascii="Arial" w:hAnsi="Arial" w:eastAsia="Arial" w:cs=""/>
-                <w:kern w:val="0"/>
-                <w:sz w:val="24"/>
-                <w:szCs w:val="24"/>
-                <w:lang w:val="en-US" w:eastAsia="en-US" w:bidi="ar-SA"/>
-              </w:rPr>
-            </w:pPr>
-            <w:r>
-              <w:rPr>
-                <w:rFonts w:eastAsia="Arial" w:cs=""/>
-                <w:kern w:val="0"/>
-                <w:sz w:val="24"/>
-                <w:szCs w:val="24"/>
-                <w:lang w:val="en-US" w:eastAsia="en-US" w:bidi="ar-SA"/>
+            <w:tcW w:w="6570" w:type="dxa"/>
+            <w:tcBorders/>
+          </w:tcPr>
+          <w:p>
+            <w:pPr>
+              <w:pStyle w:val="TableContents"/>
+              <w:spacing w:before="0" w:after="200"/>
+              <w:rPr>
+                <w:rFonts w:ascii="Arial" w:hAnsi="Arial" w:eastAsia="Arial" w:cs=""/>
+                <w:kern w:val="0"/>
+                <w:lang w:val="en-US" w:eastAsia="en-US" w:bidi="ar-SA"/>
+              </w:rPr>
+            </w:pPr>
+            <w:r>
+              <w:rPr>
+                <w:sz w:val="22"/>
+                <w:szCs w:val="22"/>
               </w:rPr>
               <w:t>A thread’s global index within the dispatch grid.</w:t>
             </w:r>
@@ -11981,33 +11404,23 @@
         <w:trPr/>
         <w:tc>
           <w:tcPr>
-            <w:tcW w:w="4377" w:type="dxa"/>
-            <w:tcBorders/>
-          </w:tcPr>
-          <w:p>
-            <w:pPr>
-              <w:pStyle w:val="Compact"/>
-              <w:widowControl/>
-              <w:suppressAutoHyphens w:val="true"/>
-              <w:spacing w:before="36" w:after="36"/>
-              <w:jc w:val="both"/>
-              <w:rPr>
-                <w:rFonts w:ascii="Arial" w:hAnsi="Arial" w:eastAsia="Arial" w:cs=""/>
-                <w:kern w:val="0"/>
-                <w:sz w:val="24"/>
-                <w:szCs w:val="24"/>
-                <w:lang w:val="en-US" w:eastAsia="en-US" w:bidi="ar-SA"/>
-              </w:rPr>
-            </w:pPr>
-            <w:r>
-              <w:rPr>
-                <w:rFonts w:eastAsia="Arial" w:cs=""/>
-                <w:b/>
-                <w:bCs/>
-                <w:kern w:val="0"/>
-                <w:sz w:val="24"/>
-                <w:szCs w:val="24"/>
-                <w:lang w:val="en-US" w:eastAsia="en-US" w:bidi="ar-SA"/>
+            <w:tcW w:w="3255" w:type="dxa"/>
+            <w:tcBorders/>
+          </w:tcPr>
+          <w:p>
+            <w:pPr>
+              <w:pStyle w:val="TableContents"/>
+              <w:spacing w:before="0" w:after="200"/>
+              <w:rPr>
+                <w:rFonts w:ascii="Arial" w:hAnsi="Arial" w:eastAsia="Arial" w:cs=""/>
+                <w:kern w:val="0"/>
+                <w:lang w:val="en-US" w:eastAsia="en-US" w:bidi="ar-SA"/>
+              </w:rPr>
+            </w:pPr>
+            <w:r>
+              <w:rPr>
+                <w:sz w:val="22"/>
+                <w:szCs w:val="22"/>
               </w:rPr>
               <w:t>SSBO</w:t>
             </w:r>
@@ -12015,31 +11428,23 @@
         </w:tc>
         <w:tc>
           <w:tcPr>
-            <w:tcW w:w="4378" w:type="dxa"/>
-            <w:tcBorders/>
-          </w:tcPr>
-          <w:p>
-            <w:pPr>
-              <w:pStyle w:val="Compact"/>
-              <w:widowControl/>
-              <w:suppressAutoHyphens w:val="true"/>
-              <w:spacing w:before="36" w:after="36"/>
-              <w:jc w:val="both"/>
-              <w:rPr>
-                <w:rFonts w:ascii="Arial" w:hAnsi="Arial" w:eastAsia="Arial" w:cs=""/>
-                <w:kern w:val="0"/>
-                <w:sz w:val="24"/>
-                <w:szCs w:val="24"/>
-                <w:lang w:val="en-US" w:eastAsia="en-US" w:bidi="ar-SA"/>
-              </w:rPr>
-            </w:pPr>
-            <w:r>
-              <w:rPr>
-                <w:rFonts w:eastAsia="Arial" w:cs=""/>
-                <w:kern w:val="0"/>
-                <w:sz w:val="24"/>
-                <w:szCs w:val="24"/>
-                <w:lang w:val="en-US" w:eastAsia="en-US" w:bidi="ar-SA"/>
+            <w:tcW w:w="6570" w:type="dxa"/>
+            <w:tcBorders/>
+          </w:tcPr>
+          <w:p>
+            <w:pPr>
+              <w:pStyle w:val="TableContents"/>
+              <w:spacing w:before="0" w:after="200"/>
+              <w:rPr>
+                <w:rFonts w:ascii="Arial" w:hAnsi="Arial" w:eastAsia="Arial" w:cs=""/>
+                <w:kern w:val="0"/>
+                <w:lang w:val="en-US" w:eastAsia="en-US" w:bidi="ar-SA"/>
+              </w:rPr>
+            </w:pPr>
+            <w:r>
+              <w:rPr>
+                <w:sz w:val="22"/>
+                <w:szCs w:val="22"/>
               </w:rPr>
               <w:t>Shader Storage Buffer Object: a large GPU-resident array.</w:t>
             </w:r>
@@ -12050,33 +11455,23 @@
         <w:trPr/>
         <w:tc>
           <w:tcPr>
-            <w:tcW w:w="4377" w:type="dxa"/>
-            <w:tcBorders/>
-          </w:tcPr>
-          <w:p>
-            <w:pPr>
-              <w:pStyle w:val="Compact"/>
-              <w:widowControl/>
-              <w:suppressAutoHyphens w:val="true"/>
-              <w:spacing w:before="36" w:after="36"/>
-              <w:jc w:val="both"/>
-              <w:rPr>
-                <w:rFonts w:ascii="Arial" w:hAnsi="Arial" w:eastAsia="Arial" w:cs=""/>
-                <w:kern w:val="0"/>
-                <w:sz w:val="24"/>
-                <w:szCs w:val="24"/>
-                <w:lang w:val="en-US" w:eastAsia="en-US" w:bidi="ar-SA"/>
-              </w:rPr>
-            </w:pPr>
-            <w:r>
-              <w:rPr>
-                <w:rFonts w:eastAsia="Arial" w:cs=""/>
-                <w:b/>
-                <w:bCs/>
-                <w:kern w:val="0"/>
-                <w:sz w:val="24"/>
-                <w:szCs w:val="24"/>
-                <w:lang w:val="en-US" w:eastAsia="en-US" w:bidi="ar-SA"/>
+            <w:tcW w:w="3255" w:type="dxa"/>
+            <w:tcBorders/>
+          </w:tcPr>
+          <w:p>
+            <w:pPr>
+              <w:pStyle w:val="TableContents"/>
+              <w:spacing w:before="0" w:after="200"/>
+              <w:rPr>
+                <w:rFonts w:ascii="Arial" w:hAnsi="Arial" w:eastAsia="Arial" w:cs=""/>
+                <w:kern w:val="0"/>
+                <w:lang w:val="en-US" w:eastAsia="en-US" w:bidi="ar-SA"/>
+              </w:rPr>
+            </w:pPr>
+            <w:r>
+              <w:rPr>
+                <w:sz w:val="22"/>
+                <w:szCs w:val="22"/>
               </w:rPr>
               <w:t>Memory barrier</w:t>
             </w:r>
@@ -12084,31 +11479,23 @@
         </w:tc>
         <w:tc>
           <w:tcPr>
-            <w:tcW w:w="4378" w:type="dxa"/>
-            <w:tcBorders/>
-          </w:tcPr>
-          <w:p>
-            <w:pPr>
-              <w:pStyle w:val="Compact"/>
-              <w:widowControl/>
-              <w:suppressAutoHyphens w:val="true"/>
-              <w:spacing w:before="36" w:after="36"/>
-              <w:jc w:val="both"/>
-              <w:rPr>
-                <w:rFonts w:ascii="Arial" w:hAnsi="Arial" w:eastAsia="Arial" w:cs=""/>
-                <w:kern w:val="0"/>
-                <w:sz w:val="24"/>
-                <w:szCs w:val="24"/>
-                <w:lang w:val="en-US" w:eastAsia="en-US" w:bidi="ar-SA"/>
-              </w:rPr>
-            </w:pPr>
-            <w:r>
-              <w:rPr>
-                <w:rFonts w:eastAsia="Arial" w:cs=""/>
-                <w:kern w:val="0"/>
-                <w:sz w:val="24"/>
-                <w:szCs w:val="24"/>
-                <w:lang w:val="en-US" w:eastAsia="en-US" w:bidi="ar-SA"/>
+            <w:tcW w:w="6570" w:type="dxa"/>
+            <w:tcBorders/>
+          </w:tcPr>
+          <w:p>
+            <w:pPr>
+              <w:pStyle w:val="TableContents"/>
+              <w:spacing w:before="0" w:after="200"/>
+              <w:rPr>
+                <w:rFonts w:ascii="Arial" w:hAnsi="Arial" w:eastAsia="Arial" w:cs=""/>
+                <w:kern w:val="0"/>
+                <w:lang w:val="en-US" w:eastAsia="en-US" w:bidi="ar-SA"/>
+              </w:rPr>
+            </w:pPr>
+            <w:r>
+              <w:rPr>
+                <w:sz w:val="22"/>
+                <w:szCs w:val="22"/>
               </w:rPr>
               <w:t>A synchronization that orders dependent GPU memory accesses.</w:t>
             </w:r>
@@ -12119,31 +11506,24 @@
         <w:trPr/>
         <w:tc>
           <w:tcPr>
-            <w:tcW w:w="4377" w:type="dxa"/>
-            <w:tcBorders/>
-          </w:tcPr>
-          <w:p>
-            <w:pPr>
-              <w:pStyle w:val="Compact"/>
-              <w:widowControl/>
-              <w:suppressAutoHyphens w:val="true"/>
-              <w:spacing w:before="36" w:after="36"/>
-              <w:jc w:val="both"/>
-              <w:rPr>
-                <w:rFonts w:ascii="Arial" w:hAnsi="Arial" w:eastAsia="Arial" w:cs=""/>
-                <w:kern w:val="0"/>
-                <w:sz w:val="24"/>
-                <w:szCs w:val="24"/>
+            <w:tcW w:w="3255" w:type="dxa"/>
+            <w:tcBorders/>
+          </w:tcPr>
+          <w:p>
+            <w:pPr>
+              <w:pStyle w:val="TableContents"/>
+              <w:spacing w:before="0" w:after="200"/>
+              <w:rPr>
+                <w:rFonts w:ascii="Arial" w:hAnsi="Arial" w:eastAsia="Arial" w:cs=""/>
+                <w:kern w:val="0"/>
                 <w:lang w:val="en-US" w:eastAsia="en-US" w:bidi="ar-SA"/>
               </w:rPr>
             </w:pPr>
             <w:r>
               <w:rPr>
                 <w:rStyle w:val="VerbatimChar"/>
-                <w:rFonts w:eastAsia="Arial" w:cs=""/>
-                <w:kern w:val="0"/>
-                <w:szCs w:val="24"/>
-                <w:lang w:val="en-US" w:eastAsia="en-US" w:bidi="ar-SA"/>
+                <w:sz w:val="22"/>
+                <w:szCs w:val="22"/>
               </w:rPr>
               <w:t>MAX_TRANSITIONS</w:t>
             </w:r>
@@ -12151,31 +11531,23 @@
         </w:tc>
         <w:tc>
           <w:tcPr>
-            <w:tcW w:w="4378" w:type="dxa"/>
-            <w:tcBorders/>
-          </w:tcPr>
-          <w:p>
-            <w:pPr>
-              <w:pStyle w:val="Compact"/>
-              <w:widowControl/>
-              <w:suppressAutoHyphens w:val="true"/>
-              <w:spacing w:before="36" w:after="36"/>
-              <w:jc w:val="both"/>
-              <w:rPr>
-                <w:rFonts w:ascii="Arial" w:hAnsi="Arial" w:eastAsia="Arial" w:cs=""/>
-                <w:kern w:val="0"/>
-                <w:sz w:val="24"/>
-                <w:szCs w:val="24"/>
-                <w:lang w:val="en-US" w:eastAsia="en-US" w:bidi="ar-SA"/>
-              </w:rPr>
-            </w:pPr>
-            <w:r>
-              <w:rPr>
-                <w:rFonts w:eastAsia="Arial" w:cs=""/>
-                <w:kern w:val="0"/>
-                <w:sz w:val="24"/>
-                <w:szCs w:val="24"/>
-                <w:lang w:val="en-US" w:eastAsia="en-US" w:bidi="ar-SA"/>
+            <w:tcW w:w="6570" w:type="dxa"/>
+            <w:tcBorders/>
+          </w:tcPr>
+          <w:p>
+            <w:pPr>
+              <w:pStyle w:val="TableContents"/>
+              <w:spacing w:before="0" w:after="200"/>
+              <w:rPr>
+                <w:rFonts w:ascii="Arial" w:hAnsi="Arial" w:eastAsia="Arial" w:cs=""/>
+                <w:kern w:val="0"/>
+                <w:lang w:val="en-US" w:eastAsia="en-US" w:bidi="ar-SA"/>
+              </w:rPr>
+            </w:pPr>
+            <w:r>
+              <w:rPr>
+                <w:sz w:val="22"/>
+                <w:szCs w:val="22"/>
               </w:rPr>
               <w:t>Fixed per-column slot count (32) of the flat working buffer.</w:t>
             </w:r>
@@ -12186,64 +11558,49 @@
         <w:trPr/>
         <w:tc>
           <w:tcPr>
-            <w:tcW w:w="4377" w:type="dxa"/>
-            <w:tcBorders/>
-          </w:tcPr>
-          <w:p>
-            <w:pPr>
-              <w:pStyle w:val="Compact"/>
-              <w:widowControl/>
-              <w:suppressAutoHyphens w:val="true"/>
-              <w:spacing w:before="36" w:after="36"/>
-              <w:jc w:val="both"/>
-              <w:rPr>
-                <w:rFonts w:ascii="Arial" w:hAnsi="Arial" w:eastAsia="Arial" w:cs=""/>
-                <w:kern w:val="0"/>
-                <w:sz w:val="24"/>
-                <w:szCs w:val="24"/>
+            <w:tcW w:w="3255" w:type="dxa"/>
+            <w:tcBorders/>
+          </w:tcPr>
+          <w:p>
+            <w:pPr>
+              <w:pStyle w:val="TableContents"/>
+              <w:spacing w:before="0" w:after="200"/>
+              <w:rPr>
+                <w:rFonts w:ascii="Arial" w:hAnsi="Arial" w:eastAsia="Arial" w:cs=""/>
+                <w:kern w:val="0"/>
+                <w:lang w:val="en-US" w:eastAsia="en-US" w:bidi="ar-SA"/>
+              </w:rPr>
+            </w:pPr>
+            <w:r>
+              <w:rPr>
+                <w:sz w:val="22"/>
+                <w:szCs w:val="22"/>
+              </w:rPr>
+              <w:t>Byte-identical</w:t>
+            </w:r>
+          </w:p>
+        </w:tc>
+        <w:tc>
+          <w:tcPr>
+            <w:tcW w:w="6570" w:type="dxa"/>
+            <w:tcBorders/>
+          </w:tcPr>
+          <w:p>
+            <w:pPr>
+              <w:pStyle w:val="TableContents"/>
+              <w:spacing w:before="0" w:after="200"/>
+              <w:rPr>
+                <w:rFonts w:ascii="Arial" w:hAnsi="Arial" w:eastAsia="Arial" w:cs=""/>
+                <w:kern w:val="0"/>
                 <w:lang w:val="en-US" w:eastAsia="en-US" w:bidi="ar-SA"/>
               </w:rPr>
             </w:pPr>
             <w:r>
               <w:rPr>
                 <w:rFonts w:eastAsia="Arial" w:cs=""/>
-                <w:b/>
-                <w:bCs/>
-                <w:kern w:val="0"/>
-                <w:sz w:val="24"/>
-                <w:szCs w:val="24"/>
-                <w:lang w:val="en-US" w:eastAsia="en-US" w:bidi="ar-SA"/>
-              </w:rPr>
-              <w:t>Byte-identical</w:t>
-            </w:r>
-          </w:p>
-        </w:tc>
-        <w:tc>
-          <w:tcPr>
-            <w:tcW w:w="4378" w:type="dxa"/>
-            <w:tcBorders/>
-          </w:tcPr>
-          <w:p>
-            <w:pPr>
-              <w:pStyle w:val="Compact"/>
-              <w:widowControl/>
-              <w:suppressAutoHyphens w:val="true"/>
-              <w:spacing w:before="36" w:after="36"/>
-              <w:jc w:val="both"/>
-              <w:rPr>
-                <w:rFonts w:ascii="Arial" w:hAnsi="Arial" w:eastAsia="Arial" w:cs=""/>
-                <w:kern w:val="0"/>
-                <w:sz w:val="24"/>
-                <w:szCs w:val="24"/>
-                <w:lang w:val="en-US" w:eastAsia="en-US" w:bidi="ar-SA"/>
-              </w:rPr>
-            </w:pPr>
-            <w:r>
-              <w:rPr>
-                <w:rFonts w:eastAsia="Arial" w:cs=""/>
-                <w:kern w:val="0"/>
-                <w:sz w:val="24"/>
-                <w:szCs w:val="24"/>
+                <w:kern w:val="0"/>
+                <w:sz w:val="22"/>
+                <w:szCs w:val="22"/>
                 <w:lang w:val="en-US" w:eastAsia="en-US" w:bidi="ar-SA"/>
               </w:rPr>
               <w:t xml:space="preserve">Identical saved </w:t>
@@ -12253,7 +11610,8 @@
                 <w:rStyle w:val="VerbatimChar"/>
                 <w:rFonts w:eastAsia="Arial" w:cs=""/>
                 <w:kern w:val="0"/>
-                <w:szCs w:val="24"/>
+                <w:sz w:val="22"/>
+                <w:szCs w:val="22"/>
                 <w:lang w:val="en-US" w:eastAsia="en-US" w:bidi="ar-SA"/>
               </w:rPr>
               <w:t>.bin</w:t>
@@ -12262,8 +11620,8 @@
               <w:rPr>
                 <w:rFonts w:eastAsia="Arial" w:cs=""/>
                 <w:kern w:val="0"/>
-                <w:sz w:val="24"/>
-                <w:szCs w:val="24"/>
+                <w:sz w:val="22"/>
+                <w:szCs w:val="22"/>
                 <w:lang w:val="en-US" w:eastAsia="en-US" w:bidi="ar-SA"/>
               </w:rPr>
               <w:t xml:space="preserve"> files across the swept levels (S1–S3); a direct file diff. (We avoid “bit-exact”.)</w:t>
@@ -12275,33 +11633,23 @@
         <w:trPr/>
         <w:tc>
           <w:tcPr>
-            <w:tcW w:w="4377" w:type="dxa"/>
-            <w:tcBorders/>
-          </w:tcPr>
-          <w:p>
-            <w:pPr>
-              <w:pStyle w:val="Compact"/>
-              <w:widowControl/>
-              <w:suppressAutoHyphens w:val="true"/>
-              <w:spacing w:before="36" w:after="36"/>
-              <w:jc w:val="both"/>
-              <w:rPr>
-                <w:rFonts w:ascii="Arial" w:hAnsi="Arial" w:eastAsia="Arial" w:cs=""/>
-                <w:kern w:val="0"/>
-                <w:sz w:val="24"/>
-                <w:szCs w:val="24"/>
-                <w:lang w:val="en-US" w:eastAsia="en-US" w:bidi="ar-SA"/>
-              </w:rPr>
-            </w:pPr>
-            <w:r>
-              <w:rPr>
-                <w:rFonts w:eastAsia="Arial" w:cs=""/>
-                <w:b/>
-                <w:bCs/>
-                <w:kern w:val="0"/>
-                <w:sz w:val="24"/>
-                <w:szCs w:val="24"/>
-                <w:lang w:val="en-US" w:eastAsia="en-US" w:bidi="ar-SA"/>
+            <w:tcW w:w="3255" w:type="dxa"/>
+            <w:tcBorders/>
+          </w:tcPr>
+          <w:p>
+            <w:pPr>
+              <w:pStyle w:val="TableContents"/>
+              <w:spacing w:before="0" w:after="200"/>
+              <w:rPr>
+                <w:rFonts w:ascii="Arial" w:hAnsi="Arial" w:eastAsia="Arial" w:cs=""/>
+                <w:kern w:val="0"/>
+                <w:lang w:val="en-US" w:eastAsia="en-US" w:bidi="ar-SA"/>
+              </w:rPr>
+            </w:pPr>
+            <w:r>
+              <w:rPr>
+                <w:sz w:val="22"/>
+                <w:szCs w:val="22"/>
               </w:rPr>
               <w:t>Exact</w:t>
             </w:r>
@@ -12309,31 +11657,23 @@
         </w:tc>
         <w:tc>
           <w:tcPr>
-            <w:tcW w:w="4378" w:type="dxa"/>
-            <w:tcBorders/>
-          </w:tcPr>
-          <w:p>
-            <w:pPr>
-              <w:pStyle w:val="Compact"/>
-              <w:widowControl/>
-              <w:suppressAutoHyphens w:val="true"/>
-              <w:spacing w:before="36" w:after="36"/>
-              <w:jc w:val="both"/>
-              <w:rPr>
-                <w:rFonts w:ascii="Arial" w:hAnsi="Arial" w:eastAsia="Arial" w:cs=""/>
-                <w:kern w:val="0"/>
-                <w:sz w:val="24"/>
-                <w:szCs w:val="24"/>
-                <w:lang w:val="en-US" w:eastAsia="en-US" w:bidi="ar-SA"/>
-              </w:rPr>
-            </w:pPr>
-            <w:r>
-              <w:rPr>
-                <w:rFonts w:eastAsia="Arial" w:cs=""/>
-                <w:kern w:val="0"/>
-                <w:sz w:val="24"/>
-                <w:szCs w:val="24"/>
-                <w:lang w:val="en-US" w:eastAsia="en-US" w:bidi="ar-SA"/>
+            <w:tcW w:w="6570" w:type="dxa"/>
+            <w:tcBorders/>
+          </w:tcPr>
+          <w:p>
+            <w:pPr>
+              <w:pStyle w:val="TableContents"/>
+              <w:spacing w:before="0" w:after="200"/>
+              <w:rPr>
+                <w:rFonts w:ascii="Arial" w:hAnsi="Arial" w:eastAsia="Arial" w:cs=""/>
+                <w:kern w:val="0"/>
+                <w:lang w:val="en-US" w:eastAsia="en-US" w:bidi="ar-SA"/>
+              </w:rPr>
+            </w:pPr>
+            <w:r>
+              <w:rPr>
+                <w:sz w:val="22"/>
+                <w:szCs w:val="22"/>
               </w:rPr>
               <w:t>Equal to stamping on the same Chebyshev sampling grid (§4.6) - a mathematical identity, not a file comparison.</w:t>
             </w:r>
@@ -12344,33 +11684,23 @@
         <w:trPr/>
         <w:tc>
           <w:tcPr>
-            <w:tcW w:w="4377" w:type="dxa"/>
-            <w:tcBorders/>
-          </w:tcPr>
-          <w:p>
-            <w:pPr>
-              <w:pStyle w:val="Compact"/>
-              <w:widowControl/>
-              <w:suppressAutoHyphens w:val="true"/>
-              <w:spacing w:before="36" w:after="36"/>
-              <w:jc w:val="both"/>
-              <w:rPr>
-                <w:rFonts w:ascii="Arial" w:hAnsi="Arial" w:eastAsia="Arial" w:cs=""/>
-                <w:kern w:val="0"/>
-                <w:sz w:val="24"/>
-                <w:szCs w:val="24"/>
-                <w:lang w:val="en-US" w:eastAsia="en-US" w:bidi="ar-SA"/>
-              </w:rPr>
-            </w:pPr>
-            <w:r>
-              <w:rPr>
-                <w:rFonts w:eastAsia="Arial" w:cs=""/>
-                <w:b/>
-                <w:bCs/>
-                <w:kern w:val="0"/>
-                <w:sz w:val="24"/>
-                <w:szCs w:val="24"/>
-                <w:lang w:val="en-US" w:eastAsia="en-US" w:bidi="ar-SA"/>
+            <w:tcW w:w="3255" w:type="dxa"/>
+            <w:tcBorders/>
+          </w:tcPr>
+          <w:p>
+            <w:pPr>
+              <w:pStyle w:val="TableContents"/>
+              <w:spacing w:before="0" w:after="200"/>
+              <w:rPr>
+                <w:rFonts w:ascii="Arial" w:hAnsi="Arial" w:eastAsia="Arial" w:cs=""/>
+                <w:kern w:val="0"/>
+                <w:lang w:val="en-US" w:eastAsia="en-US" w:bidi="ar-SA"/>
+              </w:rPr>
+            </w:pPr>
+            <w:r>
+              <w:rPr>
+                <w:sz w:val="22"/>
+                <w:szCs w:val="22"/>
               </w:rPr>
               <w:t>Residual solid volume</w:t>
             </w:r>
@@ -12378,21 +11708,16 @@
         </w:tc>
         <w:tc>
           <w:tcPr>
-            <w:tcW w:w="4378" w:type="dxa"/>
-            <w:tcBorders/>
-          </w:tcPr>
-          <w:p>
-            <w:pPr>
-              <w:pStyle w:val="Compact"/>
-              <w:widowControl/>
-              <w:suppressAutoHyphens w:val="true"/>
-              <w:spacing w:before="36" w:after="36"/>
-              <w:jc w:val="both"/>
-              <w:rPr>
-                <w:rFonts w:ascii="Arial" w:hAnsi="Arial" w:eastAsia="Arial" w:cs=""/>
-                <w:kern w:val="0"/>
-                <w:sz w:val="24"/>
-                <w:szCs w:val="24"/>
+            <w:tcW w:w="6570" w:type="dxa"/>
+            <w:tcBorders/>
+          </w:tcPr>
+          <w:p>
+            <w:pPr>
+              <w:pStyle w:val="TableContents"/>
+              <w:spacing w:before="0" w:after="200"/>
+              <w:rPr>
+                <w:rFonts w:ascii="Arial" w:hAnsi="Arial" w:eastAsia="Arial" w:cs=""/>
+                <w:kern w:val="0"/>
                 <w:lang w:val="en-US" w:eastAsia="en-US" w:bidi="ar-SA"/>
               </w:rPr>
             </w:pPr>
@@ -12401,7 +11726,8 @@
                 <w:rStyle w:val="VerbatimChar"/>
                 <w:rFonts w:eastAsia="Arial" w:cs=""/>
                 <w:kern w:val="0"/>
-                <w:szCs w:val="24"/>
+                <w:sz w:val="22"/>
+                <w:szCs w:val="22"/>
                 <w:lang w:val="en-US" w:eastAsia="en-US" w:bidi="ar-SA"/>
               </w:rPr>
               <w:t>Σ (top - bottom)</w:t>
@@ -12410,8 +11736,8 @@
               <w:rPr>
                 <w:rFonts w:eastAsia="Arial" w:cs=""/>
                 <w:kern w:val="0"/>
-                <w:sz w:val="24"/>
-                <w:szCs w:val="24"/>
+                <w:sz w:val="22"/>
+                <w:szCs w:val="22"/>
                 <w:lang w:val="en-US" w:eastAsia="en-US" w:bidi="ar-SA"/>
               </w:rPr>
               <w:t xml:space="preserve"> over all columns’ solid intervals.</w:t>
@@ -12425,64 +11751,49 @@
         </w:trPr>
         <w:tc>
           <w:tcPr>
-            <w:tcW w:w="4377" w:type="dxa"/>
-            <w:tcBorders/>
-          </w:tcPr>
-          <w:p>
-            <w:pPr>
-              <w:pStyle w:val="Compact"/>
-              <w:widowControl/>
-              <w:suppressAutoHyphens w:val="true"/>
-              <w:spacing w:before="36" w:after="36"/>
-              <w:jc w:val="both"/>
-              <w:rPr>
-                <w:rFonts w:ascii="Arial" w:hAnsi="Arial" w:eastAsia="Arial" w:cs=""/>
-                <w:kern w:val="0"/>
-                <w:sz w:val="24"/>
-                <w:szCs w:val="24"/>
+            <w:tcW w:w="3255" w:type="dxa"/>
+            <w:tcBorders/>
+          </w:tcPr>
+          <w:p>
+            <w:pPr>
+              <w:pStyle w:val="TableContents"/>
+              <w:spacing w:before="0" w:after="200"/>
+              <w:rPr>
+                <w:rFonts w:ascii="Arial" w:hAnsi="Arial" w:eastAsia="Arial" w:cs=""/>
+                <w:kern w:val="0"/>
+                <w:lang w:val="en-US" w:eastAsia="en-US" w:bidi="ar-SA"/>
+              </w:rPr>
+            </w:pPr>
+            <w:r>
+              <w:rPr>
+                <w:sz w:val="22"/>
+                <w:szCs w:val="22"/>
+              </w:rPr>
+              <w:t>Net carving time</w:t>
+            </w:r>
+          </w:p>
+        </w:tc>
+        <w:tc>
+          <w:tcPr>
+            <w:tcW w:w="6570" w:type="dxa"/>
+            <w:tcBorders/>
+          </w:tcPr>
+          <w:p>
+            <w:pPr>
+              <w:pStyle w:val="TableContents"/>
+              <w:spacing w:before="0" w:after="200"/>
+              <w:rPr>
+                <w:rFonts w:ascii="Arial" w:hAnsi="Arial" w:eastAsia="Arial" w:cs=""/>
+                <w:kern w:val="0"/>
                 <w:lang w:val="en-US" w:eastAsia="en-US" w:bidi="ar-SA"/>
               </w:rPr>
             </w:pPr>
             <w:r>
               <w:rPr>
                 <w:rFonts w:eastAsia="Arial" w:cs=""/>
-                <w:b/>
-                <w:bCs/>
-                <w:kern w:val="0"/>
-                <w:sz w:val="24"/>
-                <w:szCs w:val="24"/>
-                <w:lang w:val="en-US" w:eastAsia="en-US" w:bidi="ar-SA"/>
-              </w:rPr>
-              <w:t>Net carving time</w:t>
-            </w:r>
-          </w:p>
-        </w:tc>
-        <w:tc>
-          <w:tcPr>
-            <w:tcW w:w="4378" w:type="dxa"/>
-            <w:tcBorders/>
-          </w:tcPr>
-          <w:p>
-            <w:pPr>
-              <w:pStyle w:val="Compact"/>
-              <w:widowControl/>
-              <w:suppressAutoHyphens w:val="true"/>
-              <w:spacing w:before="36" w:after="36"/>
-              <w:jc w:val="both"/>
-              <w:rPr>
-                <w:rFonts w:ascii="Arial" w:hAnsi="Arial" w:eastAsia="Arial" w:cs=""/>
-                <w:kern w:val="0"/>
-                <w:sz w:val="24"/>
-                <w:szCs w:val="24"/>
-                <w:lang w:val="en-US" w:eastAsia="en-US" w:bidi="ar-SA"/>
-              </w:rPr>
-            </w:pPr>
-            <w:r>
-              <w:rPr>
-                <w:rFonts w:eastAsia="Arial" w:cs=""/>
-                <w:kern w:val="0"/>
-                <w:sz w:val="24"/>
-                <w:szCs w:val="24"/>
+                <w:kern w:val="0"/>
+                <w:sz w:val="22"/>
+                <w:szCs w:val="22"/>
                 <w:lang w:val="en-US" w:eastAsia="en-US" w:bidi="ar-SA"/>
               </w:rPr>
               <w:t xml:space="preserve">GPU carving-loop time, excluding read-back (measured with a </w:t>
@@ -12492,7 +11803,8 @@
                 <w:rStyle w:val="VerbatimChar"/>
                 <w:rFonts w:eastAsia="Arial" w:cs=""/>
                 <w:kern w:val="0"/>
-                <w:szCs w:val="24"/>
+                <w:sz w:val="22"/>
+                <w:szCs w:val="22"/>
                 <w:lang w:val="en-US" w:eastAsia="en-US" w:bidi="ar-SA"/>
               </w:rPr>
               <w:t>glFinish</w:t>
@@ -12501,8 +11813,8 @@
               <w:rPr>
                 <w:rFonts w:eastAsia="Arial" w:cs=""/>
                 <w:kern w:val="0"/>
-                <w:sz w:val="24"/>
-                <w:szCs w:val="24"/>
+                <w:sz w:val="22"/>
+                <w:szCs w:val="22"/>
                 <w:lang w:val="en-US" w:eastAsia="en-US" w:bidi="ar-SA"/>
               </w:rPr>
               <w:t>).</w:t>
@@ -12542,7 +11854,883 @@
         <w:rPr>
           <w:color w:val="000000"/>
         </w:rPr>
-        <w:t>References</w:t>
+        <w:t xml:space="preserve">Appendix </w:t>
+      </w:r>
+      <w:r>
+        <w:rPr>
+          <w:color w:val="000000"/>
+        </w:rPr>
+        <w:t>B</w:t>
+      </w:r>
+      <w:r>
+        <w:rPr>
+          <w:color w:val="000000"/>
+        </w:rPr>
+        <w:t xml:space="preserve">. </w:t>
+      </w:r>
+      <w:r>
+        <w:rPr>
+          <w:color w:val="000000"/>
+        </w:rPr>
+        <w:t>Machining operation renders</w:t>
+      </w:r>
+    </w:p>
+    <w:tbl>
+      <w:tblPr>
+        <w:tblW w:w="10166" w:type="dxa"/>
+        <w:jc w:val="center"/>
+        <w:tblInd w:w="0" w:type="dxa"/>
+        <w:tblLayout w:type="fixed"/>
+        <w:tblCellMar>
+          <w:top w:w="29" w:type="dxa"/>
+          <w:left w:w="29" w:type="dxa"/>
+          <w:bottom w:w="29" w:type="dxa"/>
+          <w:right w:w="29" w:type="dxa"/>
+        </w:tblCellMar>
+      </w:tblPr>
+      <w:tblGrid>
+        <w:gridCol w:w="3388"/>
+        <w:gridCol w:w="3389"/>
+        <w:gridCol w:w="3389"/>
+      </w:tblGrid>
+      <w:tr>
+        <w:trPr>
+          <w:trHeight w:val="3413" w:hRule="exact"/>
+        </w:trPr>
+        <w:tc>
+          <w:tcPr>
+            <w:tcW w:w="3388" w:type="dxa"/>
+            <w:tcBorders/>
+            <w:vAlign w:val="center"/>
+          </w:tcPr>
+          <w:p>
+            <w:pPr>
+              <w:pStyle w:val="TableContents"/>
+              <w:widowControl w:val="false"/>
+              <w:suppressLineNumbers/>
+              <w:spacing w:before="0" w:after="200"/>
+              <w:rPr/>
+            </w:pPr>
+            <w:r>
+              <w:rPr/>
+              <w:drawing>
+                <wp:inline distT="0" distB="0" distL="0" distR="0">
+                  <wp:extent cx="2103120" cy="2103120"/>
+                  <wp:effectExtent l="0" t="0" r="0" b="0"/>
+                  <wp:docPr id="9" name="Image9"/>
+                  <wp:cNvGraphicFramePr>
+                    <a:graphicFrameLocks xmlns:a="http://schemas.openxmlformats.org/drawingml/2006/main" noChangeAspect="1"/>
+                  </wp:cNvGraphicFramePr>
+                  <a:graphic xmlns:a="http://schemas.openxmlformats.org/drawingml/2006/main">
+                    <a:graphicData uri="http://schemas.openxmlformats.org/drawingml/2006/picture">
+                      <pic:pic xmlns:pic="http://schemas.openxmlformats.org/drawingml/2006/picture">
+                        <pic:nvPicPr>
+                          <pic:cNvPr id="9" name="Image9"/>
+                          <pic:cNvPicPr>
+                            <a:picLocks noChangeAspect="1" noChangeArrowheads="1"/>
+                          </pic:cNvPicPr>
+                        </pic:nvPicPr>
+                        <pic:blipFill>
+                          <a:blip r:embed="rId18"/>
+                          <a:stretch>
+                            <a:fillRect/>
+                          </a:stretch>
+                        </pic:blipFill>
+                        <pic:spPr bwMode="auto">
+                          <a:xfrm>
+                            <a:off x="0" y="0"/>
+                            <a:ext cx="2103120" cy="2103120"/>
+                          </a:xfrm>
+                          <a:prstGeom prst="rect">
+                            <a:avLst/>
+                          </a:prstGeom>
+                          <a:noFill/>
+                        </pic:spPr>
+                      </pic:pic>
+                    </a:graphicData>
+                  </a:graphic>
+                </wp:inline>
+              </w:drawing>
+            </w:r>
+          </w:p>
+        </w:tc>
+        <w:tc>
+          <w:tcPr>
+            <w:tcW w:w="3389" w:type="dxa"/>
+            <w:tcBorders/>
+            <w:vAlign w:val="center"/>
+          </w:tcPr>
+          <w:p>
+            <w:pPr>
+              <w:pStyle w:val="TableContents"/>
+              <w:widowControl w:val="false"/>
+              <w:suppressLineNumbers/>
+              <w:spacing w:before="0" w:after="200"/>
+              <w:rPr/>
+            </w:pPr>
+            <w:r>
+              <w:rPr/>
+              <w:drawing>
+                <wp:inline distT="0" distB="0" distL="0" distR="0">
+                  <wp:extent cx="2103120" cy="2103120"/>
+                  <wp:effectExtent l="0" t="0" r="0" b="0"/>
+                  <wp:docPr id="10" name="Image10"/>
+                  <wp:cNvGraphicFramePr>
+                    <a:graphicFrameLocks xmlns:a="http://schemas.openxmlformats.org/drawingml/2006/main" noChangeAspect="1"/>
+                  </wp:cNvGraphicFramePr>
+                  <a:graphic xmlns:a="http://schemas.openxmlformats.org/drawingml/2006/main">
+                    <a:graphicData uri="http://schemas.openxmlformats.org/drawingml/2006/picture">
+                      <pic:pic xmlns:pic="http://schemas.openxmlformats.org/drawingml/2006/picture">
+                        <pic:nvPicPr>
+                          <pic:cNvPr id="10" name="Image10"/>
+                          <pic:cNvPicPr>
+                            <a:picLocks noChangeAspect="1" noChangeArrowheads="1"/>
+                          </pic:cNvPicPr>
+                        </pic:nvPicPr>
+                        <pic:blipFill>
+                          <a:blip r:embed="rId19"/>
+                          <a:stretch>
+                            <a:fillRect/>
+                          </a:stretch>
+                        </pic:blipFill>
+                        <pic:spPr bwMode="auto">
+                          <a:xfrm>
+                            <a:off x="0" y="0"/>
+                            <a:ext cx="2103120" cy="2103120"/>
+                          </a:xfrm>
+                          <a:prstGeom prst="rect">
+                            <a:avLst/>
+                          </a:prstGeom>
+                          <a:noFill/>
+                        </pic:spPr>
+                      </pic:pic>
+                    </a:graphicData>
+                  </a:graphic>
+                </wp:inline>
+              </w:drawing>
+            </w:r>
+          </w:p>
+        </w:tc>
+        <w:tc>
+          <w:tcPr>
+            <w:tcW w:w="3389" w:type="dxa"/>
+            <w:tcBorders/>
+            <w:vAlign w:val="center"/>
+          </w:tcPr>
+          <w:p>
+            <w:pPr>
+              <w:pStyle w:val="TableContents"/>
+              <w:widowControl w:val="false"/>
+              <w:suppressLineNumbers/>
+              <w:spacing w:before="0" w:after="200"/>
+              <w:rPr/>
+            </w:pPr>
+            <w:r>
+              <w:rPr/>
+              <w:drawing>
+                <wp:inline distT="0" distB="0" distL="0" distR="0">
+                  <wp:extent cx="2103120" cy="2103120"/>
+                  <wp:effectExtent l="0" t="0" r="0" b="0"/>
+                  <wp:docPr id="11" name="Image11"/>
+                  <wp:cNvGraphicFramePr>
+                    <a:graphicFrameLocks xmlns:a="http://schemas.openxmlformats.org/drawingml/2006/main" noChangeAspect="1"/>
+                  </wp:cNvGraphicFramePr>
+                  <a:graphic xmlns:a="http://schemas.openxmlformats.org/drawingml/2006/main">
+                    <a:graphicData uri="http://schemas.openxmlformats.org/drawingml/2006/picture">
+                      <pic:pic xmlns:pic="http://schemas.openxmlformats.org/drawingml/2006/picture">
+                        <pic:nvPicPr>
+                          <pic:cNvPr id="11" name="Image11"/>
+                          <pic:cNvPicPr>
+                            <a:picLocks noChangeAspect="1" noChangeArrowheads="1"/>
+                          </pic:cNvPicPr>
+                        </pic:nvPicPr>
+                        <pic:blipFill>
+                          <a:blip r:embed="rId20"/>
+                          <a:stretch>
+                            <a:fillRect/>
+                          </a:stretch>
+                        </pic:blipFill>
+                        <pic:spPr bwMode="auto">
+                          <a:xfrm>
+                            <a:off x="0" y="0"/>
+                            <a:ext cx="2103120" cy="2103120"/>
+                          </a:xfrm>
+                          <a:prstGeom prst="rect">
+                            <a:avLst/>
+                          </a:prstGeom>
+                          <a:noFill/>
+                        </pic:spPr>
+                      </pic:pic>
+                    </a:graphicData>
+                  </a:graphic>
+                </wp:inline>
+              </w:drawing>
+            </w:r>
+          </w:p>
+        </w:tc>
+      </w:tr>
+      <w:tr>
+        <w:trPr>
+          <w:trHeight w:val="403" w:hRule="exact"/>
+        </w:trPr>
+        <w:tc>
+          <w:tcPr>
+            <w:tcW w:w="3388" w:type="dxa"/>
+            <w:tcBorders/>
+            <w:vAlign w:val="center"/>
+          </w:tcPr>
+          <w:p>
+            <w:pPr>
+              <w:pStyle w:val="TableContents"/>
+              <w:spacing w:before="0" w:after="200"/>
+              <w:jc w:val="center"/>
+              <w:rPr/>
+            </w:pPr>
+            <w:r>
+              <w:rPr/>
+              <w:t>square_600.gcode</w:t>
+            </w:r>
+          </w:p>
+        </w:tc>
+        <w:tc>
+          <w:tcPr>
+            <w:tcW w:w="3389" w:type="dxa"/>
+            <w:tcBorders/>
+            <w:vAlign w:val="center"/>
+          </w:tcPr>
+          <w:p>
+            <w:pPr>
+              <w:pStyle w:val="TableContents"/>
+              <w:spacing w:before="0" w:after="200"/>
+              <w:jc w:val="center"/>
+              <w:rPr/>
+            </w:pPr>
+            <w:r>
+              <w:rPr/>
+              <w:t>diagonal_cut.gcode</w:t>
+            </w:r>
+          </w:p>
+        </w:tc>
+        <w:tc>
+          <w:tcPr>
+            <w:tcW w:w="3389" w:type="dxa"/>
+            <w:tcBorders/>
+            <w:vAlign w:val="center"/>
+          </w:tcPr>
+          <w:p>
+            <w:pPr>
+              <w:pStyle w:val="TableContents"/>
+              <w:spacing w:before="0" w:after="200"/>
+              <w:jc w:val="center"/>
+              <w:rPr/>
+            </w:pPr>
+            <w:r>
+              <w:rPr/>
+              <w:t>air_moves.gcode</w:t>
+            </w:r>
+          </w:p>
+        </w:tc>
+      </w:tr>
+      <w:tr>
+        <w:trPr>
+          <w:trHeight w:val="3413" w:hRule="exact"/>
+        </w:trPr>
+        <w:tc>
+          <w:tcPr>
+            <w:tcW w:w="3388" w:type="dxa"/>
+            <w:tcBorders/>
+            <w:vAlign w:val="center"/>
+          </w:tcPr>
+          <w:p>
+            <w:pPr>
+              <w:pStyle w:val="TableContents"/>
+              <w:widowControl w:val="false"/>
+              <w:suppressLineNumbers/>
+              <w:spacing w:before="0" w:after="200"/>
+              <w:rPr/>
+            </w:pPr>
+            <w:r>
+              <w:rPr/>
+              <w:drawing>
+                <wp:anchor distT="0" distB="0" distL="0" distR="0" simplePos="0" relativeHeight="13" behindDoc="0" locked="0" layoutInCell="0" allowOverlap="1">
+                  <wp:simplePos x="0" y="0"/>
+                  <wp:positionH relativeFrom="column">
+                    <wp:align>center</wp:align>
+                  </wp:positionH>
+                  <wp:positionV relativeFrom="paragraph">
+                    <wp:posOffset>635</wp:posOffset>
+                  </wp:positionV>
+                  <wp:extent cx="2115185" cy="2115185"/>
+                  <wp:effectExtent l="0" t="0" r="0" b="0"/>
+                  <wp:wrapSquare wrapText="largest"/>
+                  <wp:docPr id="12" name="Image12"/>
+                  <wp:cNvGraphicFramePr>
+                    <a:graphicFrameLocks xmlns:a="http://schemas.openxmlformats.org/drawingml/2006/main" noChangeAspect="1"/>
+                  </wp:cNvGraphicFramePr>
+                  <a:graphic xmlns:a="http://schemas.openxmlformats.org/drawingml/2006/main">
+                    <a:graphicData uri="http://schemas.openxmlformats.org/drawingml/2006/picture">
+                      <pic:pic xmlns:pic="http://schemas.openxmlformats.org/drawingml/2006/picture">
+                        <pic:nvPicPr>
+                          <pic:cNvPr id="12" name="Image12"/>
+                          <pic:cNvPicPr>
+                            <a:picLocks noChangeAspect="1" noChangeArrowheads="1"/>
+                          </pic:cNvPicPr>
+                        </pic:nvPicPr>
+                        <pic:blipFill>
+                          <a:blip r:embed="rId21"/>
+                          <a:stretch>
+                            <a:fillRect/>
+                          </a:stretch>
+                        </pic:blipFill>
+                        <pic:spPr bwMode="auto">
+                          <a:xfrm>
+                            <a:off x="0" y="0"/>
+                            <a:ext cx="2115185" cy="2115185"/>
+                          </a:xfrm>
+                          <a:prstGeom prst="rect">
+                            <a:avLst/>
+                          </a:prstGeom>
+                          <a:noFill/>
+                        </pic:spPr>
+                      </pic:pic>
+                    </a:graphicData>
+                  </a:graphic>
+                </wp:anchor>
+              </w:drawing>
+            </w:r>
+          </w:p>
+        </w:tc>
+        <w:tc>
+          <w:tcPr>
+            <w:tcW w:w="3389" w:type="dxa"/>
+            <w:tcBorders/>
+            <w:vAlign w:val="center"/>
+          </w:tcPr>
+          <w:p>
+            <w:pPr>
+              <w:pStyle w:val="TableContents"/>
+              <w:widowControl w:val="false"/>
+              <w:suppressLineNumbers/>
+              <w:spacing w:before="0" w:after="200"/>
+              <w:rPr/>
+            </w:pPr>
+            <w:r>
+              <w:rPr/>
+              <w:drawing>
+                <wp:anchor distT="0" distB="0" distL="0" distR="0" simplePos="0" relativeHeight="14" behindDoc="0" locked="0" layoutInCell="0" allowOverlap="1">
+                  <wp:simplePos x="0" y="0"/>
+                  <wp:positionH relativeFrom="column">
+                    <wp:align>center</wp:align>
+                  </wp:positionH>
+                  <wp:positionV relativeFrom="paragraph">
+                    <wp:posOffset>635</wp:posOffset>
+                  </wp:positionV>
+                  <wp:extent cx="2115185" cy="2115185"/>
+                  <wp:effectExtent l="0" t="0" r="0" b="0"/>
+                  <wp:wrapSquare wrapText="largest"/>
+                  <wp:docPr id="13" name="Image13"/>
+                  <wp:cNvGraphicFramePr>
+                    <a:graphicFrameLocks xmlns:a="http://schemas.openxmlformats.org/drawingml/2006/main" noChangeAspect="1"/>
+                  </wp:cNvGraphicFramePr>
+                  <a:graphic xmlns:a="http://schemas.openxmlformats.org/drawingml/2006/main">
+                    <a:graphicData uri="http://schemas.openxmlformats.org/drawingml/2006/picture">
+                      <pic:pic xmlns:pic="http://schemas.openxmlformats.org/drawingml/2006/picture">
+                        <pic:nvPicPr>
+                          <pic:cNvPr id="13" name="Image13"/>
+                          <pic:cNvPicPr>
+                            <a:picLocks noChangeAspect="1" noChangeArrowheads="1"/>
+                          </pic:cNvPicPr>
+                        </pic:nvPicPr>
+                        <pic:blipFill>
+                          <a:blip r:embed="rId22"/>
+                          <a:stretch>
+                            <a:fillRect/>
+                          </a:stretch>
+                        </pic:blipFill>
+                        <pic:spPr bwMode="auto">
+                          <a:xfrm>
+                            <a:off x="0" y="0"/>
+                            <a:ext cx="2115185" cy="2115185"/>
+                          </a:xfrm>
+                          <a:prstGeom prst="rect">
+                            <a:avLst/>
+                          </a:prstGeom>
+                          <a:noFill/>
+                        </pic:spPr>
+                      </pic:pic>
+                    </a:graphicData>
+                  </a:graphic>
+                </wp:anchor>
+              </w:drawing>
+            </w:r>
+          </w:p>
+        </w:tc>
+        <w:tc>
+          <w:tcPr>
+            <w:tcW w:w="3389" w:type="dxa"/>
+            <w:tcBorders/>
+            <w:vAlign w:val="center"/>
+          </w:tcPr>
+          <w:p>
+            <w:pPr>
+              <w:pStyle w:val="TableContents"/>
+              <w:widowControl w:val="false"/>
+              <w:suppressLineNumbers/>
+              <w:spacing w:before="0" w:after="200"/>
+              <w:rPr/>
+            </w:pPr>
+            <w:r>
+              <w:rPr/>
+              <w:drawing>
+                <wp:anchor distT="0" distB="0" distL="0" distR="0" simplePos="0" relativeHeight="15" behindDoc="0" locked="0" layoutInCell="0" allowOverlap="1">
+                  <wp:simplePos x="0" y="0"/>
+                  <wp:positionH relativeFrom="column">
+                    <wp:align>center</wp:align>
+                  </wp:positionH>
+                  <wp:positionV relativeFrom="paragraph">
+                    <wp:posOffset>635</wp:posOffset>
+                  </wp:positionV>
+                  <wp:extent cx="2115185" cy="2115185"/>
+                  <wp:effectExtent l="0" t="0" r="0" b="0"/>
+                  <wp:wrapSquare wrapText="largest"/>
+                  <wp:docPr id="14" name="Image14"/>
+                  <wp:cNvGraphicFramePr>
+                    <a:graphicFrameLocks xmlns:a="http://schemas.openxmlformats.org/drawingml/2006/main" noChangeAspect="1"/>
+                  </wp:cNvGraphicFramePr>
+                  <a:graphic xmlns:a="http://schemas.openxmlformats.org/drawingml/2006/main">
+                    <a:graphicData uri="http://schemas.openxmlformats.org/drawingml/2006/picture">
+                      <pic:pic xmlns:pic="http://schemas.openxmlformats.org/drawingml/2006/picture">
+                        <pic:nvPicPr>
+                          <pic:cNvPr id="14" name="Image14"/>
+                          <pic:cNvPicPr>
+                            <a:picLocks noChangeAspect="1" noChangeArrowheads="1"/>
+                          </pic:cNvPicPr>
+                        </pic:nvPicPr>
+                        <pic:blipFill>
+                          <a:blip r:embed="rId23"/>
+                          <a:stretch>
+                            <a:fillRect/>
+                          </a:stretch>
+                        </pic:blipFill>
+                        <pic:spPr bwMode="auto">
+                          <a:xfrm>
+                            <a:off x="0" y="0"/>
+                            <a:ext cx="2115185" cy="2115185"/>
+                          </a:xfrm>
+                          <a:prstGeom prst="rect">
+                            <a:avLst/>
+                          </a:prstGeom>
+                          <a:noFill/>
+                        </pic:spPr>
+                      </pic:pic>
+                    </a:graphicData>
+                  </a:graphic>
+                </wp:anchor>
+              </w:drawing>
+            </w:r>
+          </w:p>
+        </w:tc>
+      </w:tr>
+      <w:tr>
+        <w:trPr>
+          <w:trHeight w:val="403" w:hRule="exact"/>
+        </w:trPr>
+        <w:tc>
+          <w:tcPr>
+            <w:tcW w:w="3388" w:type="dxa"/>
+            <w:tcBorders/>
+            <w:vAlign w:val="center"/>
+          </w:tcPr>
+          <w:p>
+            <w:pPr>
+              <w:pStyle w:val="TableContents"/>
+              <w:spacing w:before="0" w:after="200"/>
+              <w:jc w:val="center"/>
+              <w:rPr/>
+            </w:pPr>
+            <w:r>
+              <w:rPr/>
+              <w:t>contour.gcode</w:t>
+            </w:r>
+          </w:p>
+        </w:tc>
+        <w:tc>
+          <w:tcPr>
+            <w:tcW w:w="3389" w:type="dxa"/>
+            <w:tcBorders/>
+            <w:vAlign w:val="center"/>
+          </w:tcPr>
+          <w:p>
+            <w:pPr>
+              <w:pStyle w:val="TableContents"/>
+              <w:spacing w:before="0" w:after="200"/>
+              <w:jc w:val="center"/>
+              <w:rPr/>
+            </w:pPr>
+            <w:r>
+              <w:rPr/>
+              <w:t>pocket_axis.gcode</w:t>
+            </w:r>
+          </w:p>
+        </w:tc>
+        <w:tc>
+          <w:tcPr>
+            <w:tcW w:w="3389" w:type="dxa"/>
+            <w:tcBorders/>
+            <w:vAlign w:val="center"/>
+          </w:tcPr>
+          <w:p>
+            <w:pPr>
+              <w:pStyle w:val="TableContents"/>
+              <w:spacing w:before="0" w:after="200"/>
+              <w:jc w:val="center"/>
+              <w:rPr/>
+            </w:pPr>
+            <w:r>
+              <w:rPr/>
+              <w:t>raster_45.gcode</w:t>
+            </w:r>
+          </w:p>
+        </w:tc>
+      </w:tr>
+      <w:tr>
+        <w:trPr>
+          <w:trHeight w:val="3413" w:hRule="exact"/>
+        </w:trPr>
+        <w:tc>
+          <w:tcPr>
+            <w:tcW w:w="3388" w:type="dxa"/>
+            <w:tcBorders/>
+            <w:vAlign w:val="center"/>
+          </w:tcPr>
+          <w:p>
+            <w:pPr>
+              <w:pStyle w:val="TableContents"/>
+              <w:widowControl w:val="false"/>
+              <w:suppressLineNumbers/>
+              <w:spacing w:before="0" w:after="200"/>
+              <w:rPr/>
+            </w:pPr>
+            <w:r>
+              <w:rPr/>
+              <w:drawing>
+                <wp:anchor distT="0" distB="0" distL="0" distR="0" simplePos="0" relativeHeight="16" behindDoc="0" locked="0" layoutInCell="0" allowOverlap="1">
+                  <wp:simplePos x="0" y="0"/>
+                  <wp:positionH relativeFrom="column">
+                    <wp:align>center</wp:align>
+                  </wp:positionH>
+                  <wp:positionV relativeFrom="paragraph">
+                    <wp:posOffset>635</wp:posOffset>
+                  </wp:positionV>
+                  <wp:extent cx="2115185" cy="2115185"/>
+                  <wp:effectExtent l="0" t="0" r="0" b="0"/>
+                  <wp:wrapSquare wrapText="largest"/>
+                  <wp:docPr id="15" name="Image15"/>
+                  <wp:cNvGraphicFramePr>
+                    <a:graphicFrameLocks xmlns:a="http://schemas.openxmlformats.org/drawingml/2006/main" noChangeAspect="1"/>
+                  </wp:cNvGraphicFramePr>
+                  <a:graphic xmlns:a="http://schemas.openxmlformats.org/drawingml/2006/main">
+                    <a:graphicData uri="http://schemas.openxmlformats.org/drawingml/2006/picture">
+                      <pic:pic xmlns:pic="http://schemas.openxmlformats.org/drawingml/2006/picture">
+                        <pic:nvPicPr>
+                          <pic:cNvPr id="15" name="Image15"/>
+                          <pic:cNvPicPr>
+                            <a:picLocks noChangeAspect="1" noChangeArrowheads="1"/>
+                          </pic:cNvPicPr>
+                        </pic:nvPicPr>
+                        <pic:blipFill>
+                          <a:blip r:embed="rId24"/>
+                          <a:stretch>
+                            <a:fillRect/>
+                          </a:stretch>
+                        </pic:blipFill>
+                        <pic:spPr bwMode="auto">
+                          <a:xfrm>
+                            <a:off x="0" y="0"/>
+                            <a:ext cx="2115185" cy="2115185"/>
+                          </a:xfrm>
+                          <a:prstGeom prst="rect">
+                            <a:avLst/>
+                          </a:prstGeom>
+                          <a:noFill/>
+                        </pic:spPr>
+                      </pic:pic>
+                    </a:graphicData>
+                  </a:graphic>
+                </wp:anchor>
+              </w:drawing>
+            </w:r>
+          </w:p>
+        </w:tc>
+        <w:tc>
+          <w:tcPr>
+            <w:tcW w:w="3389" w:type="dxa"/>
+            <w:tcBorders/>
+            <w:vAlign w:val="center"/>
+          </w:tcPr>
+          <w:p>
+            <w:pPr>
+              <w:pStyle w:val="TableContents"/>
+              <w:widowControl w:val="false"/>
+              <w:suppressLineNumbers/>
+              <w:spacing w:before="0" w:after="200"/>
+              <w:rPr/>
+            </w:pPr>
+            <w:r>
+              <w:rPr/>
+              <w:drawing>
+                <wp:anchor distT="0" distB="0" distL="0" distR="0" simplePos="0" relativeHeight="17" behindDoc="0" locked="0" layoutInCell="0" allowOverlap="1">
+                  <wp:simplePos x="0" y="0"/>
+                  <wp:positionH relativeFrom="column">
+                    <wp:align>center</wp:align>
+                  </wp:positionH>
+                  <wp:positionV relativeFrom="paragraph">
+                    <wp:posOffset>635</wp:posOffset>
+                  </wp:positionV>
+                  <wp:extent cx="2115185" cy="2115185"/>
+                  <wp:effectExtent l="0" t="0" r="0" b="0"/>
+                  <wp:wrapSquare wrapText="largest"/>
+                  <wp:docPr id="16" name="Image16"/>
+                  <wp:cNvGraphicFramePr>
+                    <a:graphicFrameLocks xmlns:a="http://schemas.openxmlformats.org/drawingml/2006/main" noChangeAspect="1"/>
+                  </wp:cNvGraphicFramePr>
+                  <a:graphic xmlns:a="http://schemas.openxmlformats.org/drawingml/2006/main">
+                    <a:graphicData uri="http://schemas.openxmlformats.org/drawingml/2006/picture">
+                      <pic:pic xmlns:pic="http://schemas.openxmlformats.org/drawingml/2006/picture">
+                        <pic:nvPicPr>
+                          <pic:cNvPr id="16" name="Image16"/>
+                          <pic:cNvPicPr>
+                            <a:picLocks noChangeAspect="1" noChangeArrowheads="1"/>
+                          </pic:cNvPicPr>
+                        </pic:nvPicPr>
+                        <pic:blipFill>
+                          <a:blip r:embed="rId25"/>
+                          <a:stretch>
+                            <a:fillRect/>
+                          </a:stretch>
+                        </pic:blipFill>
+                        <pic:spPr bwMode="auto">
+                          <a:xfrm>
+                            <a:off x="0" y="0"/>
+                            <a:ext cx="2115185" cy="2115185"/>
+                          </a:xfrm>
+                          <a:prstGeom prst="rect">
+                            <a:avLst/>
+                          </a:prstGeom>
+                          <a:noFill/>
+                        </pic:spPr>
+                      </pic:pic>
+                    </a:graphicData>
+                  </a:graphic>
+                </wp:anchor>
+              </w:drawing>
+            </w:r>
+          </w:p>
+        </w:tc>
+        <w:tc>
+          <w:tcPr>
+            <w:tcW w:w="3389" w:type="dxa"/>
+            <w:tcBorders/>
+            <w:vAlign w:val="center"/>
+          </w:tcPr>
+          <w:p>
+            <w:pPr>
+              <w:pStyle w:val="TableContents"/>
+              <w:widowControl w:val="false"/>
+              <w:suppressLineNumbers/>
+              <w:spacing w:before="0" w:after="200"/>
+              <w:rPr/>
+            </w:pPr>
+            <w:r>
+              <w:rPr/>
+              <w:drawing>
+                <wp:anchor distT="0" distB="0" distL="0" distR="0" simplePos="0" relativeHeight="18" behindDoc="0" locked="0" layoutInCell="0" allowOverlap="1">
+                  <wp:simplePos x="0" y="0"/>
+                  <wp:positionH relativeFrom="column">
+                    <wp:align>center</wp:align>
+                  </wp:positionH>
+                  <wp:positionV relativeFrom="paragraph">
+                    <wp:posOffset>635</wp:posOffset>
+                  </wp:positionV>
+                  <wp:extent cx="2115185" cy="2115185"/>
+                  <wp:effectExtent l="0" t="0" r="0" b="0"/>
+                  <wp:wrapSquare wrapText="largest"/>
+                  <wp:docPr id="17" name="Image17"/>
+                  <wp:cNvGraphicFramePr>
+                    <a:graphicFrameLocks xmlns:a="http://schemas.openxmlformats.org/drawingml/2006/main" noChangeAspect="1"/>
+                  </wp:cNvGraphicFramePr>
+                  <a:graphic xmlns:a="http://schemas.openxmlformats.org/drawingml/2006/main">
+                    <a:graphicData uri="http://schemas.openxmlformats.org/drawingml/2006/picture">
+                      <pic:pic xmlns:pic="http://schemas.openxmlformats.org/drawingml/2006/picture">
+                        <pic:nvPicPr>
+                          <pic:cNvPr id="17" name="Image17"/>
+                          <pic:cNvPicPr>
+                            <a:picLocks noChangeAspect="1" noChangeArrowheads="1"/>
+                          </pic:cNvPicPr>
+                        </pic:nvPicPr>
+                        <pic:blipFill>
+                          <a:blip r:embed="rId26"/>
+                          <a:stretch>
+                            <a:fillRect/>
+                          </a:stretch>
+                        </pic:blipFill>
+                        <pic:spPr bwMode="auto">
+                          <a:xfrm>
+                            <a:off x="0" y="0"/>
+                            <a:ext cx="2115185" cy="2115185"/>
+                          </a:xfrm>
+                          <a:prstGeom prst="rect">
+                            <a:avLst/>
+                          </a:prstGeom>
+                          <a:noFill/>
+                        </pic:spPr>
+                      </pic:pic>
+                    </a:graphicData>
+                  </a:graphic>
+                </wp:anchor>
+              </w:drawing>
+            </w:r>
+          </w:p>
+        </w:tc>
+      </w:tr>
+      <w:tr>
+        <w:trPr>
+          <w:trHeight w:val="403" w:hRule="exact"/>
+        </w:trPr>
+        <w:tc>
+          <w:tcPr>
+            <w:tcW w:w="3388" w:type="dxa"/>
+            <w:tcBorders/>
+            <w:vAlign w:val="center"/>
+          </w:tcPr>
+          <w:p>
+            <w:pPr>
+              <w:pStyle w:val="TableContents"/>
+              <w:spacing w:before="0" w:after="200"/>
+              <w:jc w:val="center"/>
+              <w:rPr/>
+            </w:pPr>
+            <w:r>
+              <w:rPr/>
+              <w:t>Rapids.gcode</w:t>
+            </w:r>
+          </w:p>
+        </w:tc>
+        <w:tc>
+          <w:tcPr>
+            <w:tcW w:w="3389" w:type="dxa"/>
+            <w:tcBorders/>
+            <w:vAlign w:val="center"/>
+          </w:tcPr>
+          <w:p>
+            <w:pPr>
+              <w:pStyle w:val="TableContents"/>
+              <w:spacing w:before="0" w:after="200"/>
+              <w:jc w:val="center"/>
+              <w:rPr/>
+            </w:pPr>
+            <w:r>
+              <w:rPr/>
+              <w:t>localized.gcode</w:t>
+            </w:r>
+          </w:p>
+        </w:tc>
+        <w:tc>
+          <w:tcPr>
+            <w:tcW w:w="3389" w:type="dxa"/>
+            <w:tcBorders/>
+            <w:vAlign w:val="center"/>
+          </w:tcPr>
+          <w:p>
+            <w:pPr>
+              <w:pStyle w:val="TableContents"/>
+              <w:spacing w:before="0" w:after="200"/>
+              <w:jc w:val="center"/>
+              <w:rPr/>
+            </w:pPr>
+            <w:r>
+              <w:rPr/>
+              <w:t>finishing.gcode</w:t>
+            </w:r>
+          </w:p>
+        </w:tc>
+      </w:tr>
+    </w:tbl>
+    <w:p>
+      <w:pPr>
+        <w:pStyle w:val="BodyText"/>
+        <w:jc w:val="both"/>
+        <w:rPr>
+          <w:color w:val="000000"/>
+        </w:rPr>
+      </w:pPr>
+      <w:r>
+        <w:rPr>
+          <w:color w:val="000000"/>
+        </w:rPr>
+      </w:r>
+    </w:p>
+    <w:p>
+      <w:pPr>
+        <w:pStyle w:val="BodyText"/>
+        <w:jc w:val="both"/>
+        <w:rPr>
+          <w:color w:val="000000"/>
+        </w:rPr>
+      </w:pPr>
+      <w:r>
+        <w:rPr>
+          <w:color w:val="000000"/>
+        </w:rPr>
+      </w:r>
+    </w:p>
+    <w:p>
+      <w:pPr>
+        <w:pStyle w:val="BodyText"/>
+        <w:jc w:val="both"/>
+        <w:rPr>
+          <w:color w:val="000000"/>
+        </w:rPr>
+      </w:pPr>
+      <w:r>
+        <w:rPr>
+          <w:color w:val="000000"/>
+        </w:rPr>
+      </w:r>
+    </w:p>
+    <w:p>
+      <w:pPr>
+        <w:pStyle w:val="BodyText"/>
+        <w:jc w:val="both"/>
+        <w:rPr>
+          <w:color w:val="000000"/>
+        </w:rPr>
+      </w:pPr>
+      <w:r>
+        <w:rPr>
+          <w:color w:val="000000"/>
+        </w:rPr>
+      </w:r>
+    </w:p>
+    <w:p>
+      <w:pPr>
+        <w:pStyle w:val="Heading2"/>
+        <w:jc w:val="both"/>
+        <w:rPr>
+          <w:color w:val="000000"/>
+        </w:rPr>
+      </w:pPr>
+      <w:r>
+        <w:rPr>
+          <w:color w:val="000000"/>
+        </w:rPr>
+        <w:t>R</w:t>
+      </w:r>
+      <w:r>
+        <w:rPr>
+          <w:color w:val="000000"/>
+        </w:rPr>
+        <w:t>eferences</w:t>
       </w:r>
     </w:p>
     <w:p>
@@ -12890,7 +13078,7 @@
         </w:rPr>
         <w:t xml:space="preserve">The simulator, the benchmark G-code programs, the voxelised tool models and the scripts that reproduce every table in this paper are openly available at </w:t>
       </w:r>
-      <w:hyperlink r:id="rId18">
+      <w:hyperlink r:id="rId27">
         <w:r>
           <w:rPr>
             <w:rStyle w:val="Hyperlink"/>
@@ -12973,9 +13161,9 @@
       </w:r>
     </w:p>
     <w:sectPr>
-      <w:headerReference w:type="even" r:id="rId19"/>
-      <w:headerReference w:type="default" r:id="rId20"/>
-      <w:headerReference w:type="first" r:id="rId21"/>
+      <w:headerReference w:type="even" r:id="rId28"/>
+      <w:headerReference w:type="default" r:id="rId29"/>
+      <w:headerReference w:type="first" r:id="rId30"/>
       <w:type w:val="nextPage"/>
       <w:pgSz w:w="11906" w:h="16838"/>
       <w:pgMar w:left="1440" w:right="1440" w:gutter="0" w:header="342" w:top="1059" w:footer="0" w:bottom="1440"/>
@@ -15721,7 +15909,7 @@
       <w:suppressLineNumbers/>
     </w:pPr>
     <w:rPr>
-      <w:sz w:val="22"/>
+      <w:sz w:val="20"/>
     </w:rPr>
   </w:style>
   <w:style w:type="paragraph" w:styleId="TableHeading">
